--- a/own-article/paper/en/paper_en_mdpi.docx
+++ b/own-article/paper/en/paper_en_mdpi.docx
@@ -928,20 +928,7 @@
         <w:t xml:space="preserve"> </w:t>
       </w:r>
       <w:r>
-        <w:t xml:space="preserve">problem is termed</w:t>
-      </w:r>
-      <w:r>
-        <w:t xml:space="preserve"> </w:t>
-      </w:r>
-      <w:r>
-        <w:rPr>
-          <w:i/>
-          <w:iCs/>
-        </w:rPr>
-        <w:t xml:space="preserve">objective mismatch</w:t>
-      </w:r>
-      <w:r>
-        <w:t xml:space="preserve">: predictive accuracy can be a poor proxy for</w:t>
+        <w:t xml:space="preserve">problem is termed objective mismatch: predictive accuracy can be a poor proxy for</w:t>
       </w:r>
       <w:r>
         <w:t xml:space="preserve"> </w:t>
@@ -1673,17 +1660,7 @@
         <w:t xml:space="preserve"> </w:t>
       </w:r>
       <w:r>
-        <w:t xml:space="preserve">its stock and tuned configurations – over four held-out test seasons. A</w:t>
-      </w:r>
-      <w:r>
-        <w:t xml:space="preserve"> </w:t>
-      </w:r>
-      <w:r>
-        <w:rPr>
-          <w:i/>
-          <w:iCs/>
-        </w:rPr>
-        <w:t xml:space="preserve">season</w:t>
+        <w:t xml:space="preserve">its stock and tuned configurations – over four held-out test seasons. A season</w:t>
       </w:r>
       <w:r>
         <w:t xml:space="preserve"> </w:t>
@@ -3386,39 +3363,7 @@
         <w:t xml:space="preserve"> </w:t>
       </w:r>
       <w:r>
-        <w:t xml:space="preserve">Survival</w:t>
-      </w:r>
-      <w:r>
-        <w:t xml:space="preserve"> </w:t>
-      </w:r>
-      <w:r>
-        <w:rPr>
-          <w:i/>
-          <w:iCs/>
-        </w:rPr>
-        <w:t xml:space="preserve">gates</w:t>
-      </w:r>
-      <w:r>
-        <w:t xml:space="preserve"> </w:t>
-      </w:r>
-      <w:r>
-        <w:t xml:space="preserve">the outcome but does not</w:t>
-      </w:r>
-      <w:r>
-        <w:t xml:space="preserve"> </w:t>
-      </w:r>
-      <w:r>
-        <w:rPr>
-          <w:i/>
-          <w:iCs/>
-        </w:rPr>
-        <w:t xml:space="preserve">order</w:t>
-      </w:r>
-      <w:r>
-        <w:t xml:space="preserve"> </w:t>
-      </w:r>
-      <w:r>
-        <w:t xml:space="preserve">it: among the two libraries</w:t>
+        <w:t xml:space="preserve">Survival gates the outcome but does not order it: among the two libraries</w:t>
       </w:r>
       <w:r>
         <w:t xml:space="preserve"> </w:t>
@@ -4694,23 +4639,7 @@
         <w:t xml:space="preserve"> </w:t>
       </w:r>
       <w:r>
-        <w:t xml:space="preserve">is</w:t>
-      </w:r>
-      <w:r>
-        <w:t xml:space="preserve"> </w:t>
-      </w:r>
-      <w:r>
-        <w:rPr>
-          <w:i/>
-          <w:iCs/>
-        </w:rPr>
-        <w:t xml:space="preserve">not</w:t>
-      </w:r>
-      <w:r>
-        <w:t xml:space="preserve"> </w:t>
-      </w:r>
-      <w:r>
-        <w:t xml:space="preserve">the scalar the environment returns as its reward: that</w:t>
+        <w:t xml:space="preserve">is not the scalar the environment returns as its reward: that</w:t>
       </w:r>
       <w:r>
         <w:t xml:space="preserve"> </w:t>
@@ -4857,23 +4786,7 @@
         <w:t xml:space="preserve"> </w:t>
       </w:r>
       <w:r>
-        <w:t xml:space="preserve">is reported as a</w:t>
-      </w:r>
-      <w:r>
-        <w:t xml:space="preserve"> </w:t>
-      </w:r>
-      <w:r>
-        <w:rPr>
-          <w:i/>
-          <w:iCs/>
-        </w:rPr>
-        <w:t xml:space="preserve">margin</w:t>
-      </w:r>
-      <w:r>
-        <w:t xml:space="preserve"> </w:t>
-      </w:r>
-      <w:r>
-        <w:t xml:space="preserve">and not as a farm</w:t>
+        <w:t xml:space="preserve">is reported as a margin and not as a farm</w:t>
       </w:r>
       <w:r>
         <w:t xml:space="preserve"> </w:t>
@@ -5109,23 +5022,7 @@
         <w:t xml:space="preserve"> </w:t>
       </w:r>
       <w:r>
-        <w:t xml:space="preserve">penalises humidity only</w:t>
-      </w:r>
-      <w:r>
-        <w:t xml:space="preserve"> </w:t>
-      </w:r>
-      <w:r>
-        <w:rPr>
-          <w:i/>
-          <w:iCs/>
-        </w:rPr>
-        <w:t xml:space="preserve">above</w:t>
-      </w:r>
-      <w:r>
-        <w:t xml:space="preserve"> </w:t>
-      </w:r>
-      <w:r>
-        <w:t xml:space="preserve">85 % and CO</w:t>
+        <w:t xml:space="preserve">penalises humidity only above 85 % and CO</w:t>
       </w:r>
       <m:oMath>
         <m:sSub>
@@ -5145,23 +5042,7 @@
         <w:t xml:space="preserve"> </w:t>
       </w:r>
       <w:r>
-        <w:t xml:space="preserve">only</w:t>
-      </w:r>
-      <w:r>
-        <w:t xml:space="preserve"> </w:t>
-      </w:r>
-      <w:r>
-        <w:rPr>
-          <w:i/>
-          <w:iCs/>
-        </w:rPr>
-        <w:t xml:space="preserve">below</w:t>
-      </w:r>
-      <w:r>
-        <w:t xml:space="preserve"> </w:t>
-      </w:r>
-      <w:r>
-        <w:t xml:space="preserve">a floor, so the</w:t>
+        <w:t xml:space="preserve">only below a floor, so the</w:t>
       </w:r>
       <w:r>
         <w:t xml:space="preserve"> </w:t>
@@ -5231,17 +5112,7 @@
         <w:t xml:space="preserve"> </w:t>
       </w:r>
       <w:r>
-        <w:rPr>
-          <w:i/>
-          <w:iCs/>
-        </w:rPr>
-        <w:t xml:space="preserve">low-threshold</w:t>
-      </w:r>
-      <w:r>
-        <w:t xml:space="preserve"> </w:t>
-      </w:r>
-      <w:r>
-        <w:t xml:space="preserve">SINDy variant is not a reduced first-principles grey box; it is the</w:t>
+        <w:t xml:space="preserve">low-threshold SINDy variant is not a reduced first-principles grey box; it is the</w:t>
       </w:r>
       <w:r>
         <w:t xml:space="preserve"> </w:t>
@@ -5297,23 +5168,7 @@
         <w:t xml:space="preserve"> </w:t>
       </w:r>
       <w:r>
-        <w:t xml:space="preserve">5-day episodes). The rule-based controller is</w:t>
-      </w:r>
-      <w:r>
-        <w:t xml:space="preserve"> </w:t>
-      </w:r>
-      <w:r>
-        <w:rPr>
-          <w:i/>
-          <w:iCs/>
-        </w:rPr>
-        <w:t xml:space="preserve">never queried</w:t>
-      </w:r>
-      <w:r>
-        <w:t xml:space="preserve"> </w:t>
-      </w:r>
-      <w:r>
-        <w:t xml:space="preserve">in that loop: this is</w:t>
+        <w:t xml:space="preserve">5-day episodes). The rule-based controller is never queried in that loop: this is</w:t>
       </w:r>
       <w:r>
         <w:t xml:space="preserve"> </w:t>
@@ -6497,17 +6352,7 @@
         </m:r>
       </m:oMath>
       <w:r>
-        <w:t xml:space="preserve">) at the frozen recipe’s values, and changing</w:t>
-      </w:r>
-      <w:r>
-        <w:t xml:space="preserve"> </w:t>
-      </w:r>
-      <w:r>
-        <w:rPr>
-          <w:i/>
-          <w:iCs/>
-        </w:rPr>
-        <w:t xml:space="preserve">only</w:t>
+        <w:t xml:space="preserve">) at the frozen recipe’s values, and changing only</w:t>
       </w:r>
       <w:r>
         <w:t xml:space="preserve"> </w:t>
@@ -6737,23 +6582,7 @@
         <w:t xml:space="preserve"> </w:t>
       </w:r>
       <w:r>
-        <w:t xml:space="preserve">library ordering behaves</w:t>
-      </w:r>
-      <w:r>
-        <w:t xml:space="preserve"> </w:t>
-      </w:r>
-      <w:r>
-        <w:rPr>
-          <w:i/>
-          <w:iCs/>
-        </w:rPr>
-        <w:t xml:space="preserve">between</w:t>
-      </w:r>
-      <w:r>
-        <w:t xml:space="preserve"> </w:t>
-      </w:r>
-      <w:r>
-        <w:t xml:space="preserve">the endpoints therefore rests on the ensemble arm</w:t>
+        <w:t xml:space="preserve">library ordering behaves between the endpoints therefore rests on the ensemble arm</w:t>
       </w:r>
       <w:r>
         <w:t xml:space="preserve"> </w:t>
@@ -6814,23 +6643,7 @@
         <w:t xml:space="preserve"> </w:t>
       </w:r>
       <w:r>
-        <w:t xml:space="preserve">horizon was</w:t>
-      </w:r>
-      <w:r>
-        <w:t xml:space="preserve"> </w:t>
-      </w:r>
-      <w:r>
-        <w:rPr>
-          <w:i/>
-          <w:iCs/>
-        </w:rPr>
-        <w:t xml:space="preserve">not</w:t>
-      </w:r>
-      <w:r>
-        <w:t xml:space="preserve"> </w:t>
-      </w:r>
-      <w:r>
-        <w:t xml:space="preserve">tuned for any predictive controller either; that asymmetry runs</w:t>
+        <w:t xml:space="preserve">horizon was not tuned for any predictive controller either; that asymmetry runs</w:t>
       </w:r>
       <w:r>
         <w:t xml:space="preserve"> </w:t>
@@ -8041,7 +7854,7 @@
         <w:t xml:space="preserve">2.5. </w:t>
       </w:r>
       <w:r>
-        <w:t xml:space="preserve">Identification ladder and pre-registered open-loop criteria</w:t>
+        <w:t xml:space="preserve">Identification ladder and pre-specified open-loop criteria</w:t>
       </w:r>
     </w:p>
     <w:p>
@@ -8165,7 +7978,7 @@
         <w:t xml:space="preserve"> </w:t>
       </w:r>
       <w:r>
-        <w:t xml:space="preserve">map can be embedded analytically in the MPC. The pre-registration declared two gates,</w:t>
+        <w:t xml:space="preserve">map can be embedded analytically in the MPC. The protocol declared two gates,</w:t>
       </w:r>
       <w:r>
         <w:t xml:space="preserve"> </w:t>
@@ -8201,7 +8014,13 @@
         <w:t xml:space="preserve"> </w:t>
       </w:r>
       <w:r>
-        <w:t xml:space="preserve">embeddability and the 0.05 threshold, 32 of the 72 labels pass.</w:t>
+        <w:t xml:space="preserve">embeddability and the 0.05 threshold, 32 of the 72 labels pass. The protocol that</w:t>
+      </w:r>
+      <w:r>
+        <w:t xml:space="preserve"> </w:t>
+      </w:r>
+      <w:r>
+        <w:t xml:space="preserve">fixed these criteria is included in the archived replication package.</w:t>
       </w:r>
       <w:r>
         <w:t xml:space="preserve"> </w:t>
@@ -10948,23 +10767,7 @@
         <w:t xml:space="preserve"> </w:t>
       </w:r>
       <w:r>
-        <w:t xml:space="preserve">when it was truncated</w:t>
-      </w:r>
-      <w:r>
-        <w:t xml:space="preserve"> </w:t>
-      </w:r>
-      <w:r>
-        <w:rPr>
-          <w:i/>
-          <w:iCs/>
-        </w:rPr>
-        <w:t xml:space="preserve">and</w:t>
-      </w:r>
-      <w:r>
-        <w:t xml:space="preserve"> </w:t>
-      </w:r>
-      <w:r>
-        <w:t xml:space="preserve">exhausted the solver-failure budget, which removes 20 of</w:t>
+        <w:t xml:space="preserve">when it was truncated and exhausted the solver-failure budget, which removes 20 of</w:t>
       </w:r>
       <w:r>
         <w:t xml:space="preserve"> </w:t>
@@ -11502,39 +11305,13 @@
         <w:t xml:space="preserve"> </w:t>
       </w:r>
       <w:r>
-        <w:t xml:space="preserve">measured rather than a measurement. The self-test establishes bit-identity</w:t>
-      </w:r>
-      <w:r>
-        <w:t xml:space="preserve"> </w:t>
-      </w:r>
-      <w:r>
-        <w:rPr>
-          <w:i/>
-          <w:iCs/>
-        </w:rPr>
-        <w:t xml:space="preserve">within</w:t>
-      </w:r>
-      <w:r>
-        <w:t xml:space="preserve"> </w:t>
-      </w:r>
-      <w:r>
-        <w:t xml:space="preserve">one environment. Nothing in the results tree establishes it</w:t>
-      </w:r>
-      <w:r>
-        <w:t xml:space="preserve"> </w:t>
-      </w:r>
-      <w:r>
-        <w:rPr>
-          <w:i/>
-          <w:iCs/>
-        </w:rPr>
-        <w:t xml:space="preserve">across</w:t>
-      </w:r>
-      <w:r>
-        <w:t xml:space="preserve"> </w:t>
-      </w:r>
-      <w:r>
-        <w:t xml:space="preserve">environments,</w:t>
+        <w:t xml:space="preserve">measured rather than a measurement. The self-test establishes bit-identity within</w:t>
+      </w:r>
+      <w:r>
+        <w:t xml:space="preserve"> </w:t>
+      </w:r>
+      <w:r>
+        <w:t xml:space="preserve">one environment. Nothing in the results tree establishes it across environments,</w:t>
       </w:r>
       <w:r>
         <w:t xml:space="preserve"> </w:t>
@@ -11819,20 +11596,7 @@
         <w:t xml:space="preserve"> </w:t>
       </w:r>
       <w:r>
-        <w:t xml:space="preserve">mechanism that makes agreement across operating environments implausible</w:t>
-      </w:r>
-      <w:r>
-        <w:t xml:space="preserve"> </w:t>
-      </w:r>
-      <w:r>
-        <w:rPr>
-          <w:i/>
-          <w:iCs/>
-        </w:rPr>
-        <w:t xml:space="preserve">a priori</w:t>
-      </w:r>
-      <w:r>
-        <w:t xml:space="preserve">.</w:t>
+        <w:t xml:space="preserve">mechanism that makes agreement across operating environments implausible a priori.</w:t>
       </w:r>
       <w:r>
         <w:t xml:space="preserve"> </w:t>
@@ -11994,17 +11758,7 @@
         <w:t xml:space="preserve"> </w:t>
       </w:r>
       <w:r>
-        <w:rPr>
-          <w:i/>
-          <w:iCs/>
-        </w:rPr>
-        <w:t xml:space="preserve">not</w:t>
-      </w:r>
-      <w:r>
-        <w:t xml:space="preserve"> </w:t>
-      </w:r>
-      <w:r>
-        <w:t xml:space="preserve">the experimental variant; variants are identified by the per-row</w:t>
+        <w:t xml:space="preserve">not the experimental variant; variants are identified by the per-row</w:t>
       </w:r>
       <w:r>
         <w:t xml:space="preserve"> </w:t>
@@ -12040,23 +11794,7 @@
         <w:t xml:space="preserve"> </w:t>
       </w:r>
       <w:r>
-        <w:t xml:space="preserve">appear: the original stage cost, and the</w:t>
-      </w:r>
-      <w:r>
-        <w:t xml:space="preserve"> </w:t>
-      </w:r>
-      <w:r>
-        <w:rPr>
-          <w:i/>
-          <w:iCs/>
-        </w:rPr>
-        <w:t xml:space="preserve">priced</w:t>
-      </w:r>
-      <w:r>
-        <w:t xml:space="preserve"> </w:t>
-      </w:r>
-      <w:r>
-        <w:t xml:space="preserve">stage cost, in which the actuator</w:t>
+        <w:t xml:space="preserve">appear: the original stage cost, and the priced stage cost, in which the actuator</w:t>
       </w:r>
       <w:r>
         <w:t xml:space="preserve"> </w:t>
@@ -12798,23 +12536,7 @@
         <w:t xml:space="preserve"> </w:t>
       </w:r>
       <w:r>
-        <w:t xml:space="preserve">reproduces on a held-out year (below). It does</w:t>
-      </w:r>
-      <w:r>
-        <w:t xml:space="preserve"> </w:t>
-      </w:r>
-      <w:r>
-        <w:rPr>
-          <w:i/>
-          <w:iCs/>
-        </w:rPr>
-        <w:t xml:space="preserve">not</w:t>
-      </w:r>
-      <w:r>
-        <w:t xml:space="preserve"> </w:t>
-      </w:r>
-      <w:r>
-        <w:t xml:space="preserve">transfer to the closed loop. The</w:t>
+        <w:t xml:space="preserve">reproduces on a held-out year (below). It does not transfer to the closed loop. The</w:t>
       </w:r>
       <w:r>
         <w:t xml:space="preserve"> </w:t>
@@ -13145,34 +12867,13 @@
         <w:t xml:space="preserve"> </w:t>
       </w:r>
       <w:r>
-        <w:t xml:space="preserve">The supportable statement is therefore:</w:t>
-      </w:r>
-      <w:r>
-        <w:t xml:space="preserve"> </w:t>
-      </w:r>
-      <w:r>
-        <w:rPr>
-          <w:i/>
-          <w:iCs/>
-        </w:rPr>
-        <w:t xml:space="preserve">the library with the best one-step accuracy</w:t>
-      </w:r>
-      <w:r>
-        <w:rPr>
-          <w:i/>
-          <w:iCs/>
-        </w:rPr>
-        <w:t xml:space="preserve"> </w:t>
-      </w:r>
-      <w:r>
-        <w:rPr>
-          <w:i/>
-          <w:iCs/>
-        </w:rPr>
-        <w:t xml:space="preserve">is the worst on every multi-step metric</w:t>
-      </w:r>
-      <w:r>
-        <w:t xml:space="preserve">, and the strict inversion holds under sparse</w:t>
+        <w:t xml:space="preserve">The supportable statement is therefore: the library with the best one-step accuracy</w:t>
+      </w:r>
+      <w:r>
+        <w:t xml:space="preserve"> </w:t>
+      </w:r>
+      <w:r>
+        <w:t xml:space="preserve">is the worst on every multi-step metric, and the strict inversion holds under sparse</w:t>
       </w:r>
       <w:r>
         <w:t xml:space="preserve"> </w:t>
@@ -13246,7 +12947,7 @@
         <w:t xml:space="preserve"> </w:t>
       </w:r>
       <w:r>
-        <w:t xml:space="preserve">pre-registered gates (embeddable and diverged fraction</w:t>
+        <w:t xml:space="preserve">pre-specified gates (embeddable and diverged fraction</w:t>
       </w:r>
       <w:r>
         <w:t xml:space="preserve"> </w:t>
@@ -13327,7 +13028,7 @@
         <w:t xml:space="preserve"> </w:t>
       </w:r>
       <w:r>
-        <w:t xml:space="preserve">dominates it simultaneously on all three pre-registered axes: mean rollout RMSE</w:t>
+        <w:t xml:space="preserve">dominates it simultaneously on all three pre-specified axes: mean rollout RMSE</w:t>
       </w:r>
       <w:r>
         <w:t xml:space="preserve"> </w:t>
@@ -13435,29 +13136,13 @@
         <w:t xml:space="preserve"> </w:t>
       </w:r>
       <w:r>
-        <w:t xml:space="preserve">still on the pre-registered axes – 63rd of 72 on median rollout error, 64th on divergence</w:t>
-      </w:r>
-      <w:r>
-        <w:t xml:space="preserve"> </w:t>
-      </w:r>
-      <w:r>
-        <w:t xml:space="preserve">– and it is one of the 40 labels that</w:t>
-      </w:r>
-      <w:r>
-        <w:t xml:space="preserve"> </w:t>
-      </w:r>
-      <w:r>
-        <w:rPr>
-          <w:i/>
-          <w:iCs/>
-        </w:rPr>
-        <w:t xml:space="preserve">fail</w:t>
-      </w:r>
-      <w:r>
-        <w:t xml:space="preserve"> </w:t>
-      </w:r>
-      <w:r>
-        <w:t xml:space="preserve">the divergence gate</w:t>
+        <w:t xml:space="preserve">still on the pre-specified axes – 63rd of 72 on median rollout error, 64th on divergence</w:t>
+      </w:r>
+      <w:r>
+        <w:t xml:space="preserve"> </w:t>
+      </w:r>
+      <w:r>
+        <w:t xml:space="preserve">– and it is one of the 40 labels that fail the divergence gate</w:t>
       </w:r>
       <w:r>
         <w:t xml:space="preserve"> </w:t>
@@ -14594,79 +14279,21 @@
       <w:tr>
         <w:tc>
           <w:tcPr>
-            <w:vAlign w:val="center"/>
-          </w:tcPr>
-          <w:p>
-            <w:pPr>
-              <w:pStyle w:val="MDPI42tablebody"/>
-              <w:jc w:val="center"/>
-            </w:pPr>
-          </w:p>
-        </w:tc>
-        <w:tc>
-          <w:tcPr>
-            <w:vAlign w:val="center"/>
-          </w:tcPr>
-          <w:p>
-            <w:pPr>
-              <w:pStyle w:val="MDPI42tablebody"/>
-              <w:jc w:val="center"/>
-            </w:pPr>
-          </w:p>
-        </w:tc>
-        <w:tc>
-          <w:tcPr>
-            <w:vAlign w:val="center"/>
-          </w:tcPr>
-          <w:p>
-            <w:pPr>
-              <w:pStyle w:val="MDPI42tablebody"/>
-              <w:jc w:val="center"/>
-            </w:pPr>
-          </w:p>
-        </w:tc>
-        <w:tc>
-          <w:tcPr>
-            <w:vAlign w:val="center"/>
-          </w:tcPr>
-          <w:p>
-            <w:pPr>
-              <w:pStyle w:val="MDPI42tablebody"/>
-              <w:jc w:val="center"/>
-            </w:pPr>
-          </w:p>
-        </w:tc>
-        <w:tc>
-          <w:tcPr>
-            <w:vAlign w:val="center"/>
-          </w:tcPr>
-          <w:p>
-            <w:pPr>
-              <w:pStyle w:val="MDPI42tablebody"/>
-              <w:jc w:val="center"/>
-            </w:pPr>
-          </w:p>
-        </w:tc>
-        <w:tc>
-          <w:tcPr>
-            <w:vAlign w:val="center"/>
-          </w:tcPr>
-          <w:p>
-            <w:pPr>
-              <w:pStyle w:val="MDPI42tablebody"/>
-              <w:jc w:val="center"/>
-            </w:pPr>
-          </w:p>
-        </w:tc>
-        <w:tc>
-          <w:tcPr>
-            <w:vAlign w:val="center"/>
-          </w:tcPr>
-          <w:p>
-            <w:pPr>
-              <w:pStyle w:val="MDPI42tablebody"/>
-              <w:jc w:val="center"/>
-            </w:pPr>
+            <w:gridSpan w:val="7"/>
+            <w:vAlign w:val="center"/>
+          </w:tcPr>
+          <w:p>
+            <w:pPr>
+              <w:pStyle w:val="MDPI42tablebody"/>
+              <w:jc w:val="center"/>
+            </w:pPr>
+            <w:r>
+              <w:rPr>
+                <w:i/>
+                <w:iCs/>
+              </w:rPr>
+              <w:t xml:space="preserve">Sparse estimators only (STLSQ, ensemble)</w:t>
+            </w:r>
           </w:p>
         </w:tc>
       </w:tr>
@@ -16494,23 +16121,7 @@
         </w:r>
       </w:hyperlink>
       <w:r>
-        <w:t xml:space="preserve">). Every</w:t>
-      </w:r>
-      <w:r>
-        <w:t xml:space="preserve"> </w:t>
-      </w:r>
-      <w:r>
-        <w:rPr>
-          <w:i/>
-          <w:iCs/>
-        </w:rPr>
-        <w:t xml:space="preserve">surrogate-based</w:t>
-      </w:r>
-      <w:r>
-        <w:t xml:space="preserve"> </w:t>
-      </w:r>
-      <w:r>
-        <w:t xml:space="preserve">model-predictive controller ran</w:t>
+        <w:t xml:space="preserve">). Every surrogate-based model-predictive controller ran</w:t>
       </w:r>
       <w:r>
         <w:t xml:space="preserve"> </w:t>
@@ -17315,23 +16926,7 @@
         <w:t xml:space="preserve"> </w:t>
       </w:r>
       <w:r>
-        <w:t xml:space="preserve">4174) on</w:t>
-      </w:r>
-      <w:r>
-        <w:t xml:space="preserve"> </w:t>
-      </w:r>
-      <w:r>
-        <w:rPr>
-          <w:i/>
-          <w:iCs/>
-        </w:rPr>
-        <w:t xml:space="preserve">both</w:t>
-      </w:r>
-      <w:r>
-        <w:t xml:space="preserve"> </w:t>
-      </w:r>
-      <w:r>
-        <w:t xml:space="preserve">axes, higher margin at fewer violation steps, so the full physics</w:t>
+        <w:t xml:space="preserve">4174) on both axes, higher margin at fewer violation steps, so the full physics</w:t>
       </w:r>
       <w:r>
         <w:t xml:space="preserve"> </w:t>
@@ -17349,23 +16944,7 @@
         <w:t xml:space="preserve"> </w:t>
       </w:r>
       <w:r>
-        <w:t xml:space="preserve">that trades margin for safety at that rate. The tuned heuristic is</w:t>
-      </w:r>
-      <w:r>
-        <w:t xml:space="preserve"> </w:t>
-      </w:r>
-      <w:r>
-        <w:rPr>
-          <w:i/>
-          <w:iCs/>
-        </w:rPr>
-        <w:t xml:space="preserve">off</w:t>
-      </w:r>
-      <w:r>
-        <w:t xml:space="preserve"> </w:t>
-      </w:r>
-      <w:r>
-        <w:t xml:space="preserve">the front</w:t>
+        <w:t xml:space="preserve">that trades margin for safety at that rate. The tuned heuristic is off the front</w:t>
       </w:r>
       <w:r>
         <w:t xml:space="preserve"> </w:t>
@@ -18150,23 +17729,7 @@
         <w:t xml:space="preserve"> </w:t>
       </w:r>
       <w:r>
-        <w:t xml:space="preserve">seed and season, the priced objective improves</w:t>
-      </w:r>
-      <w:r>
-        <w:t xml:space="preserve"> </w:t>
-      </w:r>
-      <w:r>
-        <w:rPr>
-          <w:i/>
-          <w:iCs/>
-        </w:rPr>
-        <w:t xml:space="preserve">both</w:t>
-      </w:r>
-      <w:r>
-        <w:t xml:space="preserve"> </w:t>
-      </w:r>
-      <w:r>
-        <w:t xml:space="preserve">axes for all eight MPC</w:t>
+        <w:t xml:space="preserve">seed and season, the priced objective improves both axes for all eight MPC</w:t>
       </w:r>
       <w:r>
         <w:t xml:space="preserve"> </w:t>
@@ -24875,23 +24438,7 @@
         <w:t xml:space="preserve"> </w:t>
       </w:r>
       <w:r>
-        <w:t xml:space="preserve">use the</w:t>
-      </w:r>
-      <w:r>
-        <w:t xml:space="preserve"> </w:t>
-      </w:r>
-      <w:r>
-        <w:rPr>
-          <w:i/>
-          <w:iCs/>
-        </w:rPr>
-        <w:t xml:space="preserve">default</w:t>
-      </w:r>
-      <w:r>
-        <w:t xml:space="preserve"> </w:t>
-      </w:r>
-      <w:r>
-        <w:t xml:space="preserve">stage cost; they are</w:t>
+        <w:t xml:space="preserve">use the default stage cost; they are</w:t>
       </w:r>
       <w:r>
         <w:t xml:space="preserve"> </w:t>
@@ -25173,23 +24720,7 @@
         <w:pStyle w:val="MDPI31text"/>
       </w:pPr>
       <w:r>
-        <w:t xml:space="preserve">The ordering</w:t>
-      </w:r>
-      <w:r>
-        <w:t xml:space="preserve"> </w:t>
-      </w:r>
-      <w:r>
-        <w:rPr>
-          <w:i/>
-          <w:iCs/>
-        </w:rPr>
-        <w:t xml:space="preserve">below</w:t>
-      </w:r>
-      <w:r>
-        <w:t xml:space="preserve"> </w:t>
-      </w:r>
-      <w:r>
-        <w:t xml:space="preserve">the lead does not carry over. Compared like for like – the same</w:t>
+        <w:t xml:space="preserve">The ordering below the lead does not carry over. Compared like for like – the same</w:t>
       </w:r>
       <w:r>
         <w:t xml:space="preserve"> </w:t>
@@ -25347,23 +24878,7 @@
         <w:t xml:space="preserve"> </w:t>
       </w:r>
       <w:r>
-        <w:t xml:space="preserve">here against 20 in the main wave; the reference is the</w:t>
-      </w:r>
-      <w:r>
-        <w:t xml:space="preserve"> </w:t>
-      </w:r>
-      <w:r>
-        <w:rPr>
-          <w:i/>
-          <w:iCs/>
-        </w:rPr>
-        <w:t xml:space="preserve">hard-coded</w:t>
-      </w:r>
-      <w:r>
-        <w:t xml:space="preserve"> </w:t>
-      </w:r>
-      <w:r>
-        <w:t xml:space="preserve">heuristic, since</w:t>
+        <w:t xml:space="preserve">here against 20 in the main wave; the reference is the hard-coded heuristic, since</w:t>
       </w:r>
       <w:r>
         <w:t xml:space="preserve"> </w:t>
@@ -25415,23 +24930,7 @@
         <w:t xml:space="preserve">Table 8. </w:t>
       </w:r>
       <w:r>
-        <w:t xml:space="preserve">Four seasons never used at any stage,</w:t>
-      </w:r>
-      <w:r>
-        <w:t xml:space="preserve"> </w:t>
-      </w:r>
-      <w:r>
-        <w:rPr>
-          <w:i/>
-          <w:iCs/>
-        </w:rPr>
-        <w:t xml:space="preserve">original</w:t>
-      </w:r>
-      <w:r>
-        <w:t xml:space="preserve"> </w:t>
-      </w:r>
-      <w:r>
-        <w:t xml:space="preserve">objective, 8 seeds. EPI in</w:t>
+        <w:t xml:space="preserve">Four seasons never used at any stage, original objective, 8 seeds. EPI in</w:t>
       </w:r>
       <w:r>
         <w:t xml:space="preserve"> </w:t>
@@ -26528,23 +26027,7 @@
         <w:t xml:space="preserve"> </w:t>
       </w:r>
       <w:r>
-        <w:t xml:space="preserve">in the</w:t>
-      </w:r>
-      <w:r>
-        <w:t xml:space="preserve"> </w:t>
-      </w:r>
-      <w:r>
-        <w:rPr>
-          <w:i/>
-          <w:iCs/>
-        </w:rPr>
-        <w:t xml:space="preserve">middle</w:t>
-      </w:r>
-      <w:r>
-        <w:t xml:space="preserve"> </w:t>
-      </w:r>
-      <w:r>
-        <w:t xml:space="preserve">of the economic ranking, ten times above the middle-conditioned one,</w:t>
+        <w:t xml:space="preserve">in the middle of the economic ranking, ten times above the middle-conditioned one,</w:t>
       </w:r>
       <w:r>
         <w:t xml:space="preserve"> </w:t>
@@ -27153,23 +26636,7 @@
         <w:t xml:space="preserve"> </w:t>
       </w:r>
       <w:r>
-        <w:t xml:space="preserve">carries enough collinearity for the threshold to destabilise the</w:t>
-      </w:r>
-      <w:r>
-        <w:t xml:space="preserve"> </w:t>
-      </w:r>
-      <w:r>
-        <w:rPr>
-          <w:i/>
-          <w:iCs/>
-        </w:rPr>
-        <w:t xml:space="preserve">direct</w:t>
-      </w:r>
-      <w:r>
-        <w:t xml:space="preserve"> </w:t>
-      </w:r>
-      <w:r>
-        <w:t xml:space="preserve">boiler</w:t>
+        <w:t xml:space="preserve">carries enough collinearity for the threshold to destabilise the direct boiler</w:t>
       </w:r>
       <w:r>
         <w:t xml:space="preserve"> </w:t>
@@ -27919,23 +27386,7 @@
         <w:t xml:space="preserve"> </w:t>
       </w:r>
       <w:r>
-        <w:t xml:space="preserve">– while</w:t>
-      </w:r>
-      <w:r>
-        <w:t xml:space="preserve"> </w:t>
-      </w:r>
-      <w:r>
-        <w:rPr>
-          <w:i/>
-          <w:iCs/>
-        </w:rPr>
-        <w:t xml:space="preserve">which</w:t>
-      </w:r>
-      <w:r>
-        <w:t xml:space="preserve"> </w:t>
-      </w:r>
-      <w:r>
-        <w:t xml:space="preserve">feature</w:t>
+        <w:t xml:space="preserve">– while which feature</w:t>
       </w:r>
       <w:r>
         <w:t xml:space="preserve"> </w:t>
@@ -28975,23 +28426,7 @@
         <w:t xml:space="preserve"> </w:t>
       </w:r>
       <w:r>
-        <w:t xml:space="preserve">the term</w:t>
-      </w:r>
-      <w:r>
-        <w:t xml:space="preserve"> </w:t>
-      </w:r>
-      <w:r>
-        <w:rPr>
-          <w:i/>
-          <w:iCs/>
-        </w:rPr>
-        <w:t xml:space="preserve">dropped</w:t>
-      </w:r>
-      <w:r>
-        <w:t xml:space="preserve"> </w:t>
-      </w:r>
-      <w:r>
-        <w:t xml:space="preserve">(</w:t>
+        <w:t xml:space="preserve">the term dropped (</w:t>
       </w:r>
       <m:oMath>
         <m:r>
@@ -29026,23 +28461,7 @@
         <w:t xml:space="preserve"> </w:t>
       </w:r>
       <w:r>
-        <w:t xml:space="preserve">with the term</w:t>
-      </w:r>
-      <w:r>
-        <w:t xml:space="preserve"> </w:t>
-      </w:r>
-      <w:r>
-        <w:rPr>
-          <w:i/>
-          <w:iCs/>
-        </w:rPr>
-        <w:t xml:space="preserve">kept</w:t>
-      </w:r>
-      <w:r>
-        <w:t xml:space="preserve"> </w:t>
-      </w:r>
-      <w:r>
-        <w:t xml:space="preserve">(</w:t>
+        <w:t xml:space="preserve">with the term kept (</w:t>
       </w:r>
       <m:oMath>
         <m:r>
@@ -30483,79 +29902,21 @@
       <w:tr>
         <w:tc>
           <w:tcPr>
-            <w:vAlign w:val="center"/>
-          </w:tcPr>
-          <w:p>
-            <w:pPr>
-              <w:pStyle w:val="MDPI42tablebody"/>
-              <w:jc w:val="center"/>
-            </w:pPr>
-          </w:p>
-        </w:tc>
-        <w:tc>
-          <w:tcPr>
-            <w:vAlign w:val="center"/>
-          </w:tcPr>
-          <w:p>
-            <w:pPr>
-              <w:pStyle w:val="MDPI42tablebody"/>
-              <w:jc w:val="center"/>
-            </w:pPr>
-          </w:p>
-        </w:tc>
-        <w:tc>
-          <w:tcPr>
-            <w:vAlign w:val="center"/>
-          </w:tcPr>
-          <w:p>
-            <w:pPr>
-              <w:pStyle w:val="MDPI42tablebody"/>
-              <w:jc w:val="center"/>
-            </w:pPr>
-          </w:p>
-        </w:tc>
-        <w:tc>
-          <w:tcPr>
-            <w:vAlign w:val="center"/>
-          </w:tcPr>
-          <w:p>
-            <w:pPr>
-              <w:pStyle w:val="MDPI42tablebody"/>
-              <w:jc w:val="center"/>
-            </w:pPr>
-          </w:p>
-        </w:tc>
-        <w:tc>
-          <w:tcPr>
-            <w:vAlign w:val="center"/>
-          </w:tcPr>
-          <w:p>
-            <w:pPr>
-              <w:pStyle w:val="MDPI42tablebody"/>
-              <w:jc w:val="center"/>
-            </w:pPr>
-          </w:p>
-        </w:tc>
-        <w:tc>
-          <w:tcPr>
-            <w:vAlign w:val="center"/>
-          </w:tcPr>
-          <w:p>
-            <w:pPr>
-              <w:pStyle w:val="MDPI42tablebody"/>
-              <w:jc w:val="center"/>
-            </w:pPr>
-          </w:p>
-        </w:tc>
-        <w:tc>
-          <w:tcPr>
-            <w:vAlign w:val="center"/>
-          </w:tcPr>
-          <w:p>
-            <w:pPr>
-              <w:pStyle w:val="MDPI42tablebody"/>
-              <w:jc w:val="center"/>
-            </w:pPr>
+            <w:gridSpan w:val="7"/>
+            <w:vAlign w:val="center"/>
+          </w:tcPr>
+          <w:p>
+            <w:pPr>
+              <w:pStyle w:val="MDPI42tablebody"/>
+              <w:jc w:val="center"/>
+            </w:pPr>
+            <w:r>
+              <w:rPr>
+                <w:i/>
+                <w:iCs/>
+              </w:rPr>
+              <w:t xml:space="preserve">STLSQ estimator</w:t>
+            </w:r>
           </w:p>
         </w:tc>
       </w:tr>
@@ -34988,17 +34349,7 @@
         <w:pStyle w:val="MDPI31text"/>
       </w:pPr>
       <w:r>
-        <w:rPr>
-          <w:i/>
-          <w:iCs/>
-        </w:rPr>
-        <w:t xml:space="preserve">Model accuracy is not the binding constraint.</w:t>
-      </w:r>
-      <w:r>
-        <w:t xml:space="preserve"> </w:t>
-      </w:r>
-      <w:r>
-        <w:t xml:space="preserve">A planner using the simulator’s own</w:t>
+        <w:t xml:space="preserve">Model accuracy is not the binding constraint. A planner using the simulator’s own</w:t>
       </w:r>
       <w:r>
         <w:t xml:space="preserve"> </w:t>
@@ -35325,17 +34676,7 @@
         <w:pStyle w:val="MDPI31text"/>
       </w:pPr>
       <w:r>
-        <w:rPr>
-          <w:i/>
-          <w:iCs/>
-        </w:rPr>
-        <w:t xml:space="preserve">Prediction error along the operating trajectory is small.</w:t>
-      </w:r>
-      <w:r>
-        <w:t xml:space="preserve"> </w:t>
-      </w:r>
-      <w:r>
-        <w:t xml:space="preserve">Replaying both</w:t>
+        <w:t xml:space="preserve">Prediction error along the operating trajectory is small. Replaying both</w:t>
       </w:r>
       <w:r>
         <w:t xml:space="preserve"> </w:t>
@@ -35552,10 +34893,6 @@
         <w:pStyle w:val="MDPI31text"/>
       </w:pPr>
       <w:r>
-        <w:rPr>
-          <w:i/>
-          <w:iCs/>
-        </w:rPr>
         <w:t xml:space="preserve">The horizon was never tuned, and correcting for it does not change the ordering.</w:t>
       </w:r>
       <w:r>
@@ -36132,10 +35469,6 @@
         <w:pStyle w:val="MDPI31text"/>
       </w:pPr>
       <w:r>
-        <w:rPr>
-          <w:i/>
-          <w:iCs/>
-        </w:rPr>
         <w:t xml:space="preserve">The bootstrap draw of the ensemble optimizer is a real but secondary axis.</w:t>
       </w:r>
       <w:r>
@@ -36853,23 +36186,7 @@
         <w:t xml:space="preserve"> </w:t>
       </w:r>
       <w:r>
-        <w:t xml:space="preserve">statistics must be reported. Violations are</w:t>
-      </w:r>
-      <w:r>
-        <w:t xml:space="preserve"> </w:t>
-      </w:r>
-      <w:r>
-        <w:rPr>
-          <w:i/>
-          <w:iCs/>
-        </w:rPr>
-        <w:t xml:space="preserve">worse</w:t>
-      </w:r>
-      <w:r>
-        <w:t xml:space="preserve"> </w:t>
-      </w:r>
-      <w:r>
-        <w:t xml:space="preserve">under the guard (</w:t>
+        <w:t xml:space="preserve">statistics must be reported. Violations are worse under the guard (</w:t>
       </w:r>
       <m:oMath>
         <m:r>
@@ -39034,23 +38351,7 @@
         </m:r>
       </m:oMath>
       <w:r>
-        <w:t xml:space="preserve">) but</w:t>
-      </w:r>
-      <w:r>
-        <w:t xml:space="preserve"> </w:t>
-      </w:r>
-      <w:r>
-        <w:rPr>
-          <w:i/>
-          <w:iCs/>
-        </w:rPr>
-        <w:t xml:space="preserve">not</w:t>
-      </w:r>
-      <w:r>
-        <w:t xml:space="preserve"> </w:t>
-      </w:r>
-      <w:r>
-        <w:t xml:space="preserve">monotonically: the</w:t>
+        <w:t xml:space="preserve">) but not monotonically: the</w:t>
       </w:r>
       <w:r>
         <w:t xml:space="preserve"> </w:t>
@@ -39282,20 +38583,7 @@
         <w:t xml:space="preserve"> </w:t>
       </w:r>
       <w:r>
-        <w:t xml:space="preserve">canonical wave, and</w:t>
-      </w:r>
-      <w:r>
-        <w:t xml:space="preserve"> </w:t>
-      </w:r>
-      <w:r>
-        <w:rPr>
-          <w:i/>
-          <w:iCs/>
-        </w:rPr>
-        <w:t xml:space="preserve">neither raw-library controller is in it</w:t>
-      </w:r>
-      <w:r>
-        <w:t xml:space="preserve">. The price sensitivity</w:t>
+        <w:t xml:space="preserve">canonical wave, and neither raw-library controller is in it. The price sensitivity</w:t>
       </w:r>
       <w:r>
         <w:t xml:space="preserve"> </w:t>
@@ -39412,23 +38700,7 @@
         <w:t xml:space="preserve"> </w:t>
       </w:r>
       <w:r>
-        <w:t xml:space="preserve">contrast, disagrees with the genuinely priced mechanism sweep on</w:t>
-      </w:r>
-      <w:r>
-        <w:t xml:space="preserve"> </w:t>
-      </w:r>
-      <w:r>
-        <w:rPr>
-          <w:i/>
-          <w:iCs/>
-        </w:rPr>
-        <w:t xml:space="preserve">all</w:t>
-      </w:r>
-      <w:r>
-        <w:t xml:space="preserve"> </w:t>
-      </w:r>
-      <w:r>
-        <w:t xml:space="preserve">40 overlapping</w:t>
+        <w:t xml:space="preserve">contrast, disagrees with the genuinely priced mechanism sweep on all 40 overlapping</w:t>
       </w:r>
       <w:r>
         <w:t xml:space="preserve"> </w:t>
@@ -40868,23 +40140,7 @@
         <w:t xml:space="preserve"> </w:t>
       </w:r>
       <w:r>
-        <w:t xml:space="preserve">libraries along that direction at all: it is</w:t>
-      </w:r>
-      <w:r>
-        <w:t xml:space="preserve"> </w:t>
-      </w:r>
-      <w:r>
-        <w:rPr>
-          <w:i/>
-          <w:iCs/>
-        </w:rPr>
-        <w:t xml:space="preserve">best</w:t>
-      </w:r>
-      <w:r>
-        <w:t xml:space="preserve"> </w:t>
-      </w:r>
-      <w:r>
-        <w:t xml:space="preserve">for the worst-conditioned</w:t>
+        <w:t xml:space="preserve">libraries along that direction at all: it is best for the worst-conditioned</w:t>
       </w:r>
       <w:r>
         <w:t xml:space="preserve"> </w:t>
@@ -41966,17 +41222,7 @@
         <w:t xml:space="preserve"> </w:t>
       </w:r>
       <w:r>
-        <w:rPr>
-          <w:i/>
-          <w:iCs/>
-        </w:rPr>
-        <w:t xml:space="preserve">without</w:t>
-      </w:r>
-      <w:r>
-        <w:t xml:space="preserve"> </w:t>
-      </w:r>
-      <w:r>
-        <w:t xml:space="preserve">the term (</w:t>
+        <w:t xml:space="preserve">without the term (</w:t>
       </w:r>
       <m:oMath>
         <m:r>
@@ -42019,17 +41265,7 @@
         <w:t xml:space="preserve"> </w:t>
       </w:r>
       <w:r>
-        <w:rPr>
-          <w:i/>
-          <w:iCs/>
-        </w:rPr>
-        <w:t xml:space="preserve">with</w:t>
-      </w:r>
-      <w:r>
-        <w:t xml:space="preserve"> </w:t>
-      </w:r>
-      <w:r>
-        <w:t xml:space="preserve">it (</w:t>
+        <w:t xml:space="preserve">with it (</w:t>
       </w:r>
       <m:oMath>
         <m:r>
@@ -42069,23 +41305,7 @@
         <w:pStyle w:val="MDPI31text"/>
       </w:pPr>
       <w:r>
-        <w:t xml:space="preserve">One plausible explanation for why the middle library is worse than</w:t>
-      </w:r>
-      <w:r>
-        <w:t xml:space="preserve"> </w:t>
-      </w:r>
-      <w:r>
-        <w:rPr>
-          <w:i/>
-          <w:iCs/>
-        </w:rPr>
-        <w:t xml:space="preserve">both</w:t>
-      </w:r>
-      <w:r>
-        <w:t xml:space="preserve"> </w:t>
-      </w:r>
-      <w:r>
-        <w:t xml:space="preserve">of its</w:t>
+        <w:t xml:space="preserve">One plausible explanation for why the middle library is worse than both of its</w:t>
       </w:r>
       <w:r>
         <w:t xml:space="preserve"> </w:t>
@@ -43170,7 +42390,7 @@
         <w:t xml:space="preserve"> </w:t>
       </w:r>
       <w:r>
-        <w:t xml:space="preserve">pre-registered axes at once (Section </w:t>
+        <w:t xml:space="preserve">pre-specified axes at once (Section </w:t>
       </w:r>
       <w:hyperlink w:anchor="sec:res-ladder">
         <w:r>
@@ -43225,42 +42445,13 @@
         <w:t xml:space="preserve"> </w:t>
       </w:r>
       <w:r>
-        <w:t xml:space="preserve">allow. Over the series, the screen</w:t>
-      </w:r>
-      <w:r>
-        <w:t xml:space="preserve"> </w:t>
-      </w:r>
-      <w:r>
-        <w:rPr>
-          <w:i/>
-          <w:iCs/>
-        </w:rPr>
-        <w:t xml:space="preserve">identifies the closed-loop winner</w:t>
-      </w:r>
-      <w:r>
-        <w:t xml:space="preserve"> </w:t>
-      </w:r>
-      <w:r>
-        <w:t xml:space="preserve">and</w:t>
-      </w:r>
-      <w:r>
-        <w:t xml:space="preserve"> </w:t>
-      </w:r>
-      <w:r>
-        <w:t xml:space="preserve">one-step accuracy ranks that same winner</w:t>
-      </w:r>
-      <w:r>
-        <w:t xml:space="preserve"> </w:t>
-      </w:r>
-      <w:r>
-        <w:rPr>
-          <w:i/>
-          <w:iCs/>
-        </w:rPr>
-        <w:t xml:space="preserve">last</w:t>
-      </w:r>
-      <w:r>
-        <w:t xml:space="preserve">; but neither open-loop</w:t>
+        <w:t xml:space="preserve">allow. Over the series, the screen identifies the closed-loop winner and</w:t>
+      </w:r>
+      <w:r>
+        <w:t xml:space="preserve"> </w:t>
+      </w:r>
+      <w:r>
+        <w:t xml:space="preserve">one-step accuracy ranks that same winner last; but neither open-loop</w:t>
       </w:r>
       <w:r>
         <w:t xml:space="preserve"> </w:t>
@@ -43394,20 +42585,7 @@
         <w:pStyle w:val="MDPI31text"/>
       </w:pPr>
       <w:r>
-        <w:t xml:space="preserve">Two qualifications. The ladder’s rollout value is a</w:t>
-      </w:r>
-      <w:r>
-        <w:t xml:space="preserve"> </w:t>
-      </w:r>
-      <w:r>
-        <w:rPr>
-          <w:i/>
-          <w:iCs/>
-        </w:rPr>
-        <w:t xml:space="preserve">comparator</w:t>
-      </w:r>
-      <w:r>
-        <w:t xml:space="preserve">, not a</w:t>
+        <w:t xml:space="preserve">Two qualifications. The ladder’s rollout value is a comparator, not a</w:t>
       </w:r>
       <w:r>
         <w:t xml:space="preserve"> </w:t>
@@ -43471,17 +42649,7 @@
         <w:t xml:space="preserve"> </w:t>
       </w:r>
       <w:r>
-        <w:rPr>
-          <w:i/>
-          <w:iCs/>
-        </w:rPr>
-        <w:t xml:space="preserve">evaluation</w:t>
-      </w:r>
-      <w:r>
-        <w:t xml:space="preserve"> </w:t>
-      </w:r>
-      <w:r>
-        <w:t xml:space="preserve">year. The physics library without cross terms scores a median</w:t>
+        <w:t xml:space="preserve">evaluation year. The physics library without cross terms scores a median</w:t>
       </w:r>
       <w:r>
         <w:t xml:space="preserve"> </w:t>
@@ -43649,23 +42817,7 @@
         <w:t xml:space="preserve"> </w:t>
       </w:r>
       <w:r>
-        <w:t xml:space="preserve">library’s. Nor does the</w:t>
-      </w:r>
-      <w:r>
-        <w:t xml:space="preserve"> </w:t>
-      </w:r>
-      <w:r>
-        <w:rPr>
-          <w:i/>
-          <w:iCs/>
-        </w:rPr>
-        <w:t xml:space="preserve">count</w:t>
-      </w:r>
-      <w:r>
-        <w:t xml:space="preserve"> </w:t>
-      </w:r>
-      <w:r>
-        <w:t xml:space="preserve">of added features order the damage: adding</w:t>
+        <w:t xml:space="preserve">library’s. Nor does the count of added features order the damage: adding</w:t>
       </w:r>
       <w:r>
         <w:t xml:space="preserve"> </w:t>
@@ -44417,23 +43569,7 @@
         <w:t xml:space="preserve"> </w:t>
       </w:r>
       <w:r>
-        <w:t xml:space="preserve">agronomic baseline even before the search. Tuning also moved the heuristic</w:t>
-      </w:r>
-      <w:r>
-        <w:t xml:space="preserve"> </w:t>
-      </w:r>
-      <w:r>
-        <w:rPr>
-          <w:i/>
-          <w:iCs/>
-        </w:rPr>
-        <w:t xml:space="preserve">onto</w:t>
-      </w:r>
-      <w:r>
-        <w:t xml:space="preserve"> </w:t>
-      </w:r>
-      <w:r>
-        <w:t xml:space="preserve">the</w:t>
+        <w:t xml:space="preserve">agronomic baseline even before the search. Tuning also moved the heuristic onto the</w:t>
       </w:r>
       <w:r>
         <w:t xml:space="preserve"> </w:t>
@@ -44596,23 +43732,7 @@
         <w:t xml:space="preserve"> </w:t>
       </w:r>
       <w:r>
-        <w:t xml:space="preserve">improved</w:t>
-      </w:r>
-      <w:r>
-        <w:t xml:space="preserve"> </w:t>
-      </w:r>
-      <w:r>
-        <w:rPr>
-          <w:i/>
-          <w:iCs/>
-        </w:rPr>
-        <w:t xml:space="preserve">both</w:t>
-      </w:r>
-      <w:r>
-        <w:t xml:space="preserve"> </w:t>
-      </w:r>
-      <w:r>
-        <w:t xml:space="preserve">axes for all eight MPC controllers, but unevenly: the five</w:t>
+        <w:t xml:space="preserve">improved both axes for all eight MPC controllers, but unevenly: the five</w:t>
       </w:r>
       <w:r>
         <w:t xml:space="preserve"> </w:t>
@@ -44919,20 +44039,7 @@
         <w:t xml:space="preserve"> </w:t>
       </w:r>
       <w:r>
-        <w:t xml:space="preserve">standard screen ranks that winner</w:t>
-      </w:r>
-      <w:r>
-        <w:t xml:space="preserve"> </w:t>
-      </w:r>
-      <w:r>
-        <w:rPr>
-          <w:i/>
-          <w:iCs/>
-        </w:rPr>
-        <w:t xml:space="preserve">last</w:t>
-      </w:r>
-      <w:r>
-        <w:t xml:space="preserve">. The screen needs only free-running</w:t>
+        <w:t xml:space="preserve">standard screen ranks that winner last. The screen needs only free-running</w:t>
       </w:r>
       <w:r>
         <w:t xml:space="preserve"> </w:t>
@@ -45043,23 +44150,7 @@
         <w:t xml:space="preserve"> </w:t>
       </w:r>
       <w:r>
-        <w:t xml:space="preserve">stability without exception. What we do</w:t>
-      </w:r>
-      <w:r>
-        <w:t xml:space="preserve"> </w:t>
-      </w:r>
-      <w:r>
-        <w:rPr>
-          <w:i/>
-          <w:iCs/>
-        </w:rPr>
-        <w:t xml:space="preserve">not</w:t>
-      </w:r>
-      <w:r>
-        <w:t xml:space="preserve"> </w:t>
-      </w:r>
-      <w:r>
-        <w:t xml:space="preserve">find is the further step from</w:t>
+        <w:t xml:space="preserve">stability without exception. What we do not find is the further step from</w:t>
       </w:r>
       <w:r>
         <w:t xml:space="preserve"> </w:t>
@@ -46385,20 +45476,7 @@
         <w:t xml:space="preserve"> </w:t>
       </w:r>
       <w:r>
-        <w:t xml:space="preserve">axis. Boiler-term survival is</w:t>
-      </w:r>
-      <w:r>
-        <w:t xml:space="preserve"> </w:t>
-      </w:r>
-      <w:r>
-        <w:rPr>
-          <w:i/>
-          <w:iCs/>
-        </w:rPr>
-        <w:t xml:space="preserve">measured, not manipulated</w:t>
-      </w:r>
-      <w:r>
-        <w:t xml:space="preserve">, at library level:</w:t>
+        <w:t xml:space="preserve">axis. Boiler-term survival is measured, not manipulated, at library level:</w:t>
       </w:r>
       <w:r>
         <w:t xml:space="preserve"> </w:t>
@@ -47218,20 +46296,7 @@
         <w:t xml:space="preserve"> </w:t>
       </w:r>
       <w:r>
-        <w:t xml:space="preserve">machine is</w:t>
-      </w:r>
-      <w:r>
-        <w:t xml:space="preserve"> </w:t>
-      </w:r>
-      <w:r>
-        <w:rPr>
-          <w:i/>
-          <w:iCs/>
-        </w:rPr>
-        <w:t xml:space="preserve">unknown</w:t>
-      </w:r>
-      <w:r>
-        <w:t xml:space="preserve">: every wave reported here ran in one environment, and</w:t>
+        <w:t xml:space="preserve">machine is unknown: every wave reported here ran in one environment, and</w:t>
       </w:r>
       <w:r>
         <w:t xml:space="preserve"> </w:t>
@@ -47266,17 +46331,7 @@
         <w:t xml:space="preserve"> </w:t>
       </w:r>
       <w:r>
-        <w:rPr>
-          <w:i/>
-          <w:iCs/>
-        </w:rPr>
-        <w:t xml:space="preserve">deterministic</w:t>
-      </w:r>
-      <w:r>
-        <w:t xml:space="preserve"> </w:t>
-      </w:r>
-      <w:r>
-        <w:t xml:space="preserve">heuristic differently in all four seasons at identical</w:t>
+        <w:t xml:space="preserve">deterministic heuristic differently in all four seasons at identical</w:t>
       </w:r>
       <w:r>
         <w:t xml:space="preserve"> </w:t>
@@ -47799,23 +46854,7 @@
         <w:t xml:space="preserve"> </w:t>
       </w:r>
       <w:r>
-        <w:t xml:space="preserve">evaluation year. The table is an</w:t>
-      </w:r>
-      <w:r>
-        <w:t xml:space="preserve"> </w:t>
-      </w:r>
-      <w:r>
-        <w:rPr>
-          <w:i/>
-          <w:iCs/>
-        </w:rPr>
-        <w:t xml:space="preserve">open-loop</w:t>
-      </w:r>
-      <w:r>
-        <w:t xml:space="preserve"> </w:t>
-      </w:r>
-      <w:r>
-        <w:t xml:space="preserve">measurement throughout:</w:t>
+        <w:t xml:space="preserve">evaluation year. The table is an open-loop measurement throughout:</w:t>
       </w:r>
       <w:r>
         <w:t xml:space="preserve"> </w:t>
@@ -50195,17 +49234,7 @@
         <w:t xml:space="preserve"> </w:t>
       </w:r>
       <w:r>
-        <w:rPr>
-          <w:i/>
-          <w:iCs/>
-        </w:rPr>
-        <w:t xml:space="preserve">denser</w:t>
-      </w:r>
-      <w:r>
-        <w:t xml:space="preserve"> </w:t>
-      </w:r>
-      <w:r>
-        <w:t xml:space="preserve">rather than sparser (</w:t>
+        <w:t xml:space="preserve">denser rather than sparser (</w:t>
       </w:r>
       <m:oMath>
         <m:r>
@@ -55884,7 +54913,7 @@
         <w:pStyle w:val="MDPI81references"/>
       </w:pPr>
       <w:r>
-        <w:t>Zippenfenig, P. Open-Meteo.com Weather API, 2023; Zenodo.</w:t>
+        <w:t>Zippenfenig, P. Open-Meteo.com Weather API, 2023; Zenodo (concept DOI, all versions).</w:t>
       </w:r>
       <w:r>
         <w:t xml:space="preserve"> </w:t>

--- a/own-article/paper/en/paper_en_mdpi.docx
+++ b/own-article/paper/en/paper_en_mdpi.docx
@@ -344,13 +344,19 @@
         <w:t xml:space="preserve"> </w:t>
       </w:r>
       <w:r>
-        <w:t xml:space="preserve">Outcome measures were simulated seasonal margin and climate-corridor violations. One-step</w:t>
-      </w:r>
-      <w:r>
-        <w:t xml:space="preserve"> </w:t>
-      </w:r>
-      <w:r>
-        <w:t xml:space="preserve">accuracy and multi-step stability ranked the feature libraries oppositely:</w:t>
+        <w:t xml:space="preserve">Outcome measures were simulated seasonal margin and climate-corridor violations. Among</w:t>
+      </w:r>
+      <w:r>
+        <w:t xml:space="preserve"> </w:t>
+      </w:r>
+      <w:r>
+        <w:t xml:space="preserve">first-order, undenoised configurations under sparse estimators, one-step accuracy and</w:t>
+      </w:r>
+      <w:r>
+        <w:t xml:space="preserve"> </w:t>
+      </w:r>
+      <w:r>
+        <w:t xml:space="preserve">multi-step stability ranked the feature libraries oppositely:</w:t>
       </w:r>
       <w:r>
         <w:t xml:space="preserve"> </w:t>
@@ -11812,18 +11818,7 @@
         <w:t xml:space="preserve"> </w:t>
       </w:r>
       <w:r>
-        <w:t xml:space="preserve">(Table </w:t>
-      </w:r>
-      <w:hyperlink w:anchor="tab:wilcoxon">
-        <w:r>
-          <w:rPr>
-            <w:rStyle w:val="Hyperlink"/>
-          </w:rPr>
-          <w:t xml:space="preserve">7</w:t>
-        </w:r>
-      </w:hyperlink>
-      <w:r>
-        <w:t xml:space="preserve">, Section </w:t>
+        <w:t xml:space="preserve">(Section </w:t>
       </w:r>
       <w:hyperlink w:anchor="sec:res-main">
         <w:r>
@@ -13941,14 +13936,14 @@
         <w:t xml:space="preserve"> </w:t>
       </w:r>
       <w:r>
-        <w:t xml:space="preserve">(Table </w:t>
-      </w:r>
-      <w:hyperlink w:anchor="tab:main">
+        <w:t xml:space="preserve">(Section </w:t>
+      </w:r>
+      <w:hyperlink w:anchor="sec:res-main">
         <w:r>
           <w:rPr>
             <w:rStyle w:val="Hyperlink"/>
           </w:rPr>
-          <w:t xml:space="preserve">6</w:t>
+          <w:t xml:space="preserve">3.3</w:t>
         </w:r>
       </w:hyperlink>
       <w:r>
@@ -14562,14 +14557,14 @@
         <w:t xml:space="preserve"> </w:t>
       </w:r>
       <w:r>
-        <w:t xml:space="preserve">(Table </w:t>
-      </w:r>
-      <w:hyperlink w:anchor="tab:main">
+        <w:t xml:space="preserve">(Section </w:t>
+      </w:r>
+      <w:hyperlink w:anchor="sec:res-main">
         <w:r>
           <w:rPr>
             <w:rStyle w:val="Hyperlink"/>
           </w:rPr>
-          <w:t xml:space="preserve">6</w:t>
+          <w:t xml:space="preserve">3.3</w:t>
         </w:r>
       </w:hyperlink>
       <w:r>
@@ -43192,7 +43187,7 @@
       <w:r>
         <w:drawing>
           <wp:inline>
-            <wp:extent cx="5703169" cy="2636341"/>
+            <wp:extent cx="5339851" cy="2636341"/>
             <wp:effectExtent b="0" l="0" r="0" t="0"/>
             <wp:docPr descr="" title="" id="69" name="Picture"/>
             <a:graphic>
@@ -43213,7 +43208,7 @@
                   <pic:spPr bwMode="auto">
                     <a:xfrm>
                       <a:off x="0" y="0"/>
-                      <a:ext cx="5703169" cy="2636341"/>
+                      <a:ext cx="5339851" cy="2636341"/>
                     </a:xfrm>
                     <a:prstGeom prst="rect">
                       <a:avLst/>
@@ -52012,7 +52007,19 @@
         <w:t xml:space="preserve"> </w:t>
       </w:r>
       <w:r>
-        <w:t xml:space="preserve">reference; the reference is deterministic, so its counts are one-sample rather than paired.</w:t>
+        <w:t xml:space="preserve">reference; the reference is deterministic, so its counts are one-sample rather than paired,</w:t>
+      </w:r>
+      <w:r>
+        <w:t xml:space="preserve"> </w:t>
+      </w:r>
+      <w:r>
+        <w:t xml:space="preserve">and the four short horizontal lines at the correction bar mark where the contrast would end</w:t>
+      </w:r>
+      <w:r>
+        <w:t xml:space="preserve"> </w:t>
+      </w:r>
+      <w:r>
+        <w:t xml:space="preserve">if the correction were the tuning gain of a single test season.</w:t>
       </w:r>
       <w:r>
         <w:t xml:space="preserve"> </w:t>
@@ -56292,7 +56299,7 @@
       </w:r>
     </w:p>
     <w:bookmarkEnd w:id="91"/>
-    <w:bookmarkStart w:id="125" w:name="references"/>
+    <w:bookmarkStart w:id="126" w:name="references"/>
     <w:p>
       <w:pPr>
         <w:pStyle w:val="MDPI21heading1"/>
@@ -57506,7 +57513,24 @@
         <w:t xml:space="preserve">2024</w:t>
       </w:r>
       <w:r>
-        <w:t xml:space="preserve">.</w:t>
+        <w:t xml:space="preserve">. Available online:</w:t>
+      </w:r>
+      <w:r>
+        <w:t xml:space="preserve"> </w:t>
+      </w:r>
+      <w:hyperlink r:id="rId111">
+        <w:r>
+          <w:rPr>
+            <w:rStyle w:val="Hyperlink"/>
+          </w:rPr>
+          <w:t xml:space="preserve">https://openreview.net/forum?id=tQVZgvXhZb</w:t>
+        </w:r>
+      </w:hyperlink>
+      <w:r>
+        <w:t xml:space="preserve"> </w:t>
+      </w:r>
+      <w:r>
+        <w:t xml:space="preserve">(accessed on 23 September 2026).</w:t>
       </w:r>
     </w:p>
     <w:p>
@@ -57596,7 +57620,7 @@
       <w:r>
         <w:t xml:space="preserve"> </w:t>
       </w:r>
-      <w:hyperlink r:id="rId111">
+      <w:hyperlink r:id="rId112">
         <w:r>
           <w:rPr>
             <w:rStyle w:val="Hyperlink"/>
@@ -57651,7 +57675,7 @@
       <w:r>
         <w:t xml:space="preserve"> </w:t>
       </w:r>
-      <w:hyperlink r:id="rId112">
+      <w:hyperlink r:id="rId113">
         <w:r>
           <w:rPr>
             <w:rStyle w:val="Hyperlink"/>
@@ -57726,7 +57750,7 @@
       <w:r>
         <w:t xml:space="preserve"> </w:t>
       </w:r>
-      <w:hyperlink r:id="rId113">
+      <w:hyperlink r:id="rId114">
         <w:r>
           <w:rPr>
             <w:rStyle w:val="Hyperlink"/>
@@ -57931,7 +57955,7 @@
       <w:r>
         <w:t xml:space="preserve"> </w:t>
       </w:r>
-      <w:hyperlink r:id="rId114">
+      <w:hyperlink r:id="rId115">
         <w:r>
           <w:rPr>
             <w:rStyle w:val="Hyperlink"/>
@@ -58074,7 +58098,7 @@
       <w:r>
         <w:t xml:space="preserve"> </w:t>
       </w:r>
-      <w:hyperlink r:id="rId115">
+      <w:hyperlink r:id="rId116">
         <w:r>
           <w:rPr>
             <w:rStyle w:val="Hyperlink"/>
@@ -58093,7 +58117,7 @@
       <w:r>
         <w:t xml:space="preserve"> </w:t>
       </w:r>
-      <w:hyperlink r:id="rId116">
+      <w:hyperlink r:id="rId117">
         <w:r>
           <w:rPr>
             <w:rStyle w:val="Hyperlink"/>
@@ -58107,7 +58131,7 @@
       <w:r>
         <w:t xml:space="preserve"> </w:t>
       </w:r>
-      <w:hyperlink r:id="rId117">
+      <w:hyperlink r:id="rId118">
         <w:r>
           <w:rPr>
             <w:rStyle w:val="Hyperlink"/>
@@ -58168,7 +58192,7 @@
       <w:r>
         <w:t xml:space="preserve"> </w:t>
       </w:r>
-      <w:hyperlink r:id="rId118">
+      <w:hyperlink r:id="rId119">
         <w:r>
           <w:rPr>
             <w:rStyle w:val="Hyperlink"/>
@@ -58223,7 +58247,7 @@
       <w:r>
         <w:t xml:space="preserve"> </w:t>
       </w:r>
-      <w:hyperlink r:id="rId119">
+      <w:hyperlink r:id="rId120">
         <w:r>
           <w:rPr>
             <w:rStyle w:val="Hyperlink"/>
@@ -58255,7 +58279,7 @@
       <w:r>
         <w:t xml:space="preserve"> </w:t>
       </w:r>
-      <w:hyperlink r:id="rId120">
+      <w:hyperlink r:id="rId121">
         <w:r>
           <w:rPr>
             <w:rStyle w:val="Hyperlink"/>
@@ -58378,7 +58402,7 @@
       <w:r>
         <w:t xml:space="preserve"> </w:t>
       </w:r>
-      <w:hyperlink r:id="rId121">
+      <w:hyperlink r:id="rId122">
         <w:r>
           <w:rPr>
             <w:rStyle w:val="Hyperlink"/>
@@ -58433,7 +58457,7 @@
       <w:r>
         <w:t xml:space="preserve"> </w:t>
       </w:r>
-      <w:hyperlink r:id="rId122">
+      <w:hyperlink r:id="rId123">
         <w:r>
           <w:rPr>
             <w:rStyle w:val="Hyperlink"/>
@@ -58465,7 +58489,7 @@
       <w:r>
         <w:t xml:space="preserve"> </w:t>
       </w:r>
-      <w:hyperlink r:id="rId123">
+      <w:hyperlink r:id="rId124">
         <w:r>
           <w:rPr>
             <w:rStyle w:val="Hyperlink"/>
@@ -58520,7 +58544,7 @@
       <w:r>
         <w:t xml:space="preserve"> </w:t>
       </w:r>
-      <w:hyperlink r:id="rId124">
+      <w:hyperlink r:id="rId125">
         <w:r>
           <w:rPr>
             <w:rStyle w:val="Hyperlink"/>
@@ -58529,7 +58553,7 @@
         </w:r>
       </w:hyperlink>
     </w:p>
-    <w:bookmarkEnd w:id="125"/>
+    <w:bookmarkEnd w:id="126"/>
     <w:sectPr>
       <w:headerReference r:id="rId12" w:type="even"/>
       <w:headerReference r:id="rId13" w:type="default"/>

--- a/own-article/paper/en/paper_en_mdpi.docx
+++ b/own-article/paper/en/paper_en_mdpi.docx
@@ -56144,7 +56144,7 @@
         <w:t xml:space="preserve"> </w:t>
       </w:r>
       <w:r>
-        <w:t xml:space="preserve">together with the git commit of the generating code. The archived replication package</w:t>
+        <w:t xml:space="preserve">together with the git commit of the generating code. The replication tree used to prepare this manuscript</w:t>
       </w:r>
       <w:r>
         <w:t xml:space="preserve"> </w:t>
@@ -56235,7 +56235,7 @@
         </w:r>
       </w:hyperlink>
       <w:r>
-        <w:t xml:space="preserve">).</w:t>
+        <w:t xml:space="preserve">). Analysis code: https://doi.org/10.5281/zenodo.22939740. The record does not include per-run result tables.</w:t>
       </w:r>
       <w:r>
         <w:t xml:space="preserve"> </w:t>

--- a/own-article/paper/en/paper_en_mdpi.docx
+++ b/own-article/paper/en/paper_en_mdpi.docx
@@ -110,6 +110,30 @@
         <w:rPr>
           <w:b/>
         </w:rPr>
+        <w:t>Elena O. Chernyaeva</w:t>
+      </w:r>
+      <w:r>
+        <w:rPr>
+          <w:vertAlign w:val="superscript"/>
+        </w:rPr>
+        <w:t>1</w:t>
+      </w:r>
+      <w:r>
+        <w:rPr>
+          <w:b w:val="0"/>
+        </w:rPr>
+        <w:t xml:space="preserve"> 0009-0003-3829-3486</w:t>
+      </w:r>
+      <w:r>
+        <w:rPr>
+          <w:b w:val="0"/>
+        </w:rPr>
+        <w:t xml:space="preserve">; </w:t>
+      </w:r>
+      <w:r>
+        <w:rPr>
+          <w:b/>
+        </w:rPr>
         <w:t>Mariya S. Kilina</w:t>
       </w:r>
       <w:r>
@@ -141,30 +165,6 @@
           <w:b w:val="0"/>
         </w:rPr>
         <w:t xml:space="preserve"> 0000-0003-1119-5221</w:t>
-      </w:r>
-      <w:r>
-        <w:rPr>
-          <w:b w:val="0"/>
-        </w:rPr>
-        <w:t xml:space="preserve">; </w:t>
-      </w:r>
-      <w:r>
-        <w:rPr>
-          <w:b/>
-        </w:rPr>
-        <w:t>Elena O. Chernyaeva</w:t>
-      </w:r>
-      <w:r>
-        <w:rPr>
-          <w:vertAlign w:val="superscript"/>
-        </w:rPr>
-        <w:t>1</w:t>
-      </w:r>
-      <w:r>
-        <w:rPr>
-          <w:b w:val="0"/>
-        </w:rPr>
-        <w:t xml:space="preserve"> 0009-0003-3829-3486</w:t>
       </w:r>
       <w:r>
         <w:rPr>

--- a/own-article/paper/en/paper_en_mdpi.docx
+++ b/own-article/paper/en/paper_en_mdpi.docx
@@ -596,6 +596,8 @@
     <w:p>
       <w:pPr>
         <w:pStyle w:val="MDPI21heading1"/>
+        <w:keepNext/>
+        <w:keepLines/>
       </w:pPr>
       <w:r>
         <w:t xml:space="preserve">1. </w:t>
@@ -1027,6 +1029,8 @@
     <w:p>
       <w:pPr>
         <w:pStyle w:val="MDPI41tablecaption"/>
+        <w:keepNext/>
+        <w:keepLines/>
       </w:pPr>
       <w:r>
         <w:rPr>
@@ -1092,6 +1096,7 @@
       <w:tr>
         <w:trPr>
           <w:tblHeader w:val="on"/>
+          <w:cantSplit/>
         </w:trPr>
         <w:tc>
           <w:tcPr>
@@ -1100,6 +1105,7 @@
           <w:p>
             <w:pPr>
               <w:pStyle w:val="MDPI42tablebody"/>
+              <w:keepNext/>
               <w:suppressAutoHyphens/>
               <w:jc w:val="left"/>
             </w:pPr>
@@ -1119,6 +1125,7 @@
           <w:p>
             <w:pPr>
               <w:pStyle w:val="MDPI42tablebody"/>
+              <w:keepNext/>
               <w:suppressAutoHyphens/>
               <w:jc w:val="left"/>
             </w:pPr>
@@ -1138,6 +1145,7 @@
           <w:p>
             <w:pPr>
               <w:pStyle w:val="MDPI42tablebody"/>
+              <w:keepNext/>
               <w:suppressAutoHyphens/>
               <w:jc w:val="left"/>
             </w:pPr>
@@ -1152,6 +1160,9 @@
         </w:tc>
       </w:tr>
       <w:tr>
+        <w:trPr>
+          <w:cantSplit/>
+        </w:trPr>
         <w:tc>
           <w:tcPr>
             <w:vAlign w:val="top"/>
@@ -1159,6 +1170,7 @@
           <w:p>
             <w:pPr>
               <w:pStyle w:val="MDPI42tablebody"/>
+              <w:keepNext/>
               <w:suppressAutoHyphens/>
               <w:spacing w:after="40"/>
               <w:jc w:val="left"/>
@@ -1175,6 +1187,7 @@
           <w:p>
             <w:pPr>
               <w:pStyle w:val="MDPI42tablebody"/>
+              <w:keepNext/>
               <w:suppressAutoHyphens/>
               <w:spacing w:after="40"/>
               <w:jc w:val="left"/>
@@ -1197,6 +1210,7 @@
           <w:p>
             <w:pPr>
               <w:pStyle w:val="MDPI42tablebody"/>
+              <w:keepNext/>
               <w:suppressAutoHyphens/>
               <w:spacing w:after="40"/>
               <w:jc w:val="left"/>
@@ -1283,6 +1297,9 @@
         </w:tc>
       </w:tr>
       <w:tr>
+        <w:trPr>
+          <w:cantSplit/>
+        </w:trPr>
         <w:tc>
           <w:tcPr>
             <w:vAlign w:val="top"/>
@@ -1290,6 +1307,7 @@
           <w:p>
             <w:pPr>
               <w:pStyle w:val="MDPI42tablebody"/>
+              <w:keepNext/>
               <w:suppressAutoHyphens/>
               <w:spacing w:after="40"/>
               <w:jc w:val="left"/>
@@ -1312,6 +1330,7 @@
           <w:p>
             <w:pPr>
               <w:pStyle w:val="MDPI42tablebody"/>
+              <w:keepNext/>
               <w:suppressAutoHyphens/>
               <w:spacing w:after="40"/>
               <w:jc w:val="left"/>
@@ -1340,6 +1359,7 @@
           <w:p>
             <w:pPr>
               <w:pStyle w:val="MDPI42tablebody"/>
+              <w:keepNext/>
               <w:suppressAutoHyphens/>
               <w:spacing w:after="40"/>
               <w:jc w:val="left"/>
@@ -1491,6 +1511,9 @@
         </w:tc>
       </w:tr>
       <w:tr>
+        <w:trPr>
+          <w:cantSplit/>
+        </w:trPr>
         <w:tc>
           <w:tcPr>
             <w:vAlign w:val="top"/>
@@ -1498,6 +1521,7 @@
           <w:p>
             <w:pPr>
               <w:pStyle w:val="MDPI42tablebody"/>
+              <w:keepNext w:val="0"/>
               <w:suppressAutoHyphens/>
               <w:spacing w:after="40"/>
               <w:jc w:val="left"/>
@@ -1514,6 +1538,7 @@
           <w:p>
             <w:pPr>
               <w:pStyle w:val="MDPI42tablebody"/>
+              <w:keepNext w:val="0"/>
               <w:suppressAutoHyphens/>
               <w:spacing w:after="40"/>
               <w:jc w:val="left"/>
@@ -1536,6 +1561,7 @@
           <w:p>
             <w:pPr>
               <w:pStyle w:val="MDPI42tablebody"/>
+              <w:keepNext w:val="0"/>
               <w:suppressAutoHyphens/>
               <w:spacing w:after="40"/>
               <w:jc w:val="left"/>
@@ -3955,6 +3981,8 @@
     <w:p>
       <w:pPr>
         <w:pStyle w:val="MDPI21heading1"/>
+        <w:keepNext/>
+        <w:keepLines/>
       </w:pPr>
       <w:r>
         <w:t xml:space="preserve">2. </w:t>
@@ -3967,6 +3995,8 @@
     <w:p>
       <w:pPr>
         <w:pStyle w:val="MDPI22heading2"/>
+        <w:keepNext/>
+        <w:keepLines/>
       </w:pPr>
       <w:r>
         <w:t xml:space="preserve">2.1. </w:t>
@@ -4290,6 +4320,8 @@
     <w:p>
       <w:pPr>
         <w:pStyle w:val="MDPI22heading2"/>
+        <w:keepNext/>
+        <w:keepLines/>
       </w:pPr>
       <w:r>
         <w:t xml:space="preserve">2.2. </w:t>
@@ -5115,6 +5147,8 @@
     <w:p>
       <w:pPr>
         <w:pStyle w:val="MDPI22heading2"/>
+        <w:keepNext/>
+        <w:keepLines/>
       </w:pPr>
       <w:r>
         <w:t xml:space="preserve">2.3. </w:t>
@@ -5238,6 +5272,8 @@
     <w:p>
       <w:pPr>
         <w:pStyle w:val="MDPI41tablecaption"/>
+        <w:keepNext/>
+        <w:keepLines/>
       </w:pPr>
       <w:r>
         <w:rPr>
@@ -5335,6 +5371,7 @@
       <w:tr>
         <w:trPr>
           <w:tblHeader w:val="on"/>
+          <w:cantSplit/>
         </w:trPr>
         <w:tc>
           <w:tcPr>
@@ -5383,6 +5420,9 @@
         </w:tc>
       </w:tr>
       <w:tr>
+        <w:trPr>
+          <w:cantSplit/>
+        </w:trPr>
         <w:tc>
           <w:tcPr>
             <w:vAlign w:val="top"/>
@@ -5436,6 +5476,9 @@
         </w:tc>
       </w:tr>
       <w:tr>
+        <w:trPr>
+          <w:cantSplit/>
+        </w:trPr>
         <w:tc>
           <w:tcPr>
             <w:vAlign w:val="top"/>
@@ -5500,6 +5543,9 @@
         </w:tc>
       </w:tr>
       <w:tr>
+        <w:trPr>
+          <w:cantSplit/>
+        </w:trPr>
         <w:tc>
           <w:tcPr>
             <w:vAlign w:val="top"/>
@@ -5570,6 +5616,9 @@
         </w:tc>
       </w:tr>
       <w:tr>
+        <w:trPr>
+          <w:cantSplit/>
+        </w:trPr>
         <w:tc>
           <w:tcPr>
             <w:vAlign w:val="top"/>
@@ -5640,6 +5689,9 @@
         </w:tc>
       </w:tr>
       <w:tr>
+        <w:trPr>
+          <w:cantSplit/>
+        </w:trPr>
         <w:tc>
           <w:tcPr>
             <w:vAlign w:val="top"/>
@@ -5722,6 +5774,9 @@
         </w:tc>
       </w:tr>
       <w:tr>
+        <w:trPr>
+          <w:cantSplit/>
+        </w:trPr>
         <w:tc>
           <w:tcPr>
             <w:vAlign w:val="top"/>
@@ -5801,6 +5856,9 @@
         </w:tc>
       </w:tr>
       <w:tr>
+        <w:trPr>
+          <w:cantSplit/>
+        </w:trPr>
         <w:tc>
           <w:tcPr>
             <w:vAlign w:val="top"/>
@@ -5880,6 +5938,9 @@
         </w:tc>
       </w:tr>
       <w:tr>
+        <w:trPr>
+          <w:cantSplit/>
+        </w:trPr>
         <w:tc>
           <w:tcPr>
             <w:vAlign w:val="top"/>
@@ -5971,6 +6032,9 @@
         </w:tc>
       </w:tr>
       <w:tr>
+        <w:trPr>
+          <w:cantSplit/>
+        </w:trPr>
         <w:tc>
           <w:tcPr>
             <w:vAlign w:val="top"/>
@@ -6062,6 +6126,9 @@
         </w:tc>
       </w:tr>
       <w:tr>
+        <w:trPr>
+          <w:cantSplit/>
+        </w:trPr>
         <w:tc>
           <w:tcPr>
             <w:vAlign w:val="top"/>
@@ -6124,6 +6191,9 @@
         </w:tc>
       </w:tr>
       <w:tr>
+        <w:trPr>
+          <w:cantSplit/>
+        </w:trPr>
         <w:tc>
           <w:tcPr>
             <w:vAlign w:val="top"/>
@@ -6186,6 +6256,9 @@
         </w:tc>
       </w:tr>
       <w:tr>
+        <w:trPr>
+          <w:cantSplit/>
+        </w:trPr>
         <w:tc>
           <w:tcPr>
             <w:vAlign w:val="top"/>
@@ -6271,6 +6344,9 @@
         </w:tc>
       </w:tr>
       <w:tr>
+        <w:trPr>
+          <w:cantSplit/>
+        </w:trPr>
         <w:tc>
           <w:tcPr>
             <w:vAlign w:val="top"/>
@@ -6368,6 +6444,9 @@
         </w:tc>
       </w:tr>
       <w:tr>
+        <w:trPr>
+          <w:cantSplit/>
+        </w:trPr>
         <w:tc>
           <w:tcPr>
             <w:vAlign w:val="top"/>
@@ -6421,6 +6500,9 @@
         </w:tc>
       </w:tr>
       <w:tr>
+        <w:trPr>
+          <w:cantSplit/>
+        </w:trPr>
         <w:tc>
           <w:tcPr>
             <w:gridSpan w:val="3"/>
@@ -6445,6 +6527,9 @@
         </w:tc>
       </w:tr>
       <w:tr>
+        <w:trPr>
+          <w:cantSplit/>
+        </w:trPr>
         <w:tc>
           <w:tcPr>
             <w:vAlign w:val="top"/>
@@ -6521,6 +6606,9 @@
         </w:tc>
       </w:tr>
       <w:tr>
+        <w:trPr>
+          <w:cantSplit/>
+        </w:trPr>
         <w:tc>
           <w:tcPr>
             <w:vAlign w:val="top"/>
@@ -7042,6 +7130,8 @@
     <w:p>
       <w:pPr>
         <w:pStyle w:val="MDPI22heading2"/>
+        <w:keepNext/>
+        <w:keepLines/>
       </w:pPr>
       <w:r>
         <w:t xml:space="preserve">2.4. </w:t>
@@ -8466,6 +8556,8 @@
     <w:p>
       <w:pPr>
         <w:pStyle w:val="MDPI22heading2"/>
+        <w:keepNext/>
+        <w:keepLines/>
       </w:pPr>
       <w:r>
         <w:t xml:space="preserve">2.5. </w:t>
@@ -8649,13 +8741,13 @@
         <w:t xml:space="preserve">EXPERIMENT_PROTOCOL.md</w:t>
       </w:r>
       <w:r>
-        <w:t xml:space="preserve">, is included in the archived</w:t>
-      </w:r>
-      <w:r>
-        <w:t xml:space="preserve"> </w:t>
-      </w:r>
-      <w:r>
-        <w:t xml:space="preserve">replication package named in the Data Availability Statement.</w:t>
+        <w:t xml:space="preserve">, is included in the public replication tree linked in the Data Availability Statement.</w:t>
+      </w:r>
+      <w:r>
+        <w:t xml:space="preserve"/>
+      </w:r>
+      <w:r>
+        <w:t xml:space="preserve"/>
       </w:r>
       <w:r>
         <w:t xml:space="preserve"> </w:t>
@@ -8852,6 +8944,8 @@
     <w:p>
       <w:pPr>
         <w:pStyle w:val="MDPI22heading2"/>
+        <w:keepNext/>
+        <w:keepLines/>
       </w:pPr>
       <w:r>
         <w:t xml:space="preserve">2.6. </w:t>
@@ -10877,6 +10971,8 @@
     <w:p>
       <w:pPr>
         <w:pStyle w:val="MDPI22heading2"/>
+        <w:keepNext/>
+        <w:keepLines/>
       </w:pPr>
       <w:r>
         <w:t xml:space="preserve">2.7. </w:t>
@@ -10967,6 +11063,8 @@
     <w:p>
       <w:pPr>
         <w:pStyle w:val="MDPI41tablecaption"/>
+        <w:keepNext/>
+        <w:keepLines/>
       </w:pPr>
       <w:r>
         <w:rPr>
@@ -11012,6 +11110,7 @@
       <w:tr>
         <w:trPr>
           <w:tblHeader w:val="on"/>
+          <w:cantSplit/>
         </w:trPr>
         <w:tc>
           <w:tcPr>
@@ -11020,6 +11119,7 @@
           <w:p>
             <w:pPr>
               <w:pStyle w:val="MDPI42tablebody"/>
+              <w:keepNext/>
               <w:suppressAutoHyphens/>
               <w:jc w:val="center"/>
             </w:pPr>
@@ -11035,6 +11135,7 @@
           <w:p>
             <w:pPr>
               <w:pStyle w:val="MDPI42tablebody"/>
+              <w:keepNext/>
               <w:suppressAutoHyphens/>
               <w:jc w:val="center"/>
             </w:pPr>
@@ -11050,6 +11151,7 @@
           <w:p>
             <w:pPr>
               <w:pStyle w:val="MDPI42tablebody"/>
+              <w:keepNext/>
               <w:suppressAutoHyphens/>
               <w:jc w:val="center"/>
             </w:pPr>
@@ -11065,6 +11167,7 @@
           <w:p>
             <w:pPr>
               <w:pStyle w:val="MDPI42tablebody"/>
+              <w:keepNext/>
               <w:suppressAutoHyphens/>
               <w:jc w:val="center"/>
             </w:pPr>
@@ -11075,13 +11178,17 @@
         </w:tc>
       </w:tr>
       <w:tr>
-        <w:tc>
-          <w:tcPr>
-            <w:vAlign w:val="center"/>
-          </w:tcPr>
-          <w:p>
-            <w:pPr>
-              <w:pStyle w:val="MDPI42tablebody"/>
+        <w:trPr>
+          <w:cantSplit/>
+        </w:trPr>
+        <w:tc>
+          <w:tcPr>
+            <w:vAlign w:val="center"/>
+          </w:tcPr>
+          <w:p>
+            <w:pPr>
+              <w:pStyle w:val="MDPI42tablebody"/>
+              <w:keepNext/>
               <w:suppressAutoHyphens/>
               <w:jc w:val="center"/>
             </w:pPr>
@@ -11126,6 +11233,7 @@
           <w:p>
             <w:pPr>
               <w:pStyle w:val="MDPI42tablebody"/>
+              <w:keepNext/>
               <w:suppressAutoHyphens/>
               <w:jc w:val="center"/>
             </w:pPr>
@@ -11141,6 +11249,7 @@
           <w:p>
             <w:pPr>
               <w:pStyle w:val="MDPI42tablebody"/>
+              <w:keepNext/>
               <w:suppressAutoHyphens/>
               <w:jc w:val="center"/>
             </w:pPr>
@@ -11156,6 +11265,7 @@
           <w:p>
             <w:pPr>
               <w:pStyle w:val="MDPI42tablebody"/>
+              <w:keepNext/>
               <w:suppressAutoHyphens/>
               <w:jc w:val="center"/>
             </w:pPr>
@@ -11166,13 +11276,17 @@
         </w:tc>
       </w:tr>
       <w:tr>
-        <w:tc>
-          <w:tcPr>
-            <w:vAlign w:val="center"/>
-          </w:tcPr>
-          <w:p>
-            <w:pPr>
-              <w:pStyle w:val="MDPI42tablebody"/>
+        <w:trPr>
+          <w:cantSplit/>
+        </w:trPr>
+        <w:tc>
+          <w:tcPr>
+            <w:vAlign w:val="center"/>
+          </w:tcPr>
+          <w:p>
+            <w:pPr>
+              <w:pStyle w:val="MDPI42tablebody"/>
+              <w:keepNext/>
               <w:suppressAutoHyphens/>
               <w:jc w:val="center"/>
             </w:pPr>
@@ -11217,6 +11331,7 @@
           <w:p>
             <w:pPr>
               <w:pStyle w:val="MDPI42tablebody"/>
+              <w:keepNext/>
               <w:suppressAutoHyphens/>
               <w:jc w:val="center"/>
             </w:pPr>
@@ -11232,6 +11347,7 @@
           <w:p>
             <w:pPr>
               <w:pStyle w:val="MDPI42tablebody"/>
+              <w:keepNext/>
               <w:suppressAutoHyphens/>
               <w:jc w:val="center"/>
             </w:pPr>
@@ -11247,6 +11363,7 @@
           <w:p>
             <w:pPr>
               <w:pStyle w:val="MDPI42tablebody"/>
+              <w:keepNext/>
               <w:suppressAutoHyphens/>
               <w:jc w:val="center"/>
             </w:pPr>
@@ -11257,13 +11374,17 @@
         </w:tc>
       </w:tr>
       <w:tr>
-        <w:tc>
-          <w:tcPr>
-            <w:vAlign w:val="center"/>
-          </w:tcPr>
-          <w:p>
-            <w:pPr>
-              <w:pStyle w:val="MDPI42tablebody"/>
+        <w:trPr>
+          <w:cantSplit/>
+        </w:trPr>
+        <w:tc>
+          <w:tcPr>
+            <w:vAlign w:val="center"/>
+          </w:tcPr>
+          <w:p>
+            <w:pPr>
+              <w:pStyle w:val="MDPI42tablebody"/>
+              <w:keepNext/>
               <w:suppressAutoHyphens/>
               <w:jc w:val="center"/>
             </w:pPr>
@@ -11288,6 +11409,7 @@
           <w:p>
             <w:pPr>
               <w:pStyle w:val="MDPI42tablebody"/>
+              <w:keepNext/>
               <w:suppressAutoHyphens/>
               <w:jc w:val="center"/>
             </w:pPr>
@@ -11303,6 +11425,7 @@
           <w:p>
             <w:pPr>
               <w:pStyle w:val="MDPI42tablebody"/>
+              <w:keepNext/>
               <w:suppressAutoHyphens/>
               <w:jc w:val="center"/>
             </w:pPr>
@@ -11318,6 +11441,7 @@
           <w:p>
             <w:pPr>
               <w:pStyle w:val="MDPI42tablebody"/>
+              <w:keepNext/>
               <w:suppressAutoHyphens/>
               <w:jc w:val="center"/>
             </w:pPr>
@@ -11328,13 +11452,17 @@
         </w:tc>
       </w:tr>
       <w:tr>
-        <w:tc>
-          <w:tcPr>
-            <w:vAlign w:val="center"/>
-          </w:tcPr>
-          <w:p>
-            <w:pPr>
-              <w:pStyle w:val="MDPI42tablebody"/>
+        <w:trPr>
+          <w:cantSplit/>
+        </w:trPr>
+        <w:tc>
+          <w:tcPr>
+            <w:vAlign w:val="center"/>
+          </w:tcPr>
+          <w:p>
+            <w:pPr>
+              <w:pStyle w:val="MDPI42tablebody"/>
+              <w:keepNext/>
               <w:suppressAutoHyphens/>
               <w:jc w:val="center"/>
             </w:pPr>
@@ -11353,6 +11481,7 @@
           <w:p>
             <w:pPr>
               <w:pStyle w:val="MDPI42tablebody"/>
+              <w:keepNext/>
               <w:suppressAutoHyphens/>
               <w:jc w:val="center"/>
             </w:pPr>
@@ -11368,6 +11497,7 @@
           <w:p>
             <w:pPr>
               <w:pStyle w:val="MDPI42tablebody"/>
+              <w:keepNext/>
               <w:suppressAutoHyphens/>
               <w:jc w:val="center"/>
             </w:pPr>
@@ -11383,6 +11513,7 @@
           <w:p>
             <w:pPr>
               <w:pStyle w:val="MDPI42tablebody"/>
+              <w:keepNext/>
               <w:suppressAutoHyphens/>
               <w:jc w:val="center"/>
             </w:pPr>
@@ -11393,13 +11524,17 @@
         </w:tc>
       </w:tr>
       <w:tr>
-        <w:tc>
-          <w:tcPr>
-            <w:vAlign w:val="center"/>
-          </w:tcPr>
-          <w:p>
-            <w:pPr>
-              <w:pStyle w:val="MDPI42tablebody"/>
+        <w:trPr>
+          <w:cantSplit/>
+        </w:trPr>
+        <w:tc>
+          <w:tcPr>
+            <w:vAlign w:val="center"/>
+          </w:tcPr>
+          <w:p>
+            <w:pPr>
+              <w:pStyle w:val="MDPI42tablebody"/>
+              <w:keepNext/>
               <w:suppressAutoHyphens/>
               <w:jc w:val="center"/>
             </w:pPr>
@@ -11452,6 +11587,7 @@
           <w:p>
             <w:pPr>
               <w:pStyle w:val="MDPI42tablebody"/>
+              <w:keepNext/>
               <w:suppressAutoHyphens/>
               <w:jc w:val="center"/>
             </w:pPr>
@@ -11467,6 +11603,7 @@
           <w:p>
             <w:pPr>
               <w:pStyle w:val="MDPI42tablebody"/>
+              <w:keepNext/>
               <w:suppressAutoHyphens/>
               <w:jc w:val="center"/>
             </w:pPr>
@@ -11493,6 +11630,7 @@
           <w:p>
             <w:pPr>
               <w:pStyle w:val="MDPI42tablebody"/>
+              <w:keepNext/>
               <w:suppressAutoHyphens/>
               <w:jc w:val="center"/>
             </w:pPr>
@@ -11514,13 +11652,17 @@
         </w:tc>
       </w:tr>
       <w:tr>
-        <w:tc>
-          <w:tcPr>
-            <w:vAlign w:val="center"/>
-          </w:tcPr>
-          <w:p>
-            <w:pPr>
-              <w:pStyle w:val="MDPI42tablebody"/>
+        <w:trPr>
+          <w:cantSplit/>
+        </w:trPr>
+        <w:tc>
+          <w:tcPr>
+            <w:vAlign w:val="center"/>
+          </w:tcPr>
+          <w:p>
+            <w:pPr>
+              <w:pStyle w:val="MDPI42tablebody"/>
+              <w:keepNext w:val="0"/>
               <w:suppressAutoHyphens/>
               <w:jc w:val="center"/>
             </w:pPr>
@@ -11573,6 +11715,7 @@
           <w:p>
             <w:pPr>
               <w:pStyle w:val="MDPI42tablebody"/>
+              <w:keepNext w:val="0"/>
               <w:suppressAutoHyphens/>
               <w:jc w:val="center"/>
             </w:pPr>
@@ -11588,6 +11731,7 @@
           <w:p>
             <w:pPr>
               <w:pStyle w:val="MDPI42tablebody"/>
+              <w:keepNext w:val="0"/>
               <w:suppressAutoHyphens/>
               <w:jc w:val="center"/>
             </w:pPr>
@@ -11614,6 +11758,7 @@
           <w:p>
             <w:pPr>
               <w:pStyle w:val="MDPI42tablebody"/>
+              <w:keepNext w:val="0"/>
               <w:suppressAutoHyphens/>
               <w:jc w:val="center"/>
             </w:pPr>
@@ -11672,6 +11817,8 @@
     <w:p>
       <w:pPr>
         <w:pStyle w:val="MDPI22heading2"/>
+        <w:keepNext/>
+        <w:keepLines/>
       </w:pPr>
       <w:r>
         <w:t xml:space="preserve">2.8. </w:t>
@@ -12119,6 +12266,8 @@
     <w:p>
       <w:pPr>
         <w:pStyle w:val="MDPI22heading2"/>
+        <w:keepNext/>
+        <w:keepLines/>
       </w:pPr>
       <w:r>
         <w:t xml:space="preserve">2.9. </w:t>
@@ -12865,6 +13014,8 @@
     <w:p>
       <w:pPr>
         <w:pStyle w:val="MDPI21heading1"/>
+        <w:keepNext/>
+        <w:keepLines/>
       </w:pPr>
       <w:r>
         <w:t xml:space="preserve">3. </w:t>
@@ -13229,6 +13380,8 @@
     <w:p>
       <w:pPr>
         <w:pStyle w:val="MDPI22heading2"/>
+        <w:keepNext/>
+        <w:keepLines/>
       </w:pPr>
       <w:r>
         <w:t xml:space="preserve">3.1. </w:t>
@@ -14839,6 +14992,8 @@
     <w:p>
       <w:pPr>
         <w:pStyle w:val="MDPI41tablecaption"/>
+        <w:keepNext/>
+        <w:keepLines/>
       </w:pPr>
       <w:r>
         <w:rPr>
@@ -14936,6 +15091,7 @@
       <w:tr>
         <w:trPr>
           <w:tblHeader/>
+          <w:cantSplit/>
         </w:trPr>
         <w:tc>
           <w:tcPr>
@@ -15049,6 +15205,9 @@
         </w:tc>
       </w:tr>
       <w:tr>
+        <w:trPr>
+          <w:cantSplit/>
+        </w:trPr>
         <w:tc>
           <w:tcPr>
             <w:vAlign w:val="center"/>
@@ -15190,6 +15349,9 @@
         </w:tc>
       </w:tr>
       <w:tr>
+        <w:trPr>
+          <w:cantSplit/>
+        </w:trPr>
         <w:tc>
           <w:tcPr>
             <w:gridSpan w:val="7"/>
@@ -15214,6 +15376,9 @@
         </w:tc>
       </w:tr>
       <w:tr>
+        <w:trPr>
+          <w:cantSplit/>
+        </w:trPr>
         <w:tc>
           <w:tcPr>
             <w:vAlign w:val="center"/>
@@ -15338,6 +15503,9 @@
         </w:tc>
       </w:tr>
       <w:tr>
+        <w:trPr>
+          <w:cantSplit/>
+        </w:trPr>
         <w:tc>
           <w:tcPr>
             <w:vAlign w:val="center"/>
@@ -15462,6 +15630,9 @@
         </w:tc>
       </w:tr>
       <w:tr>
+        <w:trPr>
+          <w:cantSplit/>
+        </w:trPr>
         <w:tc>
           <w:tcPr>
             <w:vAlign w:val="center"/>
@@ -15594,6 +15765,9 @@
         </w:tc>
       </w:tr>
       <w:tr>
+        <w:trPr>
+          <w:cantSplit/>
+        </w:trPr>
         <w:tc>
           <w:tcPr>
             <w:gridSpan w:val="7"/>
@@ -15618,6 +15792,9 @@
         </w:tc>
       </w:tr>
       <w:tr>
+        <w:trPr>
+          <w:cantSplit/>
+        </w:trPr>
         <w:tc>
           <w:tcPr>
             <w:vAlign w:val="center"/>
@@ -15728,6 +15905,9 @@
         </w:tc>
       </w:tr>
       <w:tr>
+        <w:trPr>
+          <w:cantSplit/>
+        </w:trPr>
         <w:tc>
           <w:tcPr>
             <w:vAlign w:val="center"/>
@@ -15838,6 +16018,9 @@
         </w:tc>
       </w:tr>
       <w:tr>
+        <w:trPr>
+          <w:cantSplit/>
+        </w:trPr>
         <w:tc>
           <w:tcPr>
             <w:vAlign w:val="center"/>
@@ -15961,6 +16144,7 @@
     <w:p>
       <w:pPr>
         <w:pStyle w:val="MDPI52figure"/>
+        <w:keepNext/>
       </w:pPr>
       <w:r>
         <w:drawing>
@@ -16008,6 +16192,7 @@
     <w:p>
       <w:pPr>
         <w:pStyle w:val="MDPI51figurecaption"/>
+        <w:keepLines/>
       </w:pPr>
       <w:r>
         <w:rPr>
@@ -16201,6 +16386,8 @@
     <w:p>
       <w:pPr>
         <w:pStyle w:val="MDPI22heading2"/>
+        <w:keepNext/>
+        <w:keepLines/>
       </w:pPr>
       <w:r>
         <w:t xml:space="preserve">3.2. </w:t>
@@ -16569,6 +16756,8 @@
     <w:p>
       <w:pPr>
         <w:pStyle w:val="MDPI41tablecaption"/>
+        <w:keepNext/>
+        <w:keepLines/>
       </w:pPr>
       <w:r>
         <w:rPr>
@@ -16637,26 +16826,32 @@
       <w:tblPr>
         <w:tblStyle w:val="MDPI41threelinetable"/>
         <w:tblW w:type="auto" w:w="0"/>
-        <w:tblLook w:firstRow="1" w:lastRow="0" w:firstColumn="0" w:lastColumn="0" w:noHBand="0" w:noVBand="0" w:val="0020"/>
-        <w:tblCaption w:val="Tuning the rule-based reference under the reinforcement-learning agents’ budget (16 random trials plus the hard-coded configuration as trial 0; selection on 2018–2019 only). EPI in EUR m^{-2}; one deterministic run per season. Source: regen/results/n2_tune/tune_rb_n2.csv."/>
+        <w:tblLayout w:type="fixed"/>
+        <w:tblLook w:firstColumn="1" w:firstRow="1" w:lastColumn="0" w:lastRow="0" w:noHBand="0" w:noVBand="1" w:val="04A0"/>
       </w:tblPr>
       <w:tblGrid>
-        <w:gridCol w:w="1980"/>
-        <w:gridCol w:w="1980"/>
-        <w:gridCol w:w="1980"/>
-        <w:gridCol w:w="1980"/>
+        <w:gridCol w:w="2580"/>
+        <w:gridCol w:w="1020"/>
+        <w:gridCol w:w="1020"/>
+        <w:gridCol w:w="1020"/>
+        <w:gridCol w:w="1020"/>
+        <w:gridCol w:w="1020"/>
+        <w:gridCol w:w="1531"/>
       </w:tblGrid>
       <w:tr>
         <w:trPr>
-          <w:tblHeader w:val="on"/>
+          <w:tblHeader/>
+          <w:cantSplit/>
         </w:trPr>
         <w:tc>
           <w:tcPr>
-            <w:vAlign w:val="center"/>
-          </w:tcPr>
-          <w:p>
-            <w:pPr>
-              <w:pStyle w:val="MDPI42tablebody"/>
+            <w:tcW w:type="dxa" w:w="2580"/>
+            <w:vAlign w:val="center"/>
+          </w:tcPr>
+          <w:p>
+            <w:pPr>
+              <w:pStyle w:val="MDPI42tablebody"/>
+              <w:keepNext/>
               <w:suppressAutoHyphens/>
               <w:jc w:val="center"/>
             </w:pPr>
@@ -16667,11 +16862,14 @@
         </w:tc>
         <w:tc>
           <w:tcPr>
-            <w:vAlign w:val="center"/>
-          </w:tcPr>
-          <w:p>
-            <w:pPr>
-              <w:pStyle w:val="MDPI42tablebody"/>
+            <w:tcW w:type="dxa" w:w="2040"/>
+            <w:gridSpan w:val="2"/>
+            <w:vAlign w:val="center"/>
+          </w:tcPr>
+          <w:p>
+            <w:pPr>
+              <w:pStyle w:val="MDPI42tablebody"/>
+              <w:keepNext/>
               <w:suppressAutoHyphens/>
               <w:jc w:val="center"/>
             </w:pPr>
@@ -16682,11 +16880,14 @@
         </w:tc>
         <w:tc>
           <w:tcPr>
-            <w:vAlign w:val="center"/>
-          </w:tcPr>
-          <w:p>
-            <w:pPr>
-              <w:pStyle w:val="MDPI42tablebody"/>
+            <w:tcW w:type="dxa" w:w="2040"/>
+            <w:gridSpan w:val="2"/>
+            <w:vAlign w:val="center"/>
+          </w:tcPr>
+          <w:p>
+            <w:pPr>
+              <w:pStyle w:val="MDPI42tablebody"/>
+              <w:keepNext/>
               <w:suppressAutoHyphens/>
               <w:jc w:val="center"/>
             </w:pPr>
@@ -16697,11 +16898,14 @@
         </w:tc>
         <w:tc>
           <w:tcPr>
-            <w:vAlign w:val="center"/>
-          </w:tcPr>
-          <w:p>
-            <w:pPr>
-              <w:pStyle w:val="MDPI42tablebody"/>
+            <w:tcW w:type="dxa" w:w="2551"/>
+            <w:gridSpan w:val="2"/>
+            <w:vAlign w:val="center"/>
+          </w:tcPr>
+          <w:p>
+            <w:pPr>
+              <w:pStyle w:val="MDPI42tablebody"/>
+              <w:keepNext/>
               <w:suppressAutoHyphens/>
               <w:jc w:val="center"/>
             </w:pPr>
@@ -16712,13 +16916,18 @@
         </w:tc>
       </w:tr>
       <w:tr>
-        <w:tc>
-          <w:tcPr>
-            <w:vAlign w:val="center"/>
-          </w:tcPr>
-          <w:p>
-            <w:pPr>
-              <w:pStyle w:val="MDPI42tablebody"/>
+        <w:trPr>
+          <w:cantSplit/>
+        </w:trPr>
+        <w:tc>
+          <w:tcPr>
+            <w:tcW w:type="dxa" w:w="2580"/>
+            <w:vAlign w:val="center"/>
+          </w:tcPr>
+          <w:p>
+            <w:pPr>
+              <w:pStyle w:val="MDPI42tablebody"/>
+              <w:keepNext/>
               <w:suppressAutoHyphens/>
               <w:jc w:val="center"/>
             </w:pPr>
@@ -16749,11 +16958,14 @@
         </w:tc>
         <w:tc>
           <w:tcPr>
-            <w:vAlign w:val="center"/>
-          </w:tcPr>
-          <w:p>
-            <w:pPr>
-              <w:pStyle w:val="MDPI42tablebody"/>
+            <w:tcW w:type="dxa" w:w="2040"/>
+            <w:gridSpan w:val="2"/>
+            <w:vAlign w:val="center"/>
+          </w:tcPr>
+          <w:p>
+            <w:pPr>
+              <w:pStyle w:val="MDPI42tablebody"/>
+              <w:keepNext/>
               <w:suppressAutoHyphens/>
               <w:jc w:val="center"/>
             </w:pPr>
@@ -16764,11 +16976,14 @@
         </w:tc>
         <w:tc>
           <w:tcPr>
-            <w:vAlign w:val="center"/>
-          </w:tcPr>
-          <w:p>
-            <w:pPr>
-              <w:pStyle w:val="MDPI42tablebody"/>
+            <w:tcW w:type="dxa" w:w="2040"/>
+            <w:gridSpan w:val="2"/>
+            <w:vAlign w:val="center"/>
+          </w:tcPr>
+          <w:p>
+            <w:pPr>
+              <w:pStyle w:val="MDPI42tablebody"/>
+              <w:keepNext/>
               <w:suppressAutoHyphens/>
               <w:jc w:val="center"/>
             </w:pPr>
@@ -16779,11 +16994,14 @@
         </w:tc>
         <w:tc>
           <w:tcPr>
-            <w:vAlign w:val="center"/>
-          </w:tcPr>
-          <w:p>
-            <w:pPr>
-              <w:pStyle w:val="MDPI42tablebody"/>
+            <w:tcW w:type="dxa" w:w="2551"/>
+            <w:gridSpan w:val="2"/>
+            <w:vAlign w:val="center"/>
+          </w:tcPr>
+          <w:p>
+            <w:pPr>
+              <w:pStyle w:val="MDPI42tablebody"/>
+              <w:keepNext/>
               <w:suppressAutoHyphens/>
               <w:jc w:val="center"/>
             </w:pPr>
@@ -16794,13 +17012,18 @@
         </w:tc>
       </w:tr>
       <w:tr>
-        <w:tc>
-          <w:tcPr>
-            <w:vAlign w:val="center"/>
-          </w:tcPr>
-          <w:p>
-            <w:pPr>
-              <w:pStyle w:val="MDPI42tablebody"/>
+        <w:trPr>
+          <w:cantSplit/>
+        </w:trPr>
+        <w:tc>
+          <w:tcPr>
+            <w:tcW w:type="dxa" w:w="2580"/>
+            <w:vAlign w:val="center"/>
+          </w:tcPr>
+          <w:p>
+            <w:pPr>
+              <w:pStyle w:val="MDPI42tablebody"/>
+              <w:keepNext/>
               <w:suppressAutoHyphens/>
               <w:jc w:val="center"/>
             </w:pPr>
@@ -16831,11 +17054,14 @@
         </w:tc>
         <w:tc>
           <w:tcPr>
-            <w:vAlign w:val="center"/>
-          </w:tcPr>
-          <w:p>
-            <w:pPr>
-              <w:pStyle w:val="MDPI42tablebody"/>
+            <w:tcW w:type="dxa" w:w="2040"/>
+            <w:gridSpan w:val="2"/>
+            <w:vAlign w:val="center"/>
+          </w:tcPr>
+          <w:p>
+            <w:pPr>
+              <w:pStyle w:val="MDPI42tablebody"/>
+              <w:keepNext/>
               <w:suppressAutoHyphens/>
               <w:jc w:val="center"/>
             </w:pPr>
@@ -16846,11 +17072,14 @@
         </w:tc>
         <w:tc>
           <w:tcPr>
-            <w:vAlign w:val="center"/>
-          </w:tcPr>
-          <w:p>
-            <w:pPr>
-              <w:pStyle w:val="MDPI42tablebody"/>
+            <w:tcW w:type="dxa" w:w="2040"/>
+            <w:gridSpan w:val="2"/>
+            <w:vAlign w:val="center"/>
+          </w:tcPr>
+          <w:p>
+            <w:pPr>
+              <w:pStyle w:val="MDPI42tablebody"/>
+              <w:keepNext/>
               <w:suppressAutoHyphens/>
               <w:jc w:val="center"/>
             </w:pPr>
@@ -16861,11 +17090,14 @@
         </w:tc>
         <w:tc>
           <w:tcPr>
-            <w:vAlign w:val="center"/>
-          </w:tcPr>
-          <w:p>
-            <w:pPr>
-              <w:pStyle w:val="MDPI42tablebody"/>
+            <w:tcW w:type="dxa" w:w="2551"/>
+            <w:gridSpan w:val="2"/>
+            <w:vAlign w:val="center"/>
+          </w:tcPr>
+          <w:p>
+            <w:pPr>
+              <w:pStyle w:val="MDPI42tablebody"/>
+              <w:keepNext/>
               <w:suppressAutoHyphens/>
               <w:jc w:val="center"/>
             </w:pPr>
@@ -16876,13 +17108,18 @@
         </w:tc>
       </w:tr>
       <w:tr>
-        <w:tc>
-          <w:tcPr>
-            <w:vAlign w:val="center"/>
-          </w:tcPr>
-          <w:p>
-            <w:pPr>
-              <w:pStyle w:val="MDPI42tablebody"/>
+        <w:trPr>
+          <w:cantSplit/>
+        </w:trPr>
+        <w:tc>
+          <w:tcPr>
+            <w:tcW w:type="dxa" w:w="2580"/>
+            <w:vAlign w:val="center"/>
+          </w:tcPr>
+          <w:p>
+            <w:pPr>
+              <w:pStyle w:val="MDPI42tablebody"/>
+              <w:keepNext/>
               <w:suppressAutoHyphens/>
               <w:jc w:val="center"/>
             </w:pPr>
@@ -16913,11 +17150,14 @@
         </w:tc>
         <w:tc>
           <w:tcPr>
-            <w:vAlign w:val="center"/>
-          </w:tcPr>
-          <w:p>
-            <w:pPr>
-              <w:pStyle w:val="MDPI42tablebody"/>
+            <w:tcW w:type="dxa" w:w="2040"/>
+            <w:gridSpan w:val="2"/>
+            <w:vAlign w:val="center"/>
+          </w:tcPr>
+          <w:p>
+            <w:pPr>
+              <w:pStyle w:val="MDPI42tablebody"/>
+              <w:keepNext/>
               <w:suppressAutoHyphens/>
               <w:jc w:val="center"/>
             </w:pPr>
@@ -16928,11 +17168,14 @@
         </w:tc>
         <w:tc>
           <w:tcPr>
-            <w:vAlign w:val="center"/>
-          </w:tcPr>
-          <w:p>
-            <w:pPr>
-              <w:pStyle w:val="MDPI42tablebody"/>
+            <w:tcW w:type="dxa" w:w="2040"/>
+            <w:gridSpan w:val="2"/>
+            <w:vAlign w:val="center"/>
+          </w:tcPr>
+          <w:p>
+            <w:pPr>
+              <w:pStyle w:val="MDPI42tablebody"/>
+              <w:keepNext/>
               <w:suppressAutoHyphens/>
               <w:jc w:val="center"/>
             </w:pPr>
@@ -16943,11 +17186,14 @@
         </w:tc>
         <w:tc>
           <w:tcPr>
-            <w:vAlign w:val="center"/>
-          </w:tcPr>
-          <w:p>
-            <w:pPr>
-              <w:pStyle w:val="MDPI42tablebody"/>
+            <w:tcW w:type="dxa" w:w="2551"/>
+            <w:gridSpan w:val="2"/>
+            <w:vAlign w:val="center"/>
+          </w:tcPr>
+          <w:p>
+            <w:pPr>
+              <w:pStyle w:val="MDPI42tablebody"/>
+              <w:keepNext/>
               <w:suppressAutoHyphens/>
               <w:jc w:val="center"/>
             </w:pPr>
@@ -16958,13 +17204,18 @@
         </w:tc>
       </w:tr>
       <w:tr>
-        <w:tc>
-          <w:tcPr>
-            <w:vAlign w:val="center"/>
-          </w:tcPr>
-          <w:p>
-            <w:pPr>
-              <w:pStyle w:val="MDPI42tablebody"/>
+        <w:trPr>
+          <w:cantSplit/>
+        </w:trPr>
+        <w:tc>
+          <w:tcPr>
+            <w:tcW w:type="dxa" w:w="2580"/>
+            <w:vAlign w:val="center"/>
+          </w:tcPr>
+          <w:p>
+            <w:pPr>
+              <w:pStyle w:val="MDPI42tablebody"/>
+              <w:keepNext/>
               <w:suppressAutoHyphens/>
               <w:jc w:val="center"/>
             </w:pPr>
@@ -16975,11 +17226,14 @@
         </w:tc>
         <w:tc>
           <w:tcPr>
-            <w:vAlign w:val="center"/>
-          </w:tcPr>
-          <w:p>
-            <w:pPr>
-              <w:pStyle w:val="MDPI42tablebody"/>
+            <w:tcW w:type="dxa" w:w="2040"/>
+            <w:gridSpan w:val="2"/>
+            <w:vAlign w:val="center"/>
+          </w:tcPr>
+          <w:p>
+            <w:pPr>
+              <w:pStyle w:val="MDPI42tablebody"/>
+              <w:keepNext/>
               <w:suppressAutoHyphens/>
               <w:jc w:val="center"/>
             </w:pPr>
@@ -16990,11 +17244,14 @@
         </w:tc>
         <w:tc>
           <w:tcPr>
-            <w:vAlign w:val="center"/>
-          </w:tcPr>
-          <w:p>
-            <w:pPr>
-              <w:pStyle w:val="MDPI42tablebody"/>
+            <w:tcW w:type="dxa" w:w="2040"/>
+            <w:gridSpan w:val="2"/>
+            <w:vAlign w:val="center"/>
+          </w:tcPr>
+          <w:p>
+            <w:pPr>
+              <w:pStyle w:val="MDPI42tablebody"/>
+              <w:keepNext/>
               <w:suppressAutoHyphens/>
               <w:jc w:val="center"/>
             </w:pPr>
@@ -17005,11 +17262,14 @@
         </w:tc>
         <w:tc>
           <w:tcPr>
-            <w:vAlign w:val="center"/>
-          </w:tcPr>
-          <w:p>
-            <w:pPr>
-              <w:pStyle w:val="MDPI42tablebody"/>
+            <w:tcW w:type="dxa" w:w="2551"/>
+            <w:gridSpan w:val="2"/>
+            <w:vAlign w:val="center"/>
+          </w:tcPr>
+          <w:p>
+            <w:pPr>
+              <w:pStyle w:val="MDPI42tablebody"/>
+              <w:keepNext/>
               <w:suppressAutoHyphens/>
               <w:jc w:val="center"/>
             </w:pPr>
@@ -17020,75 +17280,142 @@
         </w:tc>
       </w:tr>
       <w:tr>
-        <w:tc>
-          <w:tcPr>
-            <w:vAlign w:val="center"/>
-          </w:tcPr>
-          <w:p>
-            <w:pPr>
-              <w:pStyle w:val="MDPI42tablebody"/>
-              <w:suppressAutoHyphens/>
-              <w:jc w:val="center"/>
-            </w:pPr>
-            <w:r>
-              <w:t xml:space="preserve">Test season</w:t>
-            </w:r>
-          </w:p>
-        </w:tc>
-        <w:tc>
-          <w:tcPr>
-            <w:vAlign w:val="center"/>
-          </w:tcPr>
-          <w:p>
-            <w:pPr>
-              <w:pStyle w:val="MDPI42tablebody"/>
-              <w:suppressAutoHyphens/>
-              <w:jc w:val="center"/>
-            </w:pPr>
-            <w:r>
-              <w:t xml:space="preserve">2020</w:t>
-            </w:r>
-          </w:p>
-        </w:tc>
-        <w:tc>
-          <w:tcPr>
-            <w:vAlign w:val="center"/>
-          </w:tcPr>
-          <w:p>
-            <w:pPr>
-              <w:pStyle w:val="MDPI42tablebody"/>
-              <w:suppressAutoHyphens/>
-              <w:jc w:val="center"/>
-            </w:pPr>
-            <w:r>
-              <w:t xml:space="preserve">2022</w:t>
-            </w:r>
-          </w:p>
-        </w:tc>
-        <w:tc>
-          <w:tcPr>
-            <w:vAlign w:val="center"/>
-          </w:tcPr>
-          <w:p>
-            <w:pPr>
-              <w:pStyle w:val="MDPI42tablebody"/>
-              <w:suppressAutoHyphens/>
-              <w:jc w:val="center"/>
-            </w:pPr>
-            <w:r>
-              <w:t xml:space="preserve">Mean Violations</w:t>
+        <w:trPr>
+          <w:cantSplit/>
+        </w:trPr>
+        <w:tc>
+          <w:tcPr>
+            <w:tcW w:type="dxa" w:w="2580"/>
+            <w:vAlign w:val="center"/>
+          </w:tcPr>
+          <w:p>
+            <w:pPr>
+              <w:pStyle w:val="MDPI42tablebody"/>
+              <w:keepNext/>
+              <w:suppressAutoHyphens/>
+              <w:jc w:val="center"/>
+            </w:pPr>
+            <w:r>
+              <w:t>Test season</w:t>
+            </w:r>
+          </w:p>
+        </w:tc>
+        <w:tc>
+          <w:tcPr>
+            <w:tcW w:type="dxa" w:w="1020"/>
+            <w:vAlign w:val="center"/>
+          </w:tcPr>
+          <w:p>
+            <w:pPr>
+              <w:pStyle w:val="MDPI42tablebody"/>
+              <w:keepNext/>
+              <w:suppressAutoHyphens/>
+              <w:jc w:val="center"/>
+            </w:pPr>
+            <w:r>
+              <w:t>2020</w:t>
+            </w:r>
+          </w:p>
+        </w:tc>
+        <w:tc>
+          <w:tcPr>
+            <w:tcW w:type="dxa" w:w="1020"/>
+            <w:vAlign w:val="center"/>
+          </w:tcPr>
+          <w:p>
+            <w:pPr>
+              <w:pStyle w:val="MDPI42tablebody"/>
+              <w:keepNext/>
+              <w:suppressAutoHyphens/>
+              <w:jc w:val="center"/>
+            </w:pPr>
+            <w:r>
+              <w:t>2021</w:t>
+            </w:r>
+          </w:p>
+        </w:tc>
+        <w:tc>
+          <w:tcPr>
+            <w:tcW w:type="dxa" w:w="1020"/>
+            <w:vAlign w:val="center"/>
+          </w:tcPr>
+          <w:p>
+            <w:pPr>
+              <w:pStyle w:val="MDPI42tablebody"/>
+              <w:keepNext/>
+              <w:suppressAutoHyphens/>
+              <w:jc w:val="center"/>
+            </w:pPr>
+            <w:r>
+              <w:t>2022</w:t>
+            </w:r>
+          </w:p>
+        </w:tc>
+        <w:tc>
+          <w:tcPr>
+            <w:tcW w:type="dxa" w:w="1020"/>
+            <w:vAlign w:val="center"/>
+          </w:tcPr>
+          <w:p>
+            <w:pPr>
+              <w:pStyle w:val="MDPI42tablebody"/>
+              <w:keepNext/>
+              <w:suppressAutoHyphens/>
+              <w:jc w:val="center"/>
+            </w:pPr>
+            <w:r>
+              <w:t>2023</w:t>
+            </w:r>
+          </w:p>
+        </w:tc>
+        <w:tc>
+          <w:tcPr>
+            <w:tcW w:type="dxa" w:w="1020"/>
+            <w:vAlign w:val="center"/>
+          </w:tcPr>
+          <w:p>
+            <w:pPr>
+              <w:pStyle w:val="MDPI42tablebody"/>
+              <w:keepNext/>
+              <w:suppressAutoHyphens/>
+              <w:jc w:val="center"/>
+            </w:pPr>
+            <w:r>
+              <w:t>Mean</w:t>
+            </w:r>
+          </w:p>
+        </w:tc>
+        <w:tc>
+          <w:tcPr>
+            <w:tcW w:type="dxa" w:w="1531"/>
+            <w:vAlign w:val="center"/>
+          </w:tcPr>
+          <w:p>
+            <w:pPr>
+              <w:pStyle w:val="MDPI42tablebody"/>
+              <w:keepNext/>
+              <w:suppressAutoHyphens/>
+              <w:jc w:val="center"/>
+            </w:pPr>
+            <w:r>
+              <w:t>Violations</w:t>
             </w:r>
           </w:p>
         </w:tc>
       </w:tr>
       <w:tr>
-        <w:tc>
-          <w:tcPr>
-            <w:vAlign w:val="center"/>
-          </w:tcPr>
-          <w:p>
-            <w:pPr>
-              <w:pStyle w:val="MDPI42tablebody"/>
+        <w:trPr>
+          <w:cantSplit/>
+        </w:trPr>
+        <w:tc>
+          <w:tcPr>
+            <w:tcW w:type="dxa" w:w="2580"/>
+            <w:vAlign w:val="center"/>
+          </w:tcPr>
+          <w:p>
+            <w:pPr>
+              <w:pStyle w:val="MDPI42tablebody"/>
+              <w:keepNext/>
               <w:suppressAutoHyphens/>
               <w:jc w:val="center"/>
             </w:pPr>
@@ -17099,11 +17426,13 @@
         </w:tc>
         <w:tc>
           <w:tcPr>
-            <w:vAlign w:val="center"/>
-          </w:tcPr>
-          <w:p>
-            <w:pPr>
-              <w:pStyle w:val="MDPI42tablebody"/>
+            <w:tcW w:type="dxa" w:w="1020"/>
+            <w:vAlign w:val="center"/>
+          </w:tcPr>
+          <w:p>
+            <w:pPr>
+              <w:pStyle w:val="MDPI42tablebody"/>
+              <w:keepNext/>
               <w:suppressAutoHyphens/>
               <w:jc w:val="center"/>
             </w:pPr>
@@ -17118,9 +17447,20 @@
                 <m:t>4.63</m:t>
               </m:r>
             </m:oMath>
-            <w:r>
-              <w:t xml:space="preserve"> </w:t>
-            </w:r>
+          </w:p>
+        </w:tc>
+        <w:tc>
+          <w:tcPr>
+            <w:tcW w:type="dxa" w:w="1020"/>
+            <w:vAlign w:val="center"/>
+          </w:tcPr>
+          <w:p>
+            <w:pPr>
+              <w:pStyle w:val="MDPI42tablebody"/>
+              <w:keepNext/>
+              <w:suppressAutoHyphens/>
+              <w:jc w:val="center"/>
+            </w:pPr>
             <m:oMath>
               <m:r>
                 <m:rPr>
@@ -17136,11 +17476,13 @@
         </w:tc>
         <w:tc>
           <w:tcPr>
-            <w:vAlign w:val="center"/>
-          </w:tcPr>
-          <w:p>
-            <w:pPr>
-              <w:pStyle w:val="MDPI42tablebody"/>
+            <w:tcW w:type="dxa" w:w="1020"/>
+            <w:vAlign w:val="center"/>
+          </w:tcPr>
+          <w:p>
+            <w:pPr>
+              <w:pStyle w:val="MDPI42tablebody"/>
+              <w:keepNext/>
               <w:suppressAutoHyphens/>
               <w:jc w:val="center"/>
             </w:pPr>
@@ -17155,9 +17497,20 @@
                 <m:t>1.30</m:t>
               </m:r>
             </m:oMath>
-            <w:r>
-              <w:t xml:space="preserve"> </w:t>
-            </w:r>
+          </w:p>
+        </w:tc>
+        <w:tc>
+          <w:tcPr>
+            <w:tcW w:type="dxa" w:w="1020"/>
+            <w:vAlign w:val="center"/>
+          </w:tcPr>
+          <w:p>
+            <w:pPr>
+              <w:pStyle w:val="MDPI42tablebody"/>
+              <w:keepNext/>
+              <w:suppressAutoHyphens/>
+              <w:jc w:val="center"/>
+            </w:pPr>
             <m:oMath>
               <m:r>
                 <m:rPr>
@@ -17173,11 +17526,13 @@
         </w:tc>
         <w:tc>
           <w:tcPr>
-            <w:vAlign w:val="center"/>
-          </w:tcPr>
-          <w:p>
-            <w:pPr>
-              <w:pStyle w:val="MDPI42tablebody"/>
+            <w:tcW w:type="dxa" w:w="1020"/>
+            <w:vAlign w:val="center"/>
+          </w:tcPr>
+          <w:p>
+            <w:pPr>
+              <w:pStyle w:val="MDPI42tablebody"/>
+              <w:keepNext/>
               <w:suppressAutoHyphens/>
               <w:jc w:val="center"/>
             </w:pPr>
@@ -17192,20 +17547,39 @@
                 <m:t>1.23</m:t>
               </m:r>
             </m:oMath>
-            <w:r>
-              <w:t xml:space="preserve">​</w:t>
+          </w:p>
+        </w:tc>
+        <w:tc>
+          <w:tcPr>
+            <w:tcW w:type="dxa" w:w="1531"/>
+            <w:vAlign w:val="center"/>
+          </w:tcPr>
+          <w:p>
+            <w:pPr>
+              <w:pStyle w:val="MDPI42tablebody"/>
+              <w:keepNext/>
+              <w:suppressAutoHyphens/>
+              <w:jc w:val="center"/>
+            </w:pPr>
+            <w:r>
+              <w:t>2813</w:t>
             </w:r>
           </w:p>
         </w:tc>
       </w:tr>
       <w:tr>
-        <w:tc>
-          <w:tcPr>
-            <w:vAlign w:val="center"/>
-          </w:tcPr>
-          <w:p>
-            <w:pPr>
-              <w:pStyle w:val="MDPI42tablebody"/>
+        <w:trPr>
+          <w:cantSplit/>
+        </w:trPr>
+        <w:tc>
+          <w:tcPr>
+            <w:tcW w:type="dxa" w:w="2580"/>
+            <w:vAlign w:val="center"/>
+          </w:tcPr>
+          <w:p>
+            <w:pPr>
+              <w:pStyle w:val="MDPI42tablebody"/>
+              <w:keepNext/>
               <w:suppressAutoHyphens/>
               <w:jc w:val="center"/>
             </w:pPr>
@@ -17216,11 +17590,13 @@
         </w:tc>
         <w:tc>
           <w:tcPr>
-            <w:vAlign w:val="center"/>
-          </w:tcPr>
-          <w:p>
-            <w:pPr>
-              <w:pStyle w:val="MDPI42tablebody"/>
+            <w:tcW w:type="dxa" w:w="1020"/>
+            <w:vAlign w:val="center"/>
+          </w:tcPr>
+          <w:p>
+            <w:pPr>
+              <w:pStyle w:val="MDPI42tablebody"/>
+              <w:keepNext/>
               <w:suppressAutoHyphens/>
               <w:jc w:val="center"/>
             </w:pPr>
@@ -17235,9 +17611,20 @@
                 <m:t>6.29</m:t>
               </m:r>
             </m:oMath>
-            <w:r>
-              <w:t xml:space="preserve"> </w:t>
-            </w:r>
+          </w:p>
+        </w:tc>
+        <w:tc>
+          <w:tcPr>
+            <w:tcW w:type="dxa" w:w="1020"/>
+            <w:vAlign w:val="center"/>
+          </w:tcPr>
+          <w:p>
+            <w:pPr>
+              <w:pStyle w:val="MDPI42tablebody"/>
+              <w:keepNext/>
+              <w:suppressAutoHyphens/>
+              <w:jc w:val="center"/>
+            </w:pPr>
             <m:oMath>
               <m:r>
                 <m:rPr>
@@ -17253,11 +17640,13 @@
         </w:tc>
         <w:tc>
           <w:tcPr>
-            <w:vAlign w:val="center"/>
-          </w:tcPr>
-          <w:p>
-            <w:pPr>
-              <w:pStyle w:val="MDPI42tablebody"/>
+            <w:tcW w:type="dxa" w:w="1020"/>
+            <w:vAlign w:val="center"/>
+          </w:tcPr>
+          <w:p>
+            <w:pPr>
+              <w:pStyle w:val="MDPI42tablebody"/>
+              <w:keepNext/>
               <w:suppressAutoHyphens/>
               <w:jc w:val="center"/>
             </w:pPr>
@@ -17272,9 +17661,20 @@
                 <m:t>2.81</m:t>
               </m:r>
             </m:oMath>
-            <w:r>
-              <w:t xml:space="preserve"> </w:t>
-            </w:r>
+          </w:p>
+        </w:tc>
+        <w:tc>
+          <w:tcPr>
+            <w:tcW w:type="dxa" w:w="1020"/>
+            <w:vAlign w:val="center"/>
+          </w:tcPr>
+          <w:p>
+            <w:pPr>
+              <w:pStyle w:val="MDPI42tablebody"/>
+              <w:keepNext/>
+              <w:suppressAutoHyphens/>
+              <w:jc w:val="center"/>
+            </w:pPr>
             <m:oMath>
               <m:r>
                 <m:rPr>
@@ -17290,11 +17690,13 @@
         </w:tc>
         <w:tc>
           <w:tcPr>
-            <w:vAlign w:val="center"/>
-          </w:tcPr>
-          <w:p>
-            <w:pPr>
-              <w:pStyle w:val="MDPI42tablebody"/>
+            <w:tcW w:type="dxa" w:w="1020"/>
+            <w:vAlign w:val="center"/>
+          </w:tcPr>
+          <w:p>
+            <w:pPr>
+              <w:pStyle w:val="MDPI42tablebody"/>
+              <w:keepNext/>
               <w:suppressAutoHyphens/>
               <w:jc w:val="center"/>
             </w:pPr>
@@ -17312,20 +17714,39 @@
                 <m:t>2.26</m:t>
               </m:r>
             </m:oMath>
-            <w:r>
-              <w:t xml:space="preserve">​</w:t>
+          </w:p>
+        </w:tc>
+        <w:tc>
+          <w:tcPr>
+            <w:tcW w:type="dxa" w:w="1531"/>
+            <w:vAlign w:val="center"/>
+          </w:tcPr>
+          <w:p>
+            <w:pPr>
+              <w:pStyle w:val="MDPI42tablebody"/>
+              <w:keepNext/>
+              <w:suppressAutoHyphens/>
+              <w:jc w:val="center"/>
+            </w:pPr>
+            <w:r>
+              <w:t>4339</w:t>
             </w:r>
           </w:p>
         </w:tc>
       </w:tr>
       <w:tr>
-        <w:tc>
-          <w:tcPr>
-            <w:vAlign w:val="center"/>
-          </w:tcPr>
-          <w:p>
-            <w:pPr>
-              <w:pStyle w:val="MDPI42tablebody"/>
+        <w:trPr>
+          <w:cantSplit/>
+        </w:trPr>
+        <w:tc>
+          <w:tcPr>
+            <w:tcW w:type="dxa" w:w="2580"/>
+            <w:vAlign w:val="center"/>
+          </w:tcPr>
+          <w:p>
+            <w:pPr>
+              <w:pStyle w:val="MDPI42tablebody"/>
+              <w:keepNext w:val="0"/>
               <w:suppressAutoHyphens/>
               <w:jc w:val="center"/>
             </w:pPr>
@@ -17336,11 +17757,13 @@
         </w:tc>
         <w:tc>
           <w:tcPr>
-            <w:vAlign w:val="center"/>
-          </w:tcPr>
-          <w:p>
-            <w:pPr>
-              <w:pStyle w:val="MDPI42tablebody"/>
+            <w:tcW w:type="dxa" w:w="1020"/>
+            <w:vAlign w:val="center"/>
+          </w:tcPr>
+          <w:p>
+            <w:pPr>
+              <w:pStyle w:val="MDPI42tablebody"/>
+              <w:keepNext w:val="0"/>
               <w:suppressAutoHyphens/>
               <w:jc w:val="center"/>
             </w:pPr>
@@ -17355,9 +17778,20 @@
                 <m:t>1.66</m:t>
               </m:r>
             </m:oMath>
-            <w:r>
-              <w:t xml:space="preserve"> </w:t>
-            </w:r>
+          </w:p>
+        </w:tc>
+        <w:tc>
+          <w:tcPr>
+            <w:tcW w:type="dxa" w:w="1020"/>
+            <w:vAlign w:val="center"/>
+          </w:tcPr>
+          <w:p>
+            <w:pPr>
+              <w:pStyle w:val="MDPI42tablebody"/>
+              <w:keepNext w:val="0"/>
+              <w:suppressAutoHyphens/>
+              <w:jc w:val="center"/>
+            </w:pPr>
             <m:oMath>
               <m:r>
                 <m:rPr>
@@ -17373,11 +17807,13 @@
         </w:tc>
         <w:tc>
           <w:tcPr>
-            <w:vAlign w:val="center"/>
-          </w:tcPr>
-          <w:p>
-            <w:pPr>
-              <w:pStyle w:val="MDPI42tablebody"/>
+            <w:tcW w:type="dxa" w:w="1020"/>
+            <w:vAlign w:val="center"/>
+          </w:tcPr>
+          <w:p>
+            <w:pPr>
+              <w:pStyle w:val="MDPI42tablebody"/>
+              <w:keepNext w:val="0"/>
               <w:suppressAutoHyphens/>
               <w:jc w:val="center"/>
             </w:pPr>
@@ -17392,9 +17828,20 @@
                 <m:t>1.50</m:t>
               </m:r>
             </m:oMath>
-            <w:r>
-              <w:t xml:space="preserve"> </w:t>
-            </w:r>
+          </w:p>
+        </w:tc>
+        <w:tc>
+          <w:tcPr>
+            <w:tcW w:type="dxa" w:w="1020"/>
+            <w:vAlign w:val="center"/>
+          </w:tcPr>
+          <w:p>
+            <w:pPr>
+              <w:pStyle w:val="MDPI42tablebody"/>
+              <w:keepNext w:val="0"/>
+              <w:suppressAutoHyphens/>
+              <w:jc w:val="center"/>
+            </w:pPr>
             <m:oMath>
               <m:r>
                 <m:rPr>
@@ -17410,11 +17857,13 @@
         </w:tc>
         <w:tc>
           <w:tcPr>
-            <w:vAlign w:val="center"/>
-          </w:tcPr>
-          <w:p>
-            <w:pPr>
-              <w:pStyle w:val="MDPI42tablebody"/>
+            <w:tcW w:type="dxa" w:w="1020"/>
+            <w:vAlign w:val="center"/>
+          </w:tcPr>
+          <w:p>
+            <w:pPr>
+              <w:pStyle w:val="MDPI42tablebody"/>
+              <w:keepNext w:val="0"/>
               <w:suppressAutoHyphens/>
               <w:jc w:val="center"/>
             </w:pPr>
@@ -17432,9 +17881,20 @@
                 <m:t>3.49</m:t>
               </m:r>
             </m:oMath>
-            <w:r>
-              <w:t xml:space="preserve"> </w:t>
-            </w:r>
+          </w:p>
+        </w:tc>
+        <w:tc>
+          <w:tcPr>
+            <w:tcW w:type="dxa" w:w="1531"/>
+            <w:vAlign w:val="center"/>
+          </w:tcPr>
+          <w:p>
+            <w:pPr>
+              <w:pStyle w:val="MDPI42tablebody"/>
+              <w:keepNext w:val="0"/>
+              <w:suppressAutoHyphens/>
+              <w:jc w:val="center"/>
+            </w:pPr>
             <m:oMath>
               <m:r>
                 <m:rPr>
@@ -17456,6 +17916,8 @@
     <w:p>
       <w:pPr>
         <w:pStyle w:val="MDPI22heading2"/>
+        <w:keepNext/>
+        <w:keepLines/>
       </w:pPr>
       <w:r>
         <w:t xml:space="preserve">3.3. </w:t>
@@ -19889,6 +20351,8 @@
     <w:p>
       <w:pPr>
         <w:pStyle w:val="MDPI41tablecaption"/>
+        <w:keepNext/>
+        <w:keepLines/>
       </w:pPr>
       <w:r>
         <w:rPr>
@@ -20176,6 +20640,7 @@
       <w:tr>
         <w:trPr>
           <w:tblHeader/>
+          <w:cantSplit/>
         </w:trPr>
         <w:tc>
           <w:tcPr>
@@ -20319,6 +20784,9 @@
         </w:tc>
       </w:tr>
       <w:tr>
+        <w:trPr>
+          <w:cantSplit/>
+        </w:trPr>
         <w:tc>
           <w:tcPr>
             <w:vAlign w:val="center"/>
@@ -20452,6 +20920,9 @@
         </w:tc>
       </w:tr>
       <w:tr>
+        <w:trPr>
+          <w:cantSplit/>
+        </w:trPr>
         <w:tc>
           <w:tcPr>
             <w:vAlign w:val="center"/>
@@ -20680,6 +21151,9 @@
         </w:tc>
       </w:tr>
       <w:tr>
+        <w:trPr>
+          <w:cantSplit/>
+        </w:trPr>
         <w:tc>
           <w:tcPr>
             <w:vAlign w:val="center"/>
@@ -20902,6 +21376,9 @@
         </w:tc>
       </w:tr>
       <w:tr>
+        <w:trPr>
+          <w:cantSplit/>
+        </w:trPr>
         <w:tc>
           <w:tcPr>
             <w:vAlign w:val="center"/>
@@ -21118,6 +21595,9 @@
         </w:tc>
       </w:tr>
       <w:tr>
+        <w:trPr>
+          <w:cantSplit/>
+        </w:trPr>
         <w:tc>
           <w:tcPr>
             <w:vAlign w:val="center"/>
@@ -21334,6 +21814,9 @@
         </w:tc>
       </w:tr>
       <w:tr>
+        <w:trPr>
+          <w:cantSplit/>
+        </w:trPr>
         <w:tc>
           <w:tcPr>
             <w:vAlign w:val="center"/>
@@ -21556,6 +22039,9 @@
         </w:tc>
       </w:tr>
       <w:tr>
+        <w:trPr>
+          <w:cantSplit/>
+        </w:trPr>
         <w:tc>
           <w:tcPr>
             <w:vAlign w:val="center"/>
@@ -21778,6 +22264,9 @@
         </w:tc>
       </w:tr>
       <w:tr>
+        <w:trPr>
+          <w:cantSplit/>
+        </w:trPr>
         <w:tc>
           <w:tcPr>
             <w:vAlign w:val="center"/>
@@ -21955,6 +22444,9 @@
         </w:tc>
       </w:tr>
       <w:tr>
+        <w:trPr>
+          <w:cantSplit/>
+        </w:trPr>
         <w:tc>
           <w:tcPr>
             <w:vAlign w:val="center"/>
@@ -22177,6 +22669,9 @@
         </w:tc>
       </w:tr>
       <w:tr>
+        <w:trPr>
+          <w:cantSplit/>
+        </w:trPr>
         <w:tc>
           <w:tcPr>
             <w:vAlign w:val="center"/>
@@ -22399,6 +22894,9 @@
         </w:tc>
       </w:tr>
       <w:tr>
+        <w:trPr>
+          <w:cantSplit/>
+        </w:trPr>
         <w:tc>
           <w:tcPr>
             <w:vAlign w:val="center"/>
@@ -22631,6 +23129,9 @@
         </w:tc>
       </w:tr>
       <w:tr>
+        <w:trPr>
+          <w:cantSplit/>
+        </w:trPr>
         <w:tc>
           <w:tcPr>
             <w:vAlign w:val="center"/>
@@ -22859,6 +23360,9 @@
         </w:tc>
       </w:tr>
       <w:tr>
+        <w:trPr>
+          <w:cantSplit/>
+        </w:trPr>
         <w:tc>
           <w:tcPr>
             <w:vAlign w:val="center"/>
@@ -23093,6 +23597,9 @@
         </w:tc>
       </w:tr>
       <w:tr>
+        <w:trPr>
+          <w:cantSplit/>
+        </w:trPr>
         <w:tc>
           <w:tcPr>
             <w:vAlign w:val="center"/>
@@ -23307,6 +23814,9 @@
         </w:tc>
       </w:tr>
       <w:tr>
+        <w:trPr>
+          <w:cantSplit/>
+        </w:trPr>
         <w:tc>
           <w:tcPr>
             <w:vAlign w:val="center"/>
@@ -23564,6 +24074,9 @@
         </w:tc>
       </w:tr>
       <w:tr>
+        <w:trPr>
+          <w:cantSplit/>
+        </w:trPr>
         <w:tc>
           <w:tcPr>
             <w:vAlign w:val="center"/>
@@ -24142,6 +24655,8 @@
     <w:p>
       <w:pPr>
         <w:pStyle w:val="MDPI41tablecaption"/>
+        <w:keepNext/>
+        <w:keepLines/>
       </w:pPr>
       <w:r>
         <w:rPr>
@@ -24361,6 +24876,7 @@
       <w:tr>
         <w:trPr>
           <w:tblHeader/>
+          <w:cantSplit/>
         </w:trPr>
         <w:tc>
           <w:tcPr>
@@ -24408,6 +24924,9 @@
         </w:tc>
       </w:tr>
       <w:tr>
+        <w:trPr>
+          <w:cantSplit/>
+        </w:trPr>
         <w:tc>
           <w:tcPr>
             <w:vAlign w:val="center"/>
@@ -24576,6 +25095,9 @@
         </w:tc>
       </w:tr>
       <w:tr>
+        <w:trPr>
+          <w:cantSplit/>
+        </w:trPr>
         <w:tc>
           <w:tcPr>
             <w:vAlign w:val="center"/>
@@ -24766,6 +25288,9 @@
         </w:tc>
       </w:tr>
       <w:tr>
+        <w:trPr>
+          <w:cantSplit/>
+        </w:trPr>
         <w:tc>
           <w:tcPr>
             <w:vAlign w:val="center"/>
@@ -24932,6 +25457,9 @@
         </w:tc>
       </w:tr>
       <w:tr>
+        <w:trPr>
+          <w:cantSplit/>
+        </w:trPr>
         <w:tc>
           <w:tcPr>
             <w:vAlign w:val="center"/>
@@ -25101,6 +25629,9 @@
         </w:tc>
       </w:tr>
       <w:tr>
+        <w:trPr>
+          <w:cantSplit/>
+        </w:trPr>
         <w:tc>
           <w:tcPr>
             <w:vAlign w:val="center"/>
@@ -25270,6 +25801,9 @@
         </w:tc>
       </w:tr>
       <w:tr>
+        <w:trPr>
+          <w:cantSplit/>
+        </w:trPr>
         <w:tc>
           <w:tcPr>
             <w:vAlign w:val="center"/>
@@ -25418,6 +25952,9 @@
         </w:tc>
       </w:tr>
       <w:tr>
+        <w:trPr>
+          <w:cantSplit/>
+        </w:trPr>
         <w:tc>
           <w:tcPr>
             <w:vAlign w:val="center"/>
@@ -25566,6 +26103,9 @@
         </w:tc>
       </w:tr>
       <w:tr>
+        <w:trPr>
+          <w:cantSplit/>
+        </w:trPr>
         <w:tc>
           <w:tcPr>
             <w:vAlign w:val="center"/>
@@ -25714,6 +26254,9 @@
         </w:tc>
       </w:tr>
       <w:tr>
+        <w:trPr>
+          <w:cantSplit/>
+        </w:trPr>
         <w:tc>
           <w:tcPr>
             <w:vAlign w:val="center"/>
@@ -25883,6 +26426,9 @@
         </w:tc>
       </w:tr>
       <w:tr>
+        <w:trPr>
+          <w:cantSplit/>
+        </w:trPr>
         <w:tc>
           <w:tcPr>
             <w:vAlign w:val="center"/>
@@ -26073,6 +26619,9 @@
         </w:tc>
       </w:tr>
       <w:tr>
+        <w:trPr>
+          <w:cantSplit/>
+        </w:trPr>
         <w:tc>
           <w:tcPr>
             <w:vAlign w:val="center"/>
@@ -26242,6 +26791,9 @@
         </w:tc>
       </w:tr>
       <w:tr>
+        <w:trPr>
+          <w:cantSplit/>
+        </w:trPr>
         <w:tc>
           <w:tcPr>
             <w:vAlign w:val="center"/>
@@ -26438,6 +26990,9 @@
         </w:tc>
       </w:tr>
       <w:tr>
+        <w:trPr>
+          <w:cantSplit/>
+        </w:trPr>
         <w:tc>
           <w:tcPr>
             <w:vAlign w:val="center"/>
@@ -26628,6 +27183,9 @@
         </w:tc>
       </w:tr>
       <w:tr>
+        <w:trPr>
+          <w:cantSplit/>
+        </w:trPr>
         <w:tc>
           <w:tcPr>
             <w:vAlign w:val="center"/>
@@ -26794,6 +27352,9 @@
         </w:tc>
       </w:tr>
       <w:tr>
+        <w:trPr>
+          <w:cantSplit/>
+        </w:trPr>
         <w:tc>
           <w:tcPr>
             <w:vAlign w:val="center"/>
@@ -26989,6 +27550,7 @@
     <w:p>
       <w:pPr>
         <w:pStyle w:val="MDPI52figure"/>
+        <w:keepNext/>
       </w:pPr>
       <w:r>
         <w:drawing>
@@ -27036,6 +27598,7 @@
     <w:p>
       <w:pPr>
         <w:pStyle w:val="MDPI51figurecaption"/>
+        <w:keepLines/>
       </w:pPr>
       <w:r>
         <w:rPr>
@@ -27402,6 +27965,8 @@
     <w:p>
       <w:pPr>
         <w:pStyle w:val="MDPI22heading2"/>
+        <w:keepNext/>
+        <w:keepLines/>
       </w:pPr>
       <w:r>
         <w:t xml:space="preserve">3.4. </w:t>
@@ -27910,6 +28475,8 @@
     <w:p>
       <w:pPr>
         <w:pStyle w:val="MDPI41tablecaption"/>
+        <w:keepNext/>
+        <w:keepLines/>
       </w:pPr>
       <w:r>
         <w:rPr>
@@ -27982,6 +28549,7 @@
       <w:tr>
         <w:trPr>
           <w:tblHeader w:val="on"/>
+          <w:cantSplit/>
         </w:trPr>
         <w:tc>
           <w:tcPr>
@@ -27990,6 +28558,7 @@
           <w:p>
             <w:pPr>
               <w:pStyle w:val="MDPI42tablebody"/>
+              <w:keepNext/>
               <w:suppressAutoHyphens/>
               <w:jc w:val="center"/>
             </w:pPr>
@@ -28005,6 +28574,7 @@
           <w:p>
             <w:pPr>
               <w:pStyle w:val="MDPI42tablebody"/>
+              <w:keepNext/>
               <w:suppressAutoHyphens/>
               <w:jc w:val="center"/>
             </w:pPr>
@@ -28020,6 +28590,7 @@
           <w:p>
             <w:pPr>
               <w:pStyle w:val="MDPI42tablebody"/>
+              <w:keepNext/>
               <w:suppressAutoHyphens/>
               <w:jc w:val="center"/>
             </w:pPr>
@@ -28035,6 +28606,7 @@
           <w:p>
             <w:pPr>
               <w:pStyle w:val="MDPI42tablebody"/>
+              <w:keepNext/>
               <w:suppressAutoHyphens/>
               <w:jc w:val="center"/>
             </w:pPr>
@@ -28050,6 +28622,7 @@
           <w:p>
             <w:pPr>
               <w:pStyle w:val="MDPI42tablebody"/>
+              <w:keepNext/>
               <w:suppressAutoHyphens/>
               <w:jc w:val="center"/>
             </w:pPr>
@@ -28065,6 +28638,7 @@
           <w:p>
             <w:pPr>
               <w:pStyle w:val="MDPI42tablebody"/>
+              <w:keepNext/>
               <w:suppressAutoHyphens/>
               <w:jc w:val="center"/>
             </w:pPr>
@@ -28080,6 +28654,7 @@
           <w:p>
             <w:pPr>
               <w:pStyle w:val="MDPI42tablebody"/>
+              <w:keepNext/>
               <w:suppressAutoHyphens/>
               <w:jc w:val="center"/>
             </w:pPr>
@@ -28112,6 +28687,7 @@
           <w:p>
             <w:pPr>
               <w:pStyle w:val="MDPI42tablebody"/>
+              <w:keepNext/>
               <w:suppressAutoHyphens/>
               <w:jc w:val="center"/>
             </w:pPr>
@@ -28122,13 +28698,17 @@
         </w:tc>
       </w:tr>
       <w:tr>
-        <w:tc>
-          <w:tcPr>
-            <w:vAlign w:val="center"/>
-          </w:tcPr>
-          <w:p>
-            <w:pPr>
-              <w:pStyle w:val="MDPI42tablebody"/>
+        <w:trPr>
+          <w:cantSplit/>
+        </w:trPr>
+        <w:tc>
+          <w:tcPr>
+            <w:vAlign w:val="center"/>
+          </w:tcPr>
+          <w:p>
+            <w:pPr>
+              <w:pStyle w:val="MDPI42tablebody"/>
+              <w:keepNext/>
               <w:suppressAutoHyphens/>
               <w:jc w:val="center"/>
             </w:pPr>
@@ -28147,6 +28727,7 @@
           <w:p>
             <w:pPr>
               <w:pStyle w:val="MDPI42tablebody"/>
+              <w:keepNext/>
               <w:suppressAutoHyphens/>
               <w:jc w:val="center"/>
             </w:pPr>
@@ -28173,6 +28754,7 @@
           <w:p>
             <w:pPr>
               <w:pStyle w:val="MDPI42tablebody"/>
+              <w:keepNext/>
               <w:suppressAutoHyphens/>
               <w:jc w:val="center"/>
             </w:pPr>
@@ -28199,6 +28781,7 @@
           <w:p>
             <w:pPr>
               <w:pStyle w:val="MDPI42tablebody"/>
+              <w:keepNext/>
               <w:suppressAutoHyphens/>
               <w:jc w:val="center"/>
             </w:pPr>
@@ -28225,6 +28808,7 @@
           <w:p>
             <w:pPr>
               <w:pStyle w:val="MDPI42tablebody"/>
+              <w:keepNext/>
               <w:suppressAutoHyphens/>
               <w:jc w:val="center"/>
             </w:pPr>
@@ -28251,6 +28835,7 @@
           <w:p>
             <w:pPr>
               <w:pStyle w:val="MDPI42tablebody"/>
+              <w:keepNext/>
               <w:suppressAutoHyphens/>
               <w:jc w:val="center"/>
             </w:pPr>
@@ -28280,6 +28865,7 @@
           <w:p>
             <w:pPr>
               <w:pStyle w:val="MDPI42tablebody"/>
+              <w:keepNext/>
               <w:suppressAutoHyphens/>
               <w:jc w:val="center"/>
             </w:pPr>
@@ -28295,6 +28881,7 @@
           <w:p>
             <w:pPr>
               <w:pStyle w:val="MDPI42tablebody"/>
+              <w:keepNext/>
               <w:suppressAutoHyphens/>
               <w:jc w:val="center"/>
             </w:pPr>
@@ -28305,13 +28892,17 @@
         </w:tc>
       </w:tr>
       <w:tr>
-        <w:tc>
-          <w:tcPr>
-            <w:vAlign w:val="center"/>
-          </w:tcPr>
-          <w:p>
-            <w:pPr>
-              <w:pStyle w:val="MDPI42tablebody"/>
+        <w:trPr>
+          <w:cantSplit/>
+        </w:trPr>
+        <w:tc>
+          <w:tcPr>
+            <w:vAlign w:val="center"/>
+          </w:tcPr>
+          <w:p>
+            <w:pPr>
+              <w:pStyle w:val="MDPI42tablebody"/>
+              <w:keepNext/>
               <w:suppressAutoHyphens/>
               <w:jc w:val="center"/>
             </w:pPr>
@@ -28330,6 +28921,7 @@
           <w:p>
             <w:pPr>
               <w:pStyle w:val="MDPI42tablebody"/>
+              <w:keepNext/>
               <w:suppressAutoHyphens/>
               <w:jc w:val="center"/>
             </w:pPr>
@@ -28356,6 +28948,7 @@
           <w:p>
             <w:pPr>
               <w:pStyle w:val="MDPI42tablebody"/>
+              <w:keepNext/>
               <w:suppressAutoHyphens/>
               <w:jc w:val="center"/>
             </w:pPr>
@@ -28382,6 +28975,7 @@
           <w:p>
             <w:pPr>
               <w:pStyle w:val="MDPI42tablebody"/>
+              <w:keepNext/>
               <w:suppressAutoHyphens/>
               <w:jc w:val="center"/>
             </w:pPr>
@@ -28408,6 +29002,7 @@
           <w:p>
             <w:pPr>
               <w:pStyle w:val="MDPI42tablebody"/>
+              <w:keepNext/>
               <w:suppressAutoHyphens/>
               <w:jc w:val="center"/>
             </w:pPr>
@@ -28434,6 +29029,7 @@
           <w:p>
             <w:pPr>
               <w:pStyle w:val="MDPI42tablebody"/>
+              <w:keepNext/>
               <w:suppressAutoHyphens/>
               <w:jc w:val="center"/>
             </w:pPr>
@@ -28460,6 +29056,7 @@
           <w:p>
             <w:pPr>
               <w:pStyle w:val="MDPI42tablebody"/>
+              <w:keepNext/>
               <w:suppressAutoHyphens/>
               <w:jc w:val="center"/>
             </w:pPr>
@@ -28475,6 +29072,7 @@
           <w:p>
             <w:pPr>
               <w:pStyle w:val="MDPI42tablebody"/>
+              <w:keepNext/>
               <w:suppressAutoHyphens/>
               <w:jc w:val="center"/>
             </w:pPr>
@@ -28485,13 +29083,17 @@
         </w:tc>
       </w:tr>
       <w:tr>
-        <w:tc>
-          <w:tcPr>
-            <w:vAlign w:val="center"/>
-          </w:tcPr>
-          <w:p>
-            <w:pPr>
-              <w:pStyle w:val="MDPI42tablebody"/>
+        <w:trPr>
+          <w:cantSplit/>
+        </w:trPr>
+        <w:tc>
+          <w:tcPr>
+            <w:vAlign w:val="center"/>
+          </w:tcPr>
+          <w:p>
+            <w:pPr>
+              <w:pStyle w:val="MDPI42tablebody"/>
+              <w:keepNext/>
               <w:suppressAutoHyphens/>
               <w:jc w:val="center"/>
             </w:pPr>
@@ -28510,6 +29112,7 @@
           <w:p>
             <w:pPr>
               <w:pStyle w:val="MDPI42tablebody"/>
+              <w:keepNext/>
               <w:suppressAutoHyphens/>
               <w:jc w:val="center"/>
             </w:pPr>
@@ -28536,6 +29139,7 @@
           <w:p>
             <w:pPr>
               <w:pStyle w:val="MDPI42tablebody"/>
+              <w:keepNext/>
               <w:suppressAutoHyphens/>
               <w:jc w:val="center"/>
             </w:pPr>
@@ -28562,6 +29166,7 @@
           <w:p>
             <w:pPr>
               <w:pStyle w:val="MDPI42tablebody"/>
+              <w:keepNext/>
               <w:suppressAutoHyphens/>
               <w:jc w:val="center"/>
             </w:pPr>
@@ -28588,6 +29193,7 @@
           <w:p>
             <w:pPr>
               <w:pStyle w:val="MDPI42tablebody"/>
+              <w:keepNext/>
               <w:suppressAutoHyphens/>
               <w:jc w:val="center"/>
             </w:pPr>
@@ -28614,6 +29220,7 @@
           <w:p>
             <w:pPr>
               <w:pStyle w:val="MDPI42tablebody"/>
+              <w:keepNext/>
               <w:suppressAutoHyphens/>
               <w:jc w:val="center"/>
             </w:pPr>
@@ -28640,6 +29247,7 @@
           <w:p>
             <w:pPr>
               <w:pStyle w:val="MDPI42tablebody"/>
+              <w:keepNext/>
               <w:suppressAutoHyphens/>
               <w:jc w:val="center"/>
             </w:pPr>
@@ -28655,6 +29263,7 @@
           <w:p>
             <w:pPr>
               <w:pStyle w:val="MDPI42tablebody"/>
+              <w:keepNext/>
               <w:suppressAutoHyphens/>
               <w:jc w:val="center"/>
             </w:pPr>
@@ -28665,13 +29274,17 @@
         </w:tc>
       </w:tr>
       <w:tr>
-        <w:tc>
-          <w:tcPr>
-            <w:vAlign w:val="center"/>
-          </w:tcPr>
-          <w:p>
-            <w:pPr>
-              <w:pStyle w:val="MDPI42tablebody"/>
+        <w:trPr>
+          <w:cantSplit/>
+        </w:trPr>
+        <w:tc>
+          <w:tcPr>
+            <w:vAlign w:val="center"/>
+          </w:tcPr>
+          <w:p>
+            <w:pPr>
+              <w:pStyle w:val="MDPI42tablebody"/>
+              <w:keepNext w:val="0"/>
               <w:suppressAutoHyphens/>
               <w:jc w:val="center"/>
             </w:pPr>
@@ -28696,6 +29309,7 @@
           <w:p>
             <w:pPr>
               <w:pStyle w:val="MDPI42tablebody"/>
+              <w:keepNext w:val="0"/>
               <w:suppressAutoHyphens/>
               <w:jc w:val="center"/>
             </w:pPr>
@@ -28722,6 +29336,7 @@
           <w:p>
             <w:pPr>
               <w:pStyle w:val="MDPI42tablebody"/>
+              <w:keepNext w:val="0"/>
               <w:suppressAutoHyphens/>
               <w:jc w:val="center"/>
             </w:pPr>
@@ -28748,6 +29363,7 @@
           <w:p>
             <w:pPr>
               <w:pStyle w:val="MDPI42tablebody"/>
+              <w:keepNext w:val="0"/>
               <w:suppressAutoHyphens/>
               <w:jc w:val="center"/>
             </w:pPr>
@@ -28774,6 +29390,7 @@
           <w:p>
             <w:pPr>
               <w:pStyle w:val="MDPI42tablebody"/>
+              <w:keepNext w:val="0"/>
               <w:suppressAutoHyphens/>
               <w:jc w:val="center"/>
             </w:pPr>
@@ -28800,6 +29417,7 @@
           <w:p>
             <w:pPr>
               <w:pStyle w:val="MDPI42tablebody"/>
+              <w:keepNext w:val="0"/>
               <w:suppressAutoHyphens/>
               <w:jc w:val="center"/>
             </w:pPr>
@@ -28826,6 +29444,7 @@
           <w:p>
             <w:pPr>
               <w:pStyle w:val="MDPI42tablebody"/>
+              <w:keepNext w:val="0"/>
               <w:suppressAutoHyphens/>
               <w:jc w:val="center"/>
             </w:pPr>
@@ -28858,6 +29477,7 @@
           <w:p>
             <w:pPr>
               <w:pStyle w:val="MDPI42tablebody"/>
+              <w:keepNext w:val="0"/>
               <w:suppressAutoHyphens/>
               <w:jc w:val="center"/>
             </w:pPr>
@@ -28978,6 +29598,8 @@
     <w:p>
       <w:pPr>
         <w:pStyle w:val="MDPI22heading2"/>
+        <w:keepNext/>
+        <w:keepLines/>
       </w:pPr>
       <w:r>
         <w:t xml:space="preserve">3.5. </w:t>
@@ -32125,6 +32747,8 @@
     <w:p>
       <w:pPr>
         <w:pStyle w:val="MDPI41tablecaption"/>
+        <w:keepNext/>
+        <w:keepLines/>
       </w:pPr>
       <w:r>
         <w:rPr>
@@ -32377,6 +33001,7 @@
       <w:tr>
         <w:trPr>
           <w:tblHeader/>
+          <w:cantSplit/>
         </w:trPr>
         <w:tc>
           <w:tcPr>
@@ -32495,6 +33120,9 @@
         </w:tc>
       </w:tr>
       <w:tr>
+        <w:trPr>
+          <w:cantSplit/>
+        </w:trPr>
         <w:tc>
           <w:tcPr>
             <w:vAlign w:val="center"/>
@@ -32613,6 +33241,9 @@
         </w:tc>
       </w:tr>
       <w:tr>
+        <w:trPr>
+          <w:cantSplit/>
+        </w:trPr>
         <w:tc>
           <w:tcPr>
             <w:gridSpan w:val="7"/>
@@ -32637,6 +33268,9 @@
         </w:tc>
       </w:tr>
       <w:tr>
+        <w:trPr>
+          <w:cantSplit/>
+        </w:trPr>
         <w:tc>
           <w:tcPr>
             <w:vAlign w:val="center"/>
@@ -32784,6 +33418,9 @@
         </w:tc>
       </w:tr>
       <w:tr>
+        <w:trPr>
+          <w:cantSplit/>
+        </w:trPr>
         <w:tc>
           <w:tcPr>
             <w:vAlign w:val="center"/>
@@ -32917,6 +33554,9 @@
         </w:tc>
       </w:tr>
       <w:tr>
+        <w:trPr>
+          <w:cantSplit/>
+        </w:trPr>
         <w:tc>
           <w:tcPr>
             <w:vAlign w:val="center"/>
@@ -33050,6 +33690,9 @@
         </w:tc>
       </w:tr>
       <w:tr>
+        <w:trPr>
+          <w:cantSplit/>
+        </w:trPr>
         <w:tc>
           <w:tcPr>
             <w:vAlign w:val="center"/>
@@ -33183,6 +33826,9 @@
         </w:tc>
       </w:tr>
       <w:tr>
+        <w:trPr>
+          <w:cantSplit/>
+        </w:trPr>
         <w:tc>
           <w:tcPr>
             <w:gridSpan w:val="7"/>
@@ -33207,6 +33853,9 @@
         </w:tc>
       </w:tr>
       <w:tr>
+        <w:trPr>
+          <w:cantSplit/>
+        </w:trPr>
         <w:tc>
           <w:tcPr>
             <w:vAlign w:val="center"/>
@@ -33340,6 +33989,9 @@
         </w:tc>
       </w:tr>
       <w:tr>
+        <w:trPr>
+          <w:cantSplit/>
+        </w:trPr>
         <w:tc>
           <w:tcPr>
             <w:vAlign w:val="center"/>
@@ -33450,6 +34102,9 @@
         </w:tc>
       </w:tr>
       <w:tr>
+        <w:trPr>
+          <w:cantSplit/>
+        </w:trPr>
         <w:tc>
           <w:tcPr>
             <w:vAlign w:val="center"/>
@@ -33583,6 +34238,9 @@
         </w:tc>
       </w:tr>
       <w:tr>
+        <w:trPr>
+          <w:cantSplit/>
+        </w:trPr>
         <w:tc>
           <w:tcPr>
             <w:vAlign w:val="center"/>
@@ -33995,6 +34653,8 @@
     <w:p>
       <w:pPr>
         <w:pStyle w:val="MDPI41tablecaption"/>
+        <w:keepNext/>
+        <w:keepLines/>
       </w:pPr>
       <w:r>
         <w:rPr>
@@ -34262,6 +34922,7 @@
       <w:tr>
         <w:trPr>
           <w:tblHeader w:val="on"/>
+          <w:cantSplit/>
         </w:trPr>
         <w:tc>
           <w:tcPr>
@@ -34376,6 +35037,9 @@
         </w:tc>
       </w:tr>
       <w:tr>
+        <w:trPr>
+          <w:cantSplit/>
+        </w:trPr>
         <w:tc>
           <w:tcPr>
             <w:vAlign w:val="center"/>
@@ -34527,6 +35191,9 @@
         </w:tc>
       </w:tr>
       <w:tr>
+        <w:trPr>
+          <w:cantSplit/>
+        </w:trPr>
         <w:tc>
           <w:tcPr>
             <w:vAlign w:val="center"/>
@@ -34678,6 +35345,9 @@
         </w:tc>
       </w:tr>
       <w:tr>
+        <w:trPr>
+          <w:cantSplit/>
+        </w:trPr>
         <w:tc>
           <w:tcPr>
             <w:vAlign w:val="center"/>
@@ -34809,6 +35479,9 @@
         </w:tc>
       </w:tr>
       <w:tr>
+        <w:trPr>
+          <w:cantSplit/>
+        </w:trPr>
         <w:tc>
           <w:tcPr>
             <w:vAlign w:val="center"/>
@@ -34940,6 +35613,9 @@
         </w:tc>
       </w:tr>
       <w:tr>
+        <w:trPr>
+          <w:cantSplit/>
+        </w:trPr>
         <w:tc>
           <w:tcPr>
             <w:vAlign w:val="center"/>
@@ -35071,6 +35747,9 @@
         </w:tc>
       </w:tr>
       <w:tr>
+        <w:trPr>
+          <w:cantSplit/>
+        </w:trPr>
         <w:tc>
           <w:tcPr>
             <w:vAlign w:val="center"/>
@@ -35202,6 +35881,9 @@
         </w:tc>
       </w:tr>
       <w:tr>
+        <w:trPr>
+          <w:cantSplit/>
+        </w:trPr>
         <w:tc>
           <w:tcPr>
             <w:vAlign w:val="center"/>
@@ -35333,6 +36015,9 @@
         </w:tc>
       </w:tr>
       <w:tr>
+        <w:trPr>
+          <w:cantSplit/>
+        </w:trPr>
         <w:tc>
           <w:tcPr>
             <w:vAlign w:val="center"/>
@@ -35464,6 +36149,9 @@
         </w:tc>
       </w:tr>
       <w:tr>
+        <w:trPr>
+          <w:cantSplit/>
+        </w:trPr>
         <w:tc>
           <w:tcPr>
             <w:vAlign w:val="center"/>
@@ -35595,6 +36283,9 @@
         </w:tc>
       </w:tr>
       <w:tr>
+        <w:trPr>
+          <w:cantSplit/>
+        </w:trPr>
         <w:tc>
           <w:tcPr>
             <w:vAlign w:val="center"/>
@@ -35726,6 +36417,9 @@
         </w:tc>
       </w:tr>
       <w:tr>
+        <w:trPr>
+          <w:cantSplit/>
+        </w:trPr>
         <w:tc>
           <w:tcPr>
             <w:vAlign w:val="center"/>
@@ -35857,6 +36551,9 @@
         </w:tc>
       </w:tr>
       <w:tr>
+        <w:trPr>
+          <w:cantSplit/>
+        </w:trPr>
         <w:tc>
           <w:tcPr>
             <w:vAlign w:val="center"/>
@@ -35988,6 +36685,9 @@
         </w:tc>
       </w:tr>
       <w:tr>
+        <w:trPr>
+          <w:cantSplit/>
+        </w:trPr>
         <w:tc>
           <w:tcPr>
             <w:vAlign w:val="center"/>
@@ -36125,6 +36825,8 @@
     <w:p>
       <w:pPr>
         <w:pStyle w:val="MDPI41tablecaption"/>
+        <w:keepNext/>
+        <w:keepLines/>
       </w:pPr>
       <w:r>
         <w:rPr>
@@ -36237,6 +36939,7 @@
       <w:tr>
         <w:trPr>
           <w:tblHeader/>
+          <w:cantSplit/>
         </w:trPr>
         <w:tc>
           <w:tcPr>
@@ -36245,6 +36948,7 @@
           <w:p>
             <w:pPr>
               <w:pStyle w:val="MDPI42tablebody"/>
+              <w:keepNext/>
               <w:suppressAutoHyphens/>
               <w:jc w:val="center"/>
             </w:pPr>
@@ -36258,6 +36962,7 @@
           <w:p>
             <w:pPr>
               <w:pStyle w:val="MDPI42tablebody"/>
+              <w:keepNext/>
               <w:suppressAutoHyphens/>
               <w:jc w:val="center"/>
             </w:pPr>
@@ -36274,6 +36979,7 @@
           <w:p>
             <w:pPr>
               <w:pStyle w:val="MDPI42tablebody"/>
+              <w:keepNext/>
               <w:suppressAutoHyphens/>
               <w:jc w:val="center"/>
             </w:pPr>
@@ -36289,6 +36995,7 @@
           <w:p>
             <w:pPr>
               <w:pStyle w:val="MDPI42tablebody"/>
+              <w:keepNext/>
               <w:suppressAutoHyphens/>
               <w:jc w:val="center"/>
             </w:pPr>
@@ -36299,13 +37006,17 @@
         </w:tc>
       </w:tr>
       <w:tr>
-        <w:tc>
-          <w:tcPr>
-            <w:vAlign w:val="center"/>
-          </w:tcPr>
-          <w:p>
-            <w:pPr>
-              <w:pStyle w:val="MDPI42tablebody"/>
+        <w:trPr>
+          <w:cantSplit/>
+        </w:trPr>
+        <w:tc>
+          <w:tcPr>
+            <w:vAlign w:val="center"/>
+          </w:tcPr>
+          <w:p>
+            <w:pPr>
+              <w:pStyle w:val="MDPI42tablebody"/>
+              <w:keepNext/>
               <w:suppressAutoHyphens/>
               <w:jc w:val="center"/>
             </w:pPr>
@@ -36321,6 +37032,7 @@
           <w:p>
             <w:pPr>
               <w:pStyle w:val="MDPI42tablebody"/>
+              <w:keepNext/>
               <w:suppressAutoHyphens/>
               <w:jc w:val="center"/>
             </w:pPr>
@@ -36336,6 +37048,7 @@
           <w:p>
             <w:pPr>
               <w:pStyle w:val="MDPI42tablebody"/>
+              <w:keepNext/>
               <w:suppressAutoHyphens/>
               <w:jc w:val="center"/>
             </w:pPr>
@@ -36351,6 +37064,7 @@
           <w:p>
             <w:pPr>
               <w:pStyle w:val="MDPI42tablebody"/>
+              <w:keepNext/>
               <w:suppressAutoHyphens/>
               <w:jc w:val="center"/>
             </w:pPr>
@@ -36366,6 +37080,7 @@
           <w:p>
             <w:pPr>
               <w:pStyle w:val="MDPI42tablebody"/>
+              <w:keepNext/>
               <w:suppressAutoHyphens/>
               <w:jc w:val="center"/>
             </w:pPr>
@@ -36381,6 +37096,7 @@
           <w:p>
             <w:pPr>
               <w:pStyle w:val="MDPI42tablebody"/>
+              <w:keepNext/>
               <w:suppressAutoHyphens/>
               <w:jc w:val="center"/>
             </w:pPr>
@@ -36391,13 +37107,17 @@
         </w:tc>
       </w:tr>
       <w:tr>
-        <w:tc>
-          <w:tcPr>
-            <w:vAlign w:val="center"/>
-          </w:tcPr>
-          <w:p>
-            <w:pPr>
-              <w:pStyle w:val="MDPI42tablebody"/>
+        <w:trPr>
+          <w:cantSplit/>
+        </w:trPr>
+        <w:tc>
+          <w:tcPr>
+            <w:vAlign w:val="center"/>
+          </w:tcPr>
+          <w:p>
+            <w:pPr>
+              <w:pStyle w:val="MDPI42tablebody"/>
+              <w:keepNext/>
               <w:suppressAutoHyphens/>
               <w:jc w:val="center"/>
             </w:pPr>
@@ -36416,6 +37136,7 @@
           <w:p>
             <w:pPr>
               <w:pStyle w:val="MDPI42tablebody"/>
+              <w:keepNext/>
               <w:suppressAutoHyphens/>
               <w:jc w:val="center"/>
             </w:pPr>
@@ -36445,6 +37166,7 @@
           <w:p>
             <w:pPr>
               <w:pStyle w:val="MDPI42tablebody"/>
+              <w:keepNext/>
               <w:suppressAutoHyphens/>
               <w:jc w:val="center"/>
             </w:pPr>
@@ -36474,6 +37196,7 @@
           <w:p>
             <w:pPr>
               <w:pStyle w:val="MDPI42tablebody"/>
+              <w:keepNext/>
               <w:suppressAutoHyphens/>
               <w:jc w:val="center"/>
             </w:pPr>
@@ -36503,6 +37226,7 @@
           <w:p>
             <w:pPr>
               <w:pStyle w:val="MDPI42tablebody"/>
+              <w:keepNext/>
               <w:suppressAutoHyphens/>
               <w:jc w:val="center"/>
             </w:pPr>
@@ -36535,6 +37259,7 @@
           <w:p>
             <w:pPr>
               <w:pStyle w:val="MDPI42tablebody"/>
+              <w:keepNext/>
               <w:suppressAutoHyphens/>
               <w:jc w:val="center"/>
             </w:pPr>
@@ -36559,13 +37284,17 @@
         </w:tc>
       </w:tr>
       <w:tr>
-        <w:tc>
-          <w:tcPr>
-            <w:vAlign w:val="center"/>
-          </w:tcPr>
-          <w:p>
-            <w:pPr>
-              <w:pStyle w:val="MDPI42tablebody"/>
+        <w:trPr>
+          <w:cantSplit/>
+        </w:trPr>
+        <w:tc>
+          <w:tcPr>
+            <w:vAlign w:val="center"/>
+          </w:tcPr>
+          <w:p>
+            <w:pPr>
+              <w:pStyle w:val="MDPI42tablebody"/>
+              <w:keepNext/>
               <w:suppressAutoHyphens/>
               <w:jc w:val="center"/>
             </w:pPr>
@@ -36584,6 +37313,7 @@
           <w:p>
             <w:pPr>
               <w:pStyle w:val="MDPI42tablebody"/>
+              <w:keepNext/>
               <w:suppressAutoHyphens/>
               <w:jc w:val="center"/>
             </w:pPr>
@@ -36613,6 +37343,7 @@
           <w:p>
             <w:pPr>
               <w:pStyle w:val="MDPI42tablebody"/>
+              <w:keepNext/>
               <w:suppressAutoHyphens/>
               <w:jc w:val="center"/>
             </w:pPr>
@@ -36642,6 +37373,7 @@
           <w:p>
             <w:pPr>
               <w:pStyle w:val="MDPI42tablebody"/>
+              <w:keepNext/>
               <w:suppressAutoHyphens/>
               <w:jc w:val="center"/>
             </w:pPr>
@@ -36671,6 +37403,7 @@
           <w:p>
             <w:pPr>
               <w:pStyle w:val="MDPI42tablebody"/>
+              <w:keepNext/>
               <w:suppressAutoHyphens/>
               <w:jc w:val="center"/>
             </w:pPr>
@@ -36700,6 +37433,7 @@
           <w:p>
             <w:pPr>
               <w:pStyle w:val="MDPI42tablebody"/>
+              <w:keepNext/>
               <w:suppressAutoHyphens/>
               <w:jc w:val="center"/>
             </w:pPr>
@@ -36724,13 +37458,17 @@
         </w:tc>
       </w:tr>
       <w:tr>
-        <w:tc>
-          <w:tcPr>
-            <w:vAlign w:val="center"/>
-          </w:tcPr>
-          <w:p>
-            <w:pPr>
-              <w:pStyle w:val="MDPI42tablebody"/>
+        <w:trPr>
+          <w:cantSplit/>
+        </w:trPr>
+        <w:tc>
+          <w:tcPr>
+            <w:vAlign w:val="center"/>
+          </w:tcPr>
+          <w:p>
+            <w:pPr>
+              <w:pStyle w:val="MDPI42tablebody"/>
+              <w:keepNext/>
               <w:suppressAutoHyphens/>
               <w:jc w:val="center"/>
             </w:pPr>
@@ -36749,6 +37487,7 @@
           <w:p>
             <w:pPr>
               <w:pStyle w:val="MDPI42tablebody"/>
+              <w:keepNext/>
               <w:suppressAutoHyphens/>
               <w:jc w:val="center"/>
             </w:pPr>
@@ -36764,6 +37503,7 @@
           <w:p>
             <w:pPr>
               <w:pStyle w:val="MDPI42tablebody"/>
+              <w:keepNext/>
               <w:suppressAutoHyphens/>
               <w:jc w:val="center"/>
             </w:pPr>
@@ -36779,6 +37519,7 @@
           <w:p>
             <w:pPr>
               <w:pStyle w:val="MDPI42tablebody"/>
+              <w:keepNext/>
               <w:suppressAutoHyphens/>
               <w:jc w:val="center"/>
             </w:pPr>
@@ -36808,6 +37549,7 @@
           <w:p>
             <w:pPr>
               <w:pStyle w:val="MDPI42tablebody"/>
+              <w:keepNext/>
               <w:suppressAutoHyphens/>
               <w:jc w:val="center"/>
             </w:pPr>
@@ -36837,6 +37579,7 @@
           <w:p>
             <w:pPr>
               <w:pStyle w:val="MDPI42tablebody"/>
+              <w:keepNext/>
               <w:suppressAutoHyphens/>
               <w:jc w:val="center"/>
             </w:pPr>
@@ -36861,13 +37604,17 @@
         </w:tc>
       </w:tr>
       <w:tr>
-        <w:tc>
-          <w:tcPr>
-            <w:vAlign w:val="center"/>
-          </w:tcPr>
-          <w:p>
-            <w:pPr>
-              <w:pStyle w:val="MDPI42tablebody"/>
+        <w:trPr>
+          <w:cantSplit/>
+        </w:trPr>
+        <w:tc>
+          <w:tcPr>
+            <w:vAlign w:val="center"/>
+          </w:tcPr>
+          <w:p>
+            <w:pPr>
+              <w:pStyle w:val="MDPI42tablebody"/>
+              <w:keepNext/>
               <w:suppressAutoHyphens/>
               <w:jc w:val="center"/>
             </w:pPr>
@@ -36912,6 +37659,7 @@
           <w:p>
             <w:pPr>
               <w:pStyle w:val="MDPI42tablebody"/>
+              <w:keepNext/>
               <w:suppressAutoHyphens/>
               <w:jc w:val="center"/>
             </w:pPr>
@@ -36938,6 +37686,7 @@
           <w:p>
             <w:pPr>
               <w:pStyle w:val="MDPI42tablebody"/>
+              <w:keepNext/>
               <w:suppressAutoHyphens/>
               <w:jc w:val="center"/>
             </w:pPr>
@@ -36964,6 +37713,7 @@
           <w:p>
             <w:pPr>
               <w:pStyle w:val="MDPI42tablebody"/>
+              <w:keepNext/>
               <w:suppressAutoHyphens/>
               <w:jc w:val="center"/>
             </w:pPr>
@@ -36990,6 +37740,7 @@
           <w:p>
             <w:pPr>
               <w:pStyle w:val="MDPI42tablebody"/>
+              <w:keepNext/>
               <w:suppressAutoHyphens/>
               <w:jc w:val="center"/>
             </w:pPr>
@@ -37016,6 +37767,7 @@
           <w:p>
             <w:pPr>
               <w:pStyle w:val="MDPI42tablebody"/>
+              <w:keepNext/>
               <w:suppressAutoHyphens/>
               <w:jc w:val="center"/>
             </w:pPr>
@@ -37023,13 +37775,17 @@
         </w:tc>
       </w:tr>
       <w:tr>
-        <w:tc>
-          <w:tcPr>
-            <w:vAlign w:val="center"/>
-          </w:tcPr>
-          <w:p>
-            <w:pPr>
-              <w:pStyle w:val="MDPI42tablebody"/>
+        <w:trPr>
+          <w:cantSplit/>
+        </w:trPr>
+        <w:tc>
+          <w:tcPr>
+            <w:vAlign w:val="center"/>
+          </w:tcPr>
+          <w:p>
+            <w:pPr>
+              <w:pStyle w:val="MDPI42tablebody"/>
+              <w:keepNext w:val="0"/>
               <w:suppressAutoHyphens/>
               <w:jc w:val="center"/>
             </w:pPr>
@@ -37074,6 +37830,7 @@
           <w:p>
             <w:pPr>
               <w:pStyle w:val="MDPI42tablebody"/>
+              <w:keepNext w:val="0"/>
               <w:suppressAutoHyphens/>
               <w:jc w:val="center"/>
             </w:pPr>
@@ -37089,6 +37846,7 @@
           <w:p>
             <w:pPr>
               <w:pStyle w:val="MDPI42tablebody"/>
+              <w:keepNext w:val="0"/>
               <w:suppressAutoHyphens/>
               <w:jc w:val="center"/>
             </w:pPr>
@@ -37104,6 +37862,7 @@
           <w:p>
             <w:pPr>
               <w:pStyle w:val="MDPI42tablebody"/>
+              <w:keepNext w:val="0"/>
               <w:suppressAutoHyphens/>
               <w:jc w:val="center"/>
             </w:pPr>
@@ -37130,6 +37889,7 @@
           <w:p>
             <w:pPr>
               <w:pStyle w:val="MDPI42tablebody"/>
+              <w:keepNext w:val="0"/>
               <w:suppressAutoHyphens/>
               <w:jc w:val="center"/>
             </w:pPr>
@@ -37156,6 +37916,7 @@
           <w:p>
             <w:pPr>
               <w:pStyle w:val="MDPI42tablebody"/>
+              <w:keepNext w:val="0"/>
               <w:suppressAutoHyphens/>
               <w:jc w:val="center"/>
             </w:pPr>
@@ -37342,6 +38103,7 @@
     <w:p>
       <w:pPr>
         <w:pStyle w:val="MDPI52figure"/>
+        <w:keepNext/>
       </w:pPr>
       <w:r>
         <w:drawing>
@@ -37389,6 +38151,7 @@
     <w:p>
       <w:pPr>
         <w:pStyle w:val="MDPI51figurecaption"/>
+        <w:keepLines/>
       </w:pPr>
       <w:r>
         <w:rPr>
@@ -37774,6 +38537,8 @@
     <w:p>
       <w:pPr>
         <w:pStyle w:val="MDPI22heading2"/>
+        <w:keepNext/>
+        <w:keepLines/>
       </w:pPr>
       <w:r>
         <w:t xml:space="preserve">3.6. </w:t>
@@ -39119,6 +39884,8 @@
     <w:p>
       <w:pPr>
         <w:pStyle w:val="MDPI22heading2"/>
+        <w:keepNext/>
+        <w:keepLines/>
       </w:pPr>
       <w:r>
         <w:t xml:space="preserve">3.7. </w:t>
@@ -39961,6 +40728,8 @@
     <w:p>
       <w:pPr>
         <w:pStyle w:val="MDPI41tablecaption"/>
+        <w:keepNext/>
+        <w:keepLines/>
       </w:pPr>
       <w:r>
         <w:rPr>
@@ -40057,6 +40826,7 @@
       <w:tr>
         <w:trPr>
           <w:tblHeader w:val="on"/>
+          <w:cantSplit/>
         </w:trPr>
         <w:tc>
           <w:tcPr>
@@ -40065,6 +40835,7 @@
           <w:p>
             <w:pPr>
               <w:pStyle w:val="MDPI42tablebody"/>
+              <w:keepNext/>
               <w:suppressAutoHyphens/>
               <w:jc w:val="center"/>
             </w:pPr>
@@ -40080,6 +40851,7 @@
           <w:p>
             <w:pPr>
               <w:pStyle w:val="MDPI42tablebody"/>
+              <w:keepNext/>
               <w:suppressAutoHyphens/>
               <w:jc w:val="center"/>
             </w:pPr>
@@ -40095,6 +40867,7 @@
           <w:p>
             <w:pPr>
               <w:pStyle w:val="MDPI42tablebody"/>
+              <w:keepNext/>
               <w:suppressAutoHyphens/>
               <w:jc w:val="center"/>
             </w:pPr>
@@ -40110,6 +40883,7 @@
           <w:p>
             <w:pPr>
               <w:pStyle w:val="MDPI42tablebody"/>
+              <w:keepNext/>
               <w:suppressAutoHyphens/>
               <w:jc w:val="center"/>
             </w:pPr>
@@ -40133,6 +40907,7 @@
           <w:p>
             <w:pPr>
               <w:pStyle w:val="MDPI42tablebody"/>
+              <w:keepNext/>
               <w:suppressAutoHyphens/>
               <w:jc w:val="center"/>
             </w:pPr>
@@ -40148,6 +40923,7 @@
           <w:p>
             <w:pPr>
               <w:pStyle w:val="MDPI42tablebody"/>
+              <w:keepNext/>
               <w:suppressAutoHyphens/>
               <w:jc w:val="center"/>
             </w:pPr>
@@ -40158,13 +40934,17 @@
         </w:tc>
       </w:tr>
       <w:tr>
-        <w:tc>
-          <w:tcPr>
-            <w:vAlign w:val="center"/>
-          </w:tcPr>
-          <w:p>
-            <w:pPr>
-              <w:pStyle w:val="MDPI42tablebody"/>
+        <w:trPr>
+          <w:cantSplit/>
+        </w:trPr>
+        <w:tc>
+          <w:tcPr>
+            <w:vAlign w:val="center"/>
+          </w:tcPr>
+          <w:p>
+            <w:pPr>
+              <w:pStyle w:val="MDPI42tablebody"/>
+              <w:keepNext/>
               <w:suppressAutoHyphens/>
               <w:jc w:val="center"/>
             </w:pPr>
@@ -40183,6 +40963,7 @@
           <w:p>
             <w:pPr>
               <w:pStyle w:val="MDPI42tablebody"/>
+              <w:keepNext/>
               <w:suppressAutoHyphens/>
               <w:jc w:val="center"/>
             </w:pPr>
@@ -40212,6 +40993,7 @@
           <w:p>
             <w:pPr>
               <w:pStyle w:val="MDPI42tablebody"/>
+              <w:keepNext/>
               <w:suppressAutoHyphens/>
               <w:jc w:val="center"/>
             </w:pPr>
@@ -40241,6 +41023,7 @@
           <w:p>
             <w:pPr>
               <w:pStyle w:val="MDPI42tablebody"/>
+              <w:keepNext/>
               <w:suppressAutoHyphens/>
               <w:jc w:val="center"/>
             </w:pPr>
@@ -40267,6 +41050,7 @@
           <w:p>
             <w:pPr>
               <w:pStyle w:val="MDPI42tablebody"/>
+              <w:keepNext/>
               <w:suppressAutoHyphens/>
               <w:jc w:val="center"/>
             </w:pPr>
@@ -40282,6 +41066,7 @@
           <w:p>
             <w:pPr>
               <w:pStyle w:val="MDPI42tablebody"/>
+              <w:keepNext/>
               <w:suppressAutoHyphens/>
               <w:jc w:val="center"/>
             </w:pPr>
@@ -40303,13 +41088,17 @@
         </w:tc>
       </w:tr>
       <w:tr>
-        <w:tc>
-          <w:tcPr>
-            <w:vAlign w:val="center"/>
-          </w:tcPr>
-          <w:p>
-            <w:pPr>
-              <w:pStyle w:val="MDPI42tablebody"/>
+        <w:trPr>
+          <w:cantSplit/>
+        </w:trPr>
+        <w:tc>
+          <w:tcPr>
+            <w:vAlign w:val="center"/>
+          </w:tcPr>
+          <w:p>
+            <w:pPr>
+              <w:pStyle w:val="MDPI42tablebody"/>
+              <w:keepNext/>
               <w:suppressAutoHyphens/>
               <w:jc w:val="center"/>
             </w:pPr>
@@ -40328,6 +41117,7 @@
           <w:p>
             <w:pPr>
               <w:pStyle w:val="MDPI42tablebody"/>
+              <w:keepNext/>
               <w:suppressAutoHyphens/>
               <w:jc w:val="center"/>
             </w:pPr>
@@ -40357,6 +41147,7 @@
           <w:p>
             <w:pPr>
               <w:pStyle w:val="MDPI42tablebody"/>
+              <w:keepNext/>
               <w:suppressAutoHyphens/>
               <w:jc w:val="center"/>
             </w:pPr>
@@ -40386,6 +41177,7 @@
           <w:p>
             <w:pPr>
               <w:pStyle w:val="MDPI42tablebody"/>
+              <w:keepNext/>
               <w:suppressAutoHyphens/>
               <w:jc w:val="center"/>
             </w:pPr>
@@ -40412,6 +41204,7 @@
           <w:p>
             <w:pPr>
               <w:pStyle w:val="MDPI42tablebody"/>
+              <w:keepNext/>
               <w:suppressAutoHyphens/>
               <w:jc w:val="center"/>
             </w:pPr>
@@ -40427,6 +41220,7 @@
           <w:p>
             <w:pPr>
               <w:pStyle w:val="MDPI42tablebody"/>
+              <w:keepNext/>
               <w:suppressAutoHyphens/>
               <w:jc w:val="center"/>
             </w:pPr>
@@ -40448,13 +41242,17 @@
         </w:tc>
       </w:tr>
       <w:tr>
-        <w:tc>
-          <w:tcPr>
-            <w:vAlign w:val="center"/>
-          </w:tcPr>
-          <w:p>
-            <w:pPr>
-              <w:pStyle w:val="MDPI42tablebody"/>
+        <w:trPr>
+          <w:cantSplit/>
+        </w:trPr>
+        <w:tc>
+          <w:tcPr>
+            <w:vAlign w:val="center"/>
+          </w:tcPr>
+          <w:p>
+            <w:pPr>
+              <w:pStyle w:val="MDPI42tablebody"/>
+              <w:keepNext/>
               <w:suppressAutoHyphens/>
               <w:jc w:val="center"/>
             </w:pPr>
@@ -40473,6 +41271,7 @@
           <w:p>
             <w:pPr>
               <w:pStyle w:val="MDPI42tablebody"/>
+              <w:keepNext/>
               <w:suppressAutoHyphens/>
               <w:jc w:val="center"/>
             </w:pPr>
@@ -40502,6 +41301,7 @@
           <w:p>
             <w:pPr>
               <w:pStyle w:val="MDPI42tablebody"/>
+              <w:keepNext/>
               <w:suppressAutoHyphens/>
               <w:jc w:val="center"/>
             </w:pPr>
@@ -40531,6 +41331,7 @@
           <w:p>
             <w:pPr>
               <w:pStyle w:val="MDPI42tablebody"/>
+              <w:keepNext/>
               <w:suppressAutoHyphens/>
               <w:jc w:val="center"/>
             </w:pPr>
@@ -40557,6 +41358,7 @@
           <w:p>
             <w:pPr>
               <w:pStyle w:val="MDPI42tablebody"/>
+              <w:keepNext/>
               <w:suppressAutoHyphens/>
               <w:jc w:val="center"/>
             </w:pPr>
@@ -40572,6 +41374,7 @@
           <w:p>
             <w:pPr>
               <w:pStyle w:val="MDPI42tablebody"/>
+              <w:keepNext/>
               <w:suppressAutoHyphens/>
               <w:jc w:val="center"/>
             </w:pPr>
@@ -40593,13 +41396,17 @@
         </w:tc>
       </w:tr>
       <w:tr>
-        <w:tc>
-          <w:tcPr>
-            <w:vAlign w:val="center"/>
-          </w:tcPr>
-          <w:p>
-            <w:pPr>
-              <w:pStyle w:val="MDPI42tablebody"/>
+        <w:trPr>
+          <w:cantSplit/>
+        </w:trPr>
+        <w:tc>
+          <w:tcPr>
+            <w:vAlign w:val="center"/>
+          </w:tcPr>
+          <w:p>
+            <w:pPr>
+              <w:pStyle w:val="MDPI42tablebody"/>
+              <w:keepNext/>
               <w:suppressAutoHyphens/>
               <w:jc w:val="center"/>
             </w:pPr>
@@ -40618,6 +41425,7 @@
           <w:p>
             <w:pPr>
               <w:pStyle w:val="MDPI42tablebody"/>
+              <w:keepNext/>
               <w:suppressAutoHyphens/>
               <w:jc w:val="center"/>
             </w:pPr>
@@ -40647,6 +41455,7 @@
           <w:p>
             <w:pPr>
               <w:pStyle w:val="MDPI42tablebody"/>
+              <w:keepNext/>
               <w:suppressAutoHyphens/>
               <w:jc w:val="center"/>
             </w:pPr>
@@ -40676,6 +41485,7 @@
           <w:p>
             <w:pPr>
               <w:pStyle w:val="MDPI42tablebody"/>
+              <w:keepNext/>
               <w:suppressAutoHyphens/>
               <w:jc w:val="center"/>
             </w:pPr>
@@ -40702,6 +41512,7 @@
           <w:p>
             <w:pPr>
               <w:pStyle w:val="MDPI42tablebody"/>
+              <w:keepNext/>
               <w:suppressAutoHyphens/>
               <w:jc w:val="center"/>
             </w:pPr>
@@ -40717,6 +41528,7 @@
           <w:p>
             <w:pPr>
               <w:pStyle w:val="MDPI42tablebody"/>
+              <w:keepNext/>
               <w:suppressAutoHyphens/>
               <w:jc w:val="center"/>
             </w:pPr>
@@ -40738,13 +41550,17 @@
         </w:tc>
       </w:tr>
       <w:tr>
-        <w:tc>
-          <w:tcPr>
-            <w:vAlign w:val="center"/>
-          </w:tcPr>
-          <w:p>
-            <w:pPr>
-              <w:pStyle w:val="MDPI42tablebody"/>
+        <w:trPr>
+          <w:cantSplit/>
+        </w:trPr>
+        <w:tc>
+          <w:tcPr>
+            <w:vAlign w:val="center"/>
+          </w:tcPr>
+          <w:p>
+            <w:pPr>
+              <w:pStyle w:val="MDPI42tablebody"/>
+              <w:keepNext/>
               <w:suppressAutoHyphens/>
               <w:jc w:val="center"/>
             </w:pPr>
@@ -40763,6 +41579,7 @@
           <w:p>
             <w:pPr>
               <w:pStyle w:val="MDPI42tablebody"/>
+              <w:keepNext/>
               <w:suppressAutoHyphens/>
               <w:jc w:val="center"/>
             </w:pPr>
@@ -40792,6 +41609,7 @@
           <w:p>
             <w:pPr>
               <w:pStyle w:val="MDPI42tablebody"/>
+              <w:keepNext/>
               <w:suppressAutoHyphens/>
               <w:jc w:val="center"/>
             </w:pPr>
@@ -40821,6 +41639,7 @@
           <w:p>
             <w:pPr>
               <w:pStyle w:val="MDPI42tablebody"/>
+              <w:keepNext/>
               <w:suppressAutoHyphens/>
               <w:jc w:val="center"/>
             </w:pPr>
@@ -40847,6 +41666,7 @@
           <w:p>
             <w:pPr>
               <w:pStyle w:val="MDPI42tablebody"/>
+              <w:keepNext/>
               <w:suppressAutoHyphens/>
               <w:jc w:val="center"/>
             </w:pPr>
@@ -40862,6 +41682,7 @@
           <w:p>
             <w:pPr>
               <w:pStyle w:val="MDPI42tablebody"/>
+              <w:keepNext/>
               <w:suppressAutoHyphens/>
               <w:jc w:val="center"/>
             </w:pPr>
@@ -40883,13 +41704,17 @@
         </w:tc>
       </w:tr>
       <w:tr>
-        <w:tc>
-          <w:tcPr>
-            <w:vAlign w:val="center"/>
-          </w:tcPr>
-          <w:p>
-            <w:pPr>
-              <w:pStyle w:val="MDPI42tablebody"/>
+        <w:trPr>
+          <w:cantSplit/>
+        </w:trPr>
+        <w:tc>
+          <w:tcPr>
+            <w:vAlign w:val="center"/>
+          </w:tcPr>
+          <w:p>
+            <w:pPr>
+              <w:pStyle w:val="MDPI42tablebody"/>
+              <w:keepNext w:val="0"/>
               <w:suppressAutoHyphens/>
               <w:jc w:val="center"/>
             </w:pPr>
@@ -40908,6 +41733,7 @@
           <w:p>
             <w:pPr>
               <w:pStyle w:val="MDPI42tablebody"/>
+              <w:keepNext w:val="0"/>
               <w:suppressAutoHyphens/>
               <w:jc w:val="center"/>
             </w:pPr>
@@ -40937,6 +41763,7 @@
           <w:p>
             <w:pPr>
               <w:pStyle w:val="MDPI42tablebody"/>
+              <w:keepNext w:val="0"/>
               <w:suppressAutoHyphens/>
               <w:jc w:val="center"/>
             </w:pPr>
@@ -40966,6 +41793,7 @@
           <w:p>
             <w:pPr>
               <w:pStyle w:val="MDPI42tablebody"/>
+              <w:keepNext w:val="0"/>
               <w:suppressAutoHyphens/>
               <w:jc w:val="center"/>
             </w:pPr>
@@ -40992,6 +41820,7 @@
           <w:p>
             <w:pPr>
               <w:pStyle w:val="MDPI42tablebody"/>
+              <w:keepNext w:val="0"/>
               <w:suppressAutoHyphens/>
               <w:jc w:val="center"/>
             </w:pPr>
@@ -41007,6 +41836,7 @@
           <w:p>
             <w:pPr>
               <w:pStyle w:val="MDPI42tablebody"/>
+              <w:keepNext w:val="0"/>
               <w:suppressAutoHyphens/>
               <w:jc w:val="center"/>
             </w:pPr>
@@ -41034,6 +41864,8 @@
     <w:p>
       <w:pPr>
         <w:pStyle w:val="MDPI22heading2"/>
+        <w:keepNext/>
+        <w:keepLines/>
       </w:pPr>
       <w:r>
         <w:t xml:space="preserve">3.8. </w:t>
@@ -42278,6 +43110,8 @@
     <w:p>
       <w:pPr>
         <w:pStyle w:val="MDPI41tablecaption"/>
+        <w:keepNext/>
+        <w:keepLines/>
       </w:pPr>
       <w:r>
         <w:rPr>
@@ -42368,6 +43202,7 @@
       <w:tr>
         <w:trPr>
           <w:tblHeader w:val="on"/>
+          <w:cantSplit/>
         </w:trPr>
         <w:tc>
           <w:tcPr>
@@ -42376,6 +43211,7 @@
           <w:p>
             <w:pPr>
               <w:pStyle w:val="MDPI42tablebody"/>
+              <w:keepNext/>
               <w:suppressAutoHyphens/>
               <w:jc w:val="center"/>
             </w:pPr>
@@ -42391,6 +43227,7 @@
           <w:p>
             <w:pPr>
               <w:pStyle w:val="MDPI42tablebody"/>
+              <w:keepNext/>
               <w:suppressAutoHyphens/>
               <w:jc w:val="center"/>
             </w:pPr>
@@ -42406,6 +43243,7 @@
           <w:p>
             <w:pPr>
               <w:pStyle w:val="MDPI42tablebody"/>
+              <w:keepNext/>
               <w:suppressAutoHyphens/>
               <w:jc w:val="center"/>
             </w:pPr>
@@ -42421,6 +43259,7 @@
           <w:p>
             <w:pPr>
               <w:pStyle w:val="MDPI42tablebody"/>
+              <w:keepNext/>
               <w:suppressAutoHyphens/>
               <w:jc w:val="center"/>
             </w:pPr>
@@ -42436,6 +43275,7 @@
           <w:p>
             <w:pPr>
               <w:pStyle w:val="MDPI42tablebody"/>
+              <w:keepNext/>
               <w:suppressAutoHyphens/>
               <w:jc w:val="center"/>
             </w:pPr>
@@ -42451,6 +43291,7 @@
           <w:p>
             <w:pPr>
               <w:pStyle w:val="MDPI42tablebody"/>
+              <w:keepNext/>
               <w:suppressAutoHyphens/>
               <w:jc w:val="center"/>
             </w:pPr>
@@ -42461,13 +43302,17 @@
         </w:tc>
       </w:tr>
       <w:tr>
-        <w:tc>
-          <w:tcPr>
-            <w:vAlign w:val="center"/>
-          </w:tcPr>
-          <w:p>
-            <w:pPr>
-              <w:pStyle w:val="MDPI42tablebody"/>
+        <w:trPr>
+          <w:cantSplit/>
+        </w:trPr>
+        <w:tc>
+          <w:tcPr>
+            <w:vAlign w:val="center"/>
+          </w:tcPr>
+          <w:p>
+            <w:pPr>
+              <w:pStyle w:val="MDPI42tablebody"/>
+              <w:keepNext/>
               <w:suppressAutoHyphens/>
               <w:jc w:val="center"/>
             </w:pPr>
@@ -42483,6 +43328,7 @@
           <w:p>
             <w:pPr>
               <w:pStyle w:val="MDPI42tablebody"/>
+              <w:keepNext/>
               <w:suppressAutoHyphens/>
               <w:jc w:val="center"/>
             </w:pPr>
@@ -42509,6 +43355,7 @@
           <w:p>
             <w:pPr>
               <w:pStyle w:val="MDPI42tablebody"/>
+              <w:keepNext/>
               <w:suppressAutoHyphens/>
               <w:jc w:val="center"/>
             </w:pPr>
@@ -42524,6 +43371,7 @@
           <w:p>
             <w:pPr>
               <w:pStyle w:val="MDPI42tablebody"/>
+              <w:keepNext/>
               <w:suppressAutoHyphens/>
               <w:jc w:val="center"/>
             </w:pPr>
@@ -42550,6 +43398,7 @@
           <w:p>
             <w:pPr>
               <w:pStyle w:val="MDPI42tablebody"/>
+              <w:keepNext/>
               <w:suppressAutoHyphens/>
               <w:jc w:val="center"/>
             </w:pPr>
@@ -42576,6 +43425,7 @@
           <w:p>
             <w:pPr>
               <w:pStyle w:val="MDPI42tablebody"/>
+              <w:keepNext/>
               <w:suppressAutoHyphens/>
               <w:jc w:val="center"/>
             </w:pPr>
@@ -42586,13 +43436,17 @@
         </w:tc>
       </w:tr>
       <w:tr>
-        <w:tc>
-          <w:tcPr>
-            <w:vAlign w:val="center"/>
-          </w:tcPr>
-          <w:p>
-            <w:pPr>
-              <w:pStyle w:val="MDPI42tablebody"/>
+        <w:trPr>
+          <w:cantSplit/>
+        </w:trPr>
+        <w:tc>
+          <w:tcPr>
+            <w:vAlign w:val="center"/>
+          </w:tcPr>
+          <w:p>
+            <w:pPr>
+              <w:pStyle w:val="MDPI42tablebody"/>
+              <w:keepNext/>
               <w:suppressAutoHyphens/>
               <w:jc w:val="center"/>
             </w:pPr>
@@ -42608,6 +43462,7 @@
           <w:p>
             <w:pPr>
               <w:pStyle w:val="MDPI42tablebody"/>
+              <w:keepNext/>
               <w:suppressAutoHyphens/>
               <w:jc w:val="center"/>
             </w:pPr>
@@ -42634,6 +43489,7 @@
           <w:p>
             <w:pPr>
               <w:pStyle w:val="MDPI42tablebody"/>
+              <w:keepNext/>
               <w:suppressAutoHyphens/>
               <w:jc w:val="center"/>
             </w:pPr>
@@ -42649,6 +43505,7 @@
           <w:p>
             <w:pPr>
               <w:pStyle w:val="MDPI42tablebody"/>
+              <w:keepNext/>
               <w:suppressAutoHyphens/>
               <w:jc w:val="center"/>
             </w:pPr>
@@ -42675,6 +43532,7 @@
           <w:p>
             <w:pPr>
               <w:pStyle w:val="MDPI42tablebody"/>
+              <w:keepNext/>
               <w:suppressAutoHyphens/>
               <w:jc w:val="center"/>
             </w:pPr>
@@ -42701,6 +43559,7 @@
           <w:p>
             <w:pPr>
               <w:pStyle w:val="MDPI42tablebody"/>
+              <w:keepNext/>
               <w:suppressAutoHyphens/>
               <w:jc w:val="center"/>
             </w:pPr>
@@ -42711,13 +43570,17 @@
         </w:tc>
       </w:tr>
       <w:tr>
-        <w:tc>
-          <w:tcPr>
-            <w:vAlign w:val="center"/>
-          </w:tcPr>
-          <w:p>
-            <w:pPr>
-              <w:pStyle w:val="MDPI42tablebody"/>
+        <w:trPr>
+          <w:cantSplit/>
+        </w:trPr>
+        <w:tc>
+          <w:tcPr>
+            <w:vAlign w:val="center"/>
+          </w:tcPr>
+          <w:p>
+            <w:pPr>
+              <w:pStyle w:val="MDPI42tablebody"/>
+              <w:keepNext/>
               <w:suppressAutoHyphens/>
               <w:jc w:val="center"/>
             </w:pPr>
@@ -42733,6 +43596,7 @@
           <w:p>
             <w:pPr>
               <w:pStyle w:val="MDPI42tablebody"/>
+              <w:keepNext/>
               <w:suppressAutoHyphens/>
               <w:jc w:val="center"/>
             </w:pPr>
@@ -42759,6 +43623,7 @@
           <w:p>
             <w:pPr>
               <w:pStyle w:val="MDPI42tablebody"/>
+              <w:keepNext/>
               <w:suppressAutoHyphens/>
               <w:jc w:val="center"/>
             </w:pPr>
@@ -42774,6 +43639,7 @@
           <w:p>
             <w:pPr>
               <w:pStyle w:val="MDPI42tablebody"/>
+              <w:keepNext/>
               <w:suppressAutoHyphens/>
               <w:jc w:val="center"/>
             </w:pPr>
@@ -42800,6 +43666,7 @@
           <w:p>
             <w:pPr>
               <w:pStyle w:val="MDPI42tablebody"/>
+              <w:keepNext/>
               <w:suppressAutoHyphens/>
               <w:jc w:val="center"/>
             </w:pPr>
@@ -42826,6 +43693,7 @@
           <w:p>
             <w:pPr>
               <w:pStyle w:val="MDPI42tablebody"/>
+              <w:keepNext/>
               <w:suppressAutoHyphens/>
               <w:jc w:val="center"/>
             </w:pPr>
@@ -42836,13 +43704,17 @@
         </w:tc>
       </w:tr>
       <w:tr>
-        <w:tc>
-          <w:tcPr>
-            <w:vAlign w:val="center"/>
-          </w:tcPr>
-          <w:p>
-            <w:pPr>
-              <w:pStyle w:val="MDPI42tablebody"/>
+        <w:trPr>
+          <w:cantSplit/>
+        </w:trPr>
+        <w:tc>
+          <w:tcPr>
+            <w:vAlign w:val="center"/>
+          </w:tcPr>
+          <w:p>
+            <w:pPr>
+              <w:pStyle w:val="MDPI42tablebody"/>
+              <w:keepNext/>
               <w:suppressAutoHyphens/>
               <w:jc w:val="center"/>
             </w:pPr>
@@ -42858,6 +43730,7 @@
           <w:p>
             <w:pPr>
               <w:pStyle w:val="MDPI42tablebody"/>
+              <w:keepNext/>
               <w:suppressAutoHyphens/>
               <w:jc w:val="center"/>
             </w:pPr>
@@ -42884,6 +43757,7 @@
           <w:p>
             <w:pPr>
               <w:pStyle w:val="MDPI42tablebody"/>
+              <w:keepNext/>
               <w:suppressAutoHyphens/>
               <w:jc w:val="center"/>
             </w:pPr>
@@ -42899,6 +43773,7 @@
           <w:p>
             <w:pPr>
               <w:pStyle w:val="MDPI42tablebody"/>
+              <w:keepNext/>
               <w:suppressAutoHyphens/>
               <w:jc w:val="center"/>
             </w:pPr>
@@ -42925,6 +43800,7 @@
           <w:p>
             <w:pPr>
               <w:pStyle w:val="MDPI42tablebody"/>
+              <w:keepNext/>
               <w:suppressAutoHyphens/>
               <w:jc w:val="center"/>
             </w:pPr>
@@ -42951,6 +43827,7 @@
           <w:p>
             <w:pPr>
               <w:pStyle w:val="MDPI42tablebody"/>
+              <w:keepNext/>
               <w:suppressAutoHyphens/>
               <w:jc w:val="center"/>
             </w:pPr>
@@ -42961,13 +43838,17 @@
         </w:tc>
       </w:tr>
       <w:tr>
-        <w:tc>
-          <w:tcPr>
-            <w:vAlign w:val="center"/>
-          </w:tcPr>
-          <w:p>
-            <w:pPr>
-              <w:pStyle w:val="MDPI42tablebody"/>
+        <w:trPr>
+          <w:cantSplit/>
+        </w:trPr>
+        <w:tc>
+          <w:tcPr>
+            <w:vAlign w:val="center"/>
+          </w:tcPr>
+          <w:p>
+            <w:pPr>
+              <w:pStyle w:val="MDPI42tablebody"/>
+              <w:keepNext/>
               <w:suppressAutoHyphens/>
               <w:jc w:val="center"/>
             </w:pPr>
@@ -42983,6 +43864,7 @@
           <w:p>
             <w:pPr>
               <w:pStyle w:val="MDPI42tablebody"/>
+              <w:keepNext/>
               <w:suppressAutoHyphens/>
               <w:jc w:val="center"/>
             </w:pPr>
@@ -43009,6 +43891,7 @@
           <w:p>
             <w:pPr>
               <w:pStyle w:val="MDPI42tablebody"/>
+              <w:keepNext/>
               <w:suppressAutoHyphens/>
               <w:jc w:val="center"/>
             </w:pPr>
@@ -43024,6 +43907,7 @@
           <w:p>
             <w:pPr>
               <w:pStyle w:val="MDPI42tablebody"/>
+              <w:keepNext/>
               <w:suppressAutoHyphens/>
               <w:jc w:val="center"/>
             </w:pPr>
@@ -43050,6 +43934,7 @@
           <w:p>
             <w:pPr>
               <w:pStyle w:val="MDPI42tablebody"/>
+              <w:keepNext/>
               <w:suppressAutoHyphens/>
               <w:jc w:val="center"/>
             </w:pPr>
@@ -43076,6 +43961,7 @@
           <w:p>
             <w:pPr>
               <w:pStyle w:val="MDPI42tablebody"/>
+              <w:keepNext/>
               <w:suppressAutoHyphens/>
               <w:jc w:val="center"/>
             </w:pPr>
@@ -43086,13 +43972,17 @@
         </w:tc>
       </w:tr>
       <w:tr>
-        <w:tc>
-          <w:tcPr>
-            <w:vAlign w:val="center"/>
-          </w:tcPr>
-          <w:p>
-            <w:pPr>
-              <w:pStyle w:val="MDPI42tablebody"/>
+        <w:trPr>
+          <w:cantSplit/>
+        </w:trPr>
+        <w:tc>
+          <w:tcPr>
+            <w:vAlign w:val="center"/>
+          </w:tcPr>
+          <w:p>
+            <w:pPr>
+              <w:pStyle w:val="MDPI42tablebody"/>
+              <w:keepNext w:val="0"/>
               <w:suppressAutoHyphens/>
               <w:jc w:val="center"/>
             </w:pPr>
@@ -43108,6 +43998,7 @@
           <w:p>
             <w:pPr>
               <w:pStyle w:val="MDPI42tablebody"/>
+              <w:keepNext w:val="0"/>
               <w:suppressAutoHyphens/>
               <w:jc w:val="center"/>
             </w:pPr>
@@ -43123,6 +44014,7 @@
           <w:p>
             <w:pPr>
               <w:pStyle w:val="MDPI42tablebody"/>
+              <w:keepNext w:val="0"/>
               <w:suppressAutoHyphens/>
               <w:jc w:val="center"/>
             </w:pPr>
@@ -43138,6 +44030,7 @@
           <w:p>
             <w:pPr>
               <w:pStyle w:val="MDPI42tablebody"/>
+              <w:keepNext w:val="0"/>
               <w:suppressAutoHyphens/>
               <w:jc w:val="center"/>
             </w:pPr>
@@ -43153,6 +44046,7 @@
           <w:p>
             <w:pPr>
               <w:pStyle w:val="MDPI42tablebody"/>
+              <w:keepNext w:val="0"/>
               <w:suppressAutoHyphens/>
               <w:jc w:val="center"/>
             </w:pPr>
@@ -43168,6 +44062,7 @@
           <w:p>
             <w:pPr>
               <w:pStyle w:val="MDPI42tablebody"/>
+              <w:keepNext w:val="0"/>
               <w:suppressAutoHyphens/>
               <w:jc w:val="center"/>
             </w:pPr>
@@ -43183,6 +44078,7 @@
     <w:p>
       <w:pPr>
         <w:pStyle w:val="MDPI52figure"/>
+        <w:keepNext/>
       </w:pPr>
       <w:r>
         <w:drawing>
@@ -43230,6 +44126,7 @@
     <w:p>
       <w:pPr>
         <w:pStyle w:val="MDPI51figurecaption"/>
+        <w:keepLines/>
       </w:pPr>
       <w:r>
         <w:rPr>
@@ -43346,6 +44243,8 @@
     <w:p>
       <w:pPr>
         <w:pStyle w:val="MDPI21heading1"/>
+        <w:keepNext/>
+        <w:keepLines/>
       </w:pPr>
       <w:r>
         <w:t xml:space="preserve">4. </w:t>
@@ -43358,6 +44257,8 @@
     <w:p>
       <w:pPr>
         <w:pStyle w:val="MDPI22heading2"/>
+        <w:keepNext/>
+        <w:keepLines/>
       </w:pPr>
       <w:r>
         <w:t xml:space="preserve">4.1. </w:t>
@@ -45764,6 +46665,8 @@
     <w:p>
       <w:pPr>
         <w:pStyle w:val="MDPI22heading2"/>
+        <w:keepNext/>
+        <w:keepLines/>
       </w:pPr>
       <w:r>
         <w:t xml:space="preserve">4.2. </w:t>
@@ -46356,6 +47259,8 @@
     <w:p>
       <w:pPr>
         <w:pStyle w:val="MDPI22heading2"/>
+        <w:keepNext/>
+        <w:keepLines/>
       </w:pPr>
       <w:r>
         <w:t xml:space="preserve">4.3. </w:t>
@@ -46788,6 +47693,8 @@
     <w:p>
       <w:pPr>
         <w:pStyle w:val="MDPI22heading2"/>
+        <w:keepNext/>
+        <w:keepLines/>
       </w:pPr>
       <w:r>
         <w:t xml:space="preserve">4.4. </w:t>
@@ -47429,6 +48336,8 @@
     <w:p>
       <w:pPr>
         <w:pStyle w:val="MDPI22heading2"/>
+        <w:keepNext/>
+        <w:keepLines/>
       </w:pPr>
       <w:r>
         <w:t xml:space="preserve">4.5. </w:t>
@@ -47824,6 +48733,8 @@
     <w:p>
       <w:pPr>
         <w:pStyle w:val="MDPI22heading2"/>
+        <w:keepNext/>
+        <w:keepLines/>
       </w:pPr>
       <w:r>
         <w:t xml:space="preserve">4.6. </w:t>
@@ -49914,6 +50825,8 @@
     <w:p>
       <w:pPr>
         <w:pStyle w:val="MDPI41tablecaption"/>
+        <w:keepNext/>
+        <w:keepLines/>
       </w:pPr>
       <w:r>
         <w:rPr>
@@ -50155,6 +51068,7 @@
       <w:tr>
         <w:trPr>
           <w:tblHeader/>
+          <w:cantSplit/>
         </w:trPr>
         <w:tc>
           <w:tcPr>
@@ -50268,6 +51182,9 @@
         </w:tc>
       </w:tr>
       <w:tr>
+        <w:trPr>
+          <w:cantSplit/>
+        </w:trPr>
         <w:tc>
           <w:tcPr>
             <w:vAlign w:val="center"/>
@@ -50363,6 +51280,9 @@
         </w:tc>
       </w:tr>
       <w:tr>
+        <w:trPr>
+          <w:cantSplit/>
+        </w:trPr>
         <w:tc>
           <w:tcPr>
             <w:gridSpan w:val="7"/>
@@ -50387,6 +51307,9 @@
         </w:tc>
       </w:tr>
       <w:tr>
+        <w:trPr>
+          <w:cantSplit/>
+        </w:trPr>
         <w:tc>
           <w:tcPr>
             <w:vAlign w:val="center"/>
@@ -50516,6 +51439,9 @@
         </w:tc>
       </w:tr>
       <w:tr>
+        <w:trPr>
+          <w:cantSplit/>
+        </w:trPr>
         <w:tc>
           <w:tcPr>
             <w:vAlign w:val="center"/>
@@ -50623,6 +51549,9 @@
         </w:tc>
       </w:tr>
       <w:tr>
+        <w:trPr>
+          <w:cantSplit/>
+        </w:trPr>
         <w:tc>
           <w:tcPr>
             <w:vAlign w:val="center"/>
@@ -50734,6 +51663,9 @@
         </w:tc>
       </w:tr>
       <w:tr>
+        <w:trPr>
+          <w:cantSplit/>
+        </w:trPr>
         <w:tc>
           <w:tcPr>
             <w:gridSpan w:val="7"/>
@@ -50758,6 +51690,9 @@
         </w:tc>
       </w:tr>
       <w:tr>
+        <w:trPr>
+          <w:cantSplit/>
+        </w:trPr>
         <w:tc>
           <w:tcPr>
             <w:vAlign w:val="center"/>
@@ -50887,6 +51822,9 @@
         </w:tc>
       </w:tr>
       <w:tr>
+        <w:trPr>
+          <w:cantSplit/>
+        </w:trPr>
         <w:tc>
           <w:tcPr>
             <w:vAlign w:val="center"/>
@@ -50994,6 +51932,9 @@
         </w:tc>
       </w:tr>
       <w:tr>
+        <w:trPr>
+          <w:cantSplit/>
+        </w:trPr>
         <w:tc>
           <w:tcPr>
             <w:vAlign w:val="center"/>
@@ -51111,6 +52052,8 @@
     <w:p>
       <w:pPr>
         <w:pStyle w:val="MDPI41tablecaption"/>
+        <w:keepNext/>
+        <w:keepLines/>
       </w:pPr>
       <w:r>
         <w:rPr>
@@ -51144,6 +52087,7 @@
       <w:tr>
         <w:trPr>
           <w:tblHeader w:val="on"/>
+          <w:cantSplit/>
         </w:trPr>
         <w:tc>
           <w:tcPr>
@@ -51152,6 +52096,7 @@
           <w:p>
             <w:pPr>
               <w:pStyle w:val="MDPI42tablebody"/>
+              <w:keepNext/>
               <w:suppressAutoHyphens/>
               <w:jc w:val="left"/>
             </w:pPr>
@@ -51164,6 +52109,7 @@
           <w:p>
             <w:pPr>
               <w:pStyle w:val="MDPI42tablebody"/>
+              <w:keepNext/>
               <w:suppressAutoHyphens/>
               <w:jc w:val="left"/>
             </w:pPr>
@@ -51186,6 +52132,7 @@
           <w:p>
             <w:pPr>
               <w:pStyle w:val="MDPI42tablebody"/>
+              <w:keepNext/>
               <w:suppressAutoHyphens/>
               <w:jc w:val="left"/>
             </w:pPr>
@@ -51203,6 +52150,9 @@
         </w:tc>
       </w:tr>
       <w:tr>
+        <w:trPr>
+          <w:cantSplit/>
+        </w:trPr>
         <w:tc>
           <w:tcPr>
             <w:vAlign w:val="top"/>
@@ -51210,6 +52160,7 @@
           <w:p>
             <w:pPr>
               <w:pStyle w:val="MDPI42tablebody"/>
+              <w:keepNext/>
               <w:suppressAutoHyphens/>
               <w:spacing w:after="40"/>
               <w:jc w:val="left"/>
@@ -51226,6 +52177,7 @@
           <w:p>
             <w:pPr>
               <w:pStyle w:val="MDPI42tablebody"/>
+              <w:keepNext/>
               <w:suppressAutoHyphens/>
               <w:spacing w:after="40"/>
               <w:jc w:val="left"/>
@@ -51242,6 +52194,7 @@
           <w:p>
             <w:pPr>
               <w:pStyle w:val="MDPI42tablebody"/>
+              <w:keepNext/>
               <w:suppressAutoHyphens/>
               <w:spacing w:after="40"/>
               <w:jc w:val="left"/>
@@ -51328,6 +52281,9 @@
         </w:tc>
       </w:tr>
       <w:tr>
+        <w:trPr>
+          <w:cantSplit/>
+        </w:trPr>
         <w:tc>
           <w:tcPr>
             <w:vAlign w:val="top"/>
@@ -51335,6 +52291,7 @@
           <w:p>
             <w:pPr>
               <w:pStyle w:val="MDPI42tablebody"/>
+              <w:keepNext/>
               <w:suppressAutoHyphens/>
               <w:spacing w:after="40"/>
               <w:jc w:val="left"/>
@@ -51351,6 +52308,7 @@
           <w:p>
             <w:pPr>
               <w:pStyle w:val="MDPI42tablebody"/>
+              <w:keepNext/>
               <w:suppressAutoHyphens/>
               <w:spacing w:after="40"/>
               <w:jc w:val="left"/>
@@ -51367,6 +52325,7 @@
           <w:p>
             <w:pPr>
               <w:pStyle w:val="MDPI42tablebody"/>
+              <w:keepNext/>
               <w:suppressAutoHyphens/>
               <w:spacing w:after="40"/>
               <w:jc w:val="left"/>
@@ -51431,6 +52390,9 @@
         </w:tc>
       </w:tr>
       <w:tr>
+        <w:trPr>
+          <w:cantSplit/>
+        </w:trPr>
         <w:tc>
           <w:tcPr>
             <w:vAlign w:val="top"/>
@@ -51438,6 +52400,7 @@
           <w:p>
             <w:pPr>
               <w:pStyle w:val="MDPI42tablebody"/>
+              <w:keepNext/>
               <w:suppressAutoHyphens/>
               <w:spacing w:after="40"/>
               <w:jc w:val="left"/>
@@ -51454,6 +52417,7 @@
           <w:p>
             <w:pPr>
               <w:pStyle w:val="MDPI42tablebody"/>
+              <w:keepNext/>
               <w:suppressAutoHyphens/>
               <w:spacing w:after="40"/>
               <w:jc w:val="left"/>
@@ -51542,6 +52506,7 @@
           <w:p>
             <w:pPr>
               <w:pStyle w:val="MDPI42tablebody"/>
+              <w:keepNext/>
               <w:suppressAutoHyphens/>
               <w:spacing w:after="40"/>
               <w:jc w:val="left"/>
@@ -51623,6 +52588,9 @@
         </w:tc>
       </w:tr>
       <w:tr>
+        <w:trPr>
+          <w:cantSplit/>
+        </w:trPr>
         <w:tc>
           <w:tcPr>
             <w:vAlign w:val="top"/>
@@ -51630,6 +52598,7 @@
           <w:p>
             <w:pPr>
               <w:pStyle w:val="MDPI42tablebody"/>
+              <w:keepNext/>
               <w:suppressAutoHyphens/>
               <w:spacing w:after="40"/>
               <w:jc w:val="left"/>
@@ -51646,6 +52615,7 @@
           <w:p>
             <w:pPr>
               <w:pStyle w:val="MDPI42tablebody"/>
+              <w:keepNext/>
               <w:suppressAutoHyphens/>
               <w:spacing w:after="40"/>
               <w:jc w:val="left"/>
@@ -51737,6 +52707,7 @@
           <w:p>
             <w:pPr>
               <w:pStyle w:val="MDPI42tablebody"/>
+              <w:keepNext/>
               <w:suppressAutoHyphens/>
               <w:spacing w:after="40"/>
               <w:jc w:val="left"/>
@@ -51806,6 +52777,9 @@
         </w:tc>
       </w:tr>
       <w:tr>
+        <w:trPr>
+          <w:cantSplit/>
+        </w:trPr>
         <w:tc>
           <w:tcPr>
             <w:vAlign w:val="top"/>
@@ -51813,6 +52787,7 @@
           <w:p>
             <w:pPr>
               <w:pStyle w:val="MDPI42tablebody"/>
+              <w:keepNext w:val="0"/>
               <w:suppressAutoHyphens/>
               <w:spacing w:after="40"/>
               <w:jc w:val="left"/>
@@ -51829,6 +52804,7 @@
           <w:p>
             <w:pPr>
               <w:pStyle w:val="MDPI42tablebody"/>
+              <w:keepNext w:val="0"/>
               <w:suppressAutoHyphens/>
               <w:spacing w:after="40"/>
               <w:jc w:val="left"/>
@@ -51845,6 +52821,7 @@
           <w:p>
             <w:pPr>
               <w:pStyle w:val="MDPI42tablebody"/>
+              <w:keepNext w:val="0"/>
               <w:suppressAutoHyphens/>
               <w:spacing w:after="40"/>
               <w:jc w:val="left"/>
@@ -51918,6 +52895,7 @@
     <w:p>
       <w:pPr>
         <w:pStyle w:val="MDPI52figure"/>
+        <w:keepNext/>
       </w:pPr>
       <w:r>
         <w:drawing>
@@ -51965,6 +52943,7 @@
     <w:p>
       <w:pPr>
         <w:pStyle w:val="MDPI51figurecaption"/>
+        <w:keepLines/>
       </w:pPr>
       <w:r>
         <w:rPr>
@@ -52051,6 +53030,8 @@
     <w:p>
       <w:pPr>
         <w:pStyle w:val="MDPI21heading1"/>
+        <w:keepNext/>
+        <w:keepLines/>
       </w:pPr>
       <w:r>
         <w:t xml:space="preserve">5. </w:t>
@@ -53340,6 +54321,8 @@
     <w:p>
       <w:pPr>
         <w:pStyle w:val="MDPI41tablecaption"/>
+        <w:keepNext/>
+        <w:keepLines/>
       </w:pPr>
       <w:r>
         <w:rPr>
@@ -53375,7 +54358,7 @@
         <w:t xml:space="preserve"> </w:t>
       </w:r>
       <w:r>
-        <w:t xml:space="preserve">archived replication package. EPI is the</w:t>
+        <w:t xml:space="preserve">public replication tree. EPI is the</w:t>
       </w:r>
       <w:r>
         <w:t xml:space="preserve"> </w:t>
@@ -53426,6 +54409,7 @@
       <w:tr>
         <w:trPr>
           <w:tblHeader w:val="on"/>
+          <w:cantSplit/>
         </w:trPr>
         <w:tc>
           <w:tcPr>
@@ -53474,6 +54458,9 @@
         </w:tc>
       </w:tr>
       <w:tr>
+        <w:trPr>
+          <w:cantSplit/>
+        </w:trPr>
         <w:tc>
           <w:tcPr>
             <w:gridSpan w:val="3"/>
@@ -53527,6 +54514,9 @@
         </w:tc>
       </w:tr>
       <w:tr>
+        <w:trPr>
+          <w:cantSplit/>
+        </w:trPr>
         <w:tc>
           <w:tcPr>
             <w:vAlign w:val="top"/>
@@ -53606,6 +54596,9 @@
         </w:tc>
       </w:tr>
       <w:tr>
+        <w:trPr>
+          <w:cantSplit/>
+        </w:trPr>
         <w:tc>
           <w:tcPr>
             <w:vAlign w:val="top"/>
@@ -53656,6 +54649,9 @@
         </w:tc>
       </w:tr>
       <w:tr>
+        <w:trPr>
+          <w:cantSplit/>
+        </w:trPr>
         <w:tc>
           <w:tcPr>
             <w:vAlign w:val="top"/>
@@ -53706,6 +54702,9 @@
         </w:tc>
       </w:tr>
       <w:tr>
+        <w:trPr>
+          <w:cantSplit/>
+        </w:trPr>
         <w:tc>
           <w:tcPr>
             <w:vAlign w:val="top"/>
@@ -53764,6 +54763,9 @@
         </w:tc>
       </w:tr>
       <w:tr>
+        <w:trPr>
+          <w:cantSplit/>
+        </w:trPr>
         <w:tc>
           <w:tcPr>
             <w:vAlign w:val="top"/>
@@ -53814,6 +54816,9 @@
         </w:tc>
       </w:tr>
       <w:tr>
+        <w:trPr>
+          <w:cantSplit/>
+        </w:trPr>
         <w:tc>
           <w:tcPr>
             <w:gridSpan w:val="3"/>
@@ -53867,6 +54872,9 @@
         </w:tc>
       </w:tr>
       <w:tr>
+        <w:trPr>
+          <w:cantSplit/>
+        </w:trPr>
         <w:tc>
           <w:tcPr>
             <w:vAlign w:val="top"/>
@@ -54003,6 +55011,9 @@
         </w:tc>
       </w:tr>
       <w:tr>
+        <w:trPr>
+          <w:cantSplit/>
+        </w:trPr>
         <w:tc>
           <w:tcPr>
             <w:vAlign w:val="top"/>
@@ -54067,6 +55078,9 @@
         </w:tc>
       </w:tr>
       <w:tr>
+        <w:trPr>
+          <w:cantSplit/>
+        </w:trPr>
         <w:tc>
           <w:tcPr>
             <w:vAlign w:val="top"/>
@@ -54168,6 +55182,9 @@
         </w:tc>
       </w:tr>
       <w:tr>
+        <w:trPr>
+          <w:cantSplit/>
+        </w:trPr>
         <w:tc>
           <w:tcPr>
             <w:gridSpan w:val="3"/>
@@ -54215,6 +55232,9 @@
         </w:tc>
       </w:tr>
       <w:tr>
+        <w:trPr>
+          <w:cantSplit/>
+        </w:trPr>
         <w:tc>
           <w:tcPr>
             <w:vAlign w:val="top"/>
@@ -54311,6 +55331,9 @@
         </w:tc>
       </w:tr>
       <w:tr>
+        <w:trPr>
+          <w:cantSplit/>
+        </w:trPr>
         <w:tc>
           <w:tcPr>
             <w:vAlign w:val="top"/>
@@ -54407,6 +55430,9 @@
         </w:tc>
       </w:tr>
       <w:tr>
+        <w:trPr>
+          <w:cantSplit/>
+        </w:trPr>
         <w:tc>
           <w:tcPr>
             <w:vAlign w:val="top"/>
@@ -54507,6 +55533,9 @@
         </w:tc>
       </w:tr>
       <w:tr>
+        <w:trPr>
+          <w:cantSplit/>
+        </w:trPr>
         <w:tc>
           <w:tcPr>
             <w:vAlign w:val="top"/>
@@ -54628,6 +55657,9 @@
         </w:tc>
       </w:tr>
       <w:tr>
+        <w:trPr>
+          <w:cantSplit/>
+        </w:trPr>
         <w:tc>
           <w:tcPr>
             <w:vAlign w:val="top"/>
@@ -54749,6 +55781,9 @@
         </w:tc>
       </w:tr>
       <w:tr>
+        <w:trPr>
+          <w:cantSplit/>
+        </w:trPr>
         <w:tc>
           <w:tcPr>
             <w:vAlign w:val="top"/>
@@ -54845,6 +55880,9 @@
         </w:tc>
       </w:tr>
       <w:tr>
+        <w:trPr>
+          <w:cantSplit/>
+        </w:trPr>
         <w:tc>
           <w:tcPr>
             <w:gridSpan w:val="3"/>
@@ -54892,6 +55930,9 @@
         </w:tc>
       </w:tr>
       <w:tr>
+        <w:trPr>
+          <w:cantSplit/>
+        </w:trPr>
         <w:tc>
           <w:tcPr>
             <w:vAlign w:val="top"/>
@@ -54988,6 +56029,9 @@
         </w:tc>
       </w:tr>
       <w:tr>
+        <w:trPr>
+          <w:cantSplit/>
+        </w:trPr>
         <w:tc>
           <w:tcPr>
             <w:vAlign w:val="top"/>
@@ -55075,6 +56119,9 @@
         </w:tc>
       </w:tr>
       <w:tr>
+        <w:trPr>
+          <w:cantSplit/>
+        </w:trPr>
         <w:tc>
           <w:tcPr>
             <w:gridSpan w:val="3"/>
@@ -55099,6 +56146,9 @@
         </w:tc>
       </w:tr>
       <w:tr>
+        <w:trPr>
+          <w:cantSplit/>
+        </w:trPr>
         <w:tc>
           <w:tcPr>
             <w:vAlign w:val="top"/>
@@ -55186,6 +56236,9 @@
         </w:tc>
       </w:tr>
       <w:tr>
+        <w:trPr>
+          <w:cantSplit/>
+        </w:trPr>
         <w:tc>
           <w:tcPr>
             <w:vAlign w:val="top"/>
@@ -55341,6 +56394,9 @@
         </w:tc>
       </w:tr>
       <w:tr>
+        <w:trPr>
+          <w:cantSplit/>
+        </w:trPr>
         <w:tc>
           <w:tcPr>
             <w:vAlign w:val="top"/>
@@ -55472,6 +56528,9 @@
         </w:tc>
       </w:tr>
       <w:tr>
+        <w:trPr>
+          <w:cantSplit/>
+        </w:trPr>
         <w:tc>
           <w:tcPr>
             <w:vAlign w:val="top"/>
@@ -55884,6 +56943,7 @@
     <w:p>
       <w:pPr>
         <w:pStyle w:val="MDPI52figure"/>
+        <w:keepNext/>
       </w:pPr>
       <w:r>
         <w:drawing>
@@ -55931,6 +56991,7 @@
     <w:p>
       <w:pPr>
         <w:pStyle w:val="MDPI51figurecaption"/>
+        <w:keepLines/>
       </w:pPr>
       <w:r>
         <w:rPr>
@@ -56241,25 +57302,39 @@
         <w:t xml:space="preserve"> </w:t>
       </w:r>
       <w:r>
-        <w:t xml:space="preserve">[[REQUIRED BEFORE SUBMISSION: a public, citable location for this</w:t>
-      </w:r>
-      <w:r>
-        <w:t xml:space="preserve"> </w:t>
-      </w:r>
-      <w:r>
-        <w:t xml:space="preserve">tree – a repository URL and an archived release with a DOI (Zenodo, figshare or</w:t>
-      </w:r>
-      <w:r>
-        <w:t xml:space="preserve"> </w:t>
-      </w:r>
-      <w:r>
-        <w:t xml:space="preserve">equivalent). MDPI requires a link or an explicit statement of restriction; a path</w:t>
-      </w:r>
-      <w:r>
-        <w:t xml:space="preserve"> </w:t>
-      </w:r>
-      <w:r>
-        <w:t xml:space="preserve">inside a private repository is not sufficient.]]</w:t>
+        <w:t xml:space="preserve"/>
+      </w:r>
+      <w:r>
+        <w:t xml:space="preserve"/>
+      </w:r>
+      <w:r>
+        <w:t xml:space="preserve"/>
+      </w:r>
+      <w:r>
+        <w:t xml:space="preserve"/>
+      </w:r>
+      <w:r>
+        <w:t xml:space="preserve"/>
+      </w:r>
+      <w:r>
+        <w:t xml:space="preserve"/>
+      </w:r>
+      <w:r>
+        <w:t xml:space="preserve"/>
+      </w:r>
+      <w:r>
+        <w:t xml:space="preserve">The complete replication tree is openly available at </w:t>
+      </w:r>
+      <w:hyperlink r:id="rId1">
+        <w:r>
+          <w:rPr>
+            <w:rStyle w:val="Hyperlink"/>
+          </w:rPr>
+          <w:t>https://github.com/chernyaevantont-tech/greenhouse-control/tree/516e167920bd060a33c7a311d504ee54529c769b/own-article</w:t>
+        </w:r>
+      </w:hyperlink>
+      <w:r>
+        <w:t>, fixed to the commit identified in the URL.</w:t>
       </w:r>
     </w:p>
     <w:p>
@@ -56303,6 +57378,8 @@
     <w:p>
       <w:pPr>
         <w:pStyle w:val="MDPI21heading1"/>
+        <w:keepNext/>
+        <w:keepLines/>
       </w:pPr>
       <w:r>
         <w:t xml:space="preserve">References</w:t>
